--- a/Solitaire_Dossier_de_conception.docx
+++ b/Solitaire_Dossier_de_conception.docx
@@ -6,12 +6,14 @@
       <w:pPr>
         <w:pStyle w:val="Titre1"/>
         <w:rPr>
+          <w:rFonts w:cstheme="majorHAnsi"/>
           <w:lang w:val="fr-FR"/>
         </w:rPr>
       </w:pPr>
       <w:bookmarkStart w:id="0" w:name="solitaire-dossier-de-conception"/>
       <w:r>
         <w:rPr>
+          <w:rFonts w:cstheme="majorHAnsi"/>
           <w:lang w:val="fr-FR"/>
         </w:rPr>
         <w:t>Solitaire — Dossier de conception</w:t>
@@ -21,11 +23,13 @@
       <w:pPr>
         <w:pStyle w:val="FirstParagraph"/>
         <w:rPr>
-          <w:lang w:val="fr-FR"/>
-        </w:rPr>
-      </w:pPr>
-      <w:r>
-        <w:rPr>
+          <w:rFonts w:asciiTheme="majorHAnsi" w:hAnsiTheme="majorHAnsi" w:cstheme="majorHAnsi"/>
+          <w:lang w:val="fr-FR"/>
+        </w:rPr>
+      </w:pPr>
+      <w:r>
+        <w:rPr>
+          <w:rFonts w:asciiTheme="majorHAnsi" w:hAnsiTheme="majorHAnsi" w:cstheme="majorHAnsi"/>
           <w:lang w:val="fr-FR"/>
         </w:rPr>
         <w:t>Marc-Chazarenc Adrien</w:t>
@@ -34,29 +38,31 @@
     <w:p>
       <w:pPr>
         <w:pStyle w:val="Corpsdetexte"/>
-      </w:pPr>
-      <w:proofErr w:type="spellStart"/>
-      <w:r>
-        <w:t>Djimi-Tchamen</w:t>
-      </w:r>
-      <w:proofErr w:type="spellEnd"/>
-      <w:r>
-        <w:t xml:space="preserve"> </w:t>
-      </w:r>
-      <w:r>
-        <w:t>Kelby</w:t>
+        <w:rPr>
+          <w:rFonts w:asciiTheme="majorHAnsi" w:hAnsiTheme="majorHAnsi" w:cstheme="majorHAnsi"/>
+          <w:lang w:val="fr-FR"/>
+        </w:rPr>
+      </w:pPr>
+      <w:r>
+        <w:rPr>
+          <w:rFonts w:asciiTheme="majorHAnsi" w:hAnsiTheme="majorHAnsi" w:cstheme="majorHAnsi"/>
+          <w:lang w:val="fr-FR"/>
+        </w:rPr>
+        <w:t xml:space="preserve">Djimi-Tchamen Kelby</w:t>
       </w:r>
     </w:p>
     <w:p>
       <w:pPr>
         <w:pStyle w:val="Titre2"/>
         <w:rPr>
+          <w:rFonts w:cstheme="majorHAnsi"/>
           <w:lang w:val="fr-FR"/>
         </w:rPr>
       </w:pPr>
       <w:bookmarkStart w:id="1" w:name="structures-de-données"/>
       <w:r>
         <w:rPr>
+          <w:rFonts w:cstheme="majorHAnsi"/>
           <w:lang w:val="fr-FR"/>
         </w:rPr>
         <w:t>1. Structures de données</w:t>
@@ -66,11 +72,13 @@
       <w:pPr>
         <w:pStyle w:val="FirstParagraph"/>
         <w:rPr>
-          <w:lang w:val="fr-FR"/>
-        </w:rPr>
-      </w:pPr>
-      <w:r>
-        <w:rPr>
+          <w:rFonts w:asciiTheme="majorHAnsi" w:hAnsiTheme="majorHAnsi" w:cstheme="majorHAnsi"/>
+          <w:lang w:val="fr-FR"/>
+        </w:rPr>
+      </w:pPr>
+      <w:r>
+        <w:rPr>
+          <w:rFonts w:asciiTheme="majorHAnsi" w:hAnsiTheme="majorHAnsi" w:cstheme="majorHAnsi"/>
           <w:lang w:val="fr-FR"/>
         </w:rPr>
         <w:t>La partie est enregistrée dans un dictionnaire partie.</w:t>
@@ -79,44 +87,34 @@
     <w:p>
       <w:pPr>
         <w:pStyle w:val="Corpsdetexte"/>
-      </w:pPr>
-      <w:r>
-        <w:rPr>
+        <w:rPr>
+          <w:rFonts w:asciiTheme="majorHAnsi" w:hAnsiTheme="majorHAnsi" w:cstheme="majorHAnsi"/>
+        </w:rPr>
+      </w:pPr>
+      <w:r>
+        <w:rPr>
+          <w:rFonts w:asciiTheme="majorHAnsi" w:hAnsiTheme="majorHAnsi" w:cstheme="majorHAnsi"/>
           <w:lang w:val="fr-FR"/>
         </w:rPr>
         <w:t xml:space="preserve">Ce dictionnaire contient des listes (pioche, défausse, colonnes) et un sous-dictionnaire (fondations). </w:t>
       </w:r>
-      <w:proofErr w:type="spellStart"/>
-      <w:r>
-        <w:t>Chaque</w:t>
-      </w:r>
-      <w:proofErr w:type="spellEnd"/>
-      <w:r>
-        <w:t xml:space="preserve"> carte </w:t>
-      </w:r>
-      <w:proofErr w:type="spellStart"/>
-      <w:r>
-        <w:t>est</w:t>
-      </w:r>
-      <w:proofErr w:type="spellEnd"/>
-      <w:r>
-        <w:t xml:space="preserve"> </w:t>
-      </w:r>
-      <w:proofErr w:type="spellStart"/>
-      <w:r>
-        <w:t>une</w:t>
-      </w:r>
-      <w:proofErr w:type="spellEnd"/>
-      <w:r>
-        <w:t xml:space="preserve"> liste [valeur, famille].</w:t>
+      <w:r>
+        <w:rPr>
+          <w:rFonts w:asciiTheme="majorHAnsi" w:hAnsiTheme="majorHAnsi" w:cstheme="majorHAnsi"/>
+        </w:rPr>
+        <w:t xml:space="preserve">Chaque carte est une liste [valeur, famille].</w:t>
       </w:r>
     </w:p>
     <w:p>
       <w:pPr>
         <w:pStyle w:val="Corpsdetexte"/>
-      </w:pPr>
-      <w:r>
-        <w:rPr>
+        <w:rPr>
+          <w:rFonts w:asciiTheme="majorHAnsi" w:hAnsiTheme="majorHAnsi" w:cstheme="majorHAnsi"/>
+        </w:rPr>
+      </w:pPr>
+      <w:r>
+        <w:rPr>
+          <w:rFonts w:asciiTheme="majorHAnsi" w:hAnsiTheme="majorHAnsi" w:cstheme="majorHAnsi"/>
           <w:noProof/>
         </w:rPr>
         <w:drawing>
@@ -166,14 +164,16 @@
       <w:pPr>
         <w:pStyle w:val="Corpsdetexte"/>
         <w:rPr>
-          <w:lang w:val="fr-FR"/>
-        </w:rPr>
-      </w:pPr>
-      <w:r>
-        <w:rPr>
-          <w:lang w:val="fr-FR"/>
-        </w:rPr>
-        <w:t>Le dictionnaire partie est la racine ; toutes les piles contiennent des cartes du même format.</w:t>
+          <w:rFonts w:asciiTheme="majorHAnsi" w:hAnsiTheme="majorHAnsi" w:cstheme="majorHAnsi"/>
+          <w:lang w:val="fr-FR"/>
+        </w:rPr>
+      </w:pPr>
+      <w:r>
+        <w:rPr>
+          <w:rFonts w:asciiTheme="majorHAnsi" w:hAnsiTheme="majorHAnsi" w:cstheme="majorHAnsi"/>
+          <w:lang w:val="fr-FR"/>
+        </w:rPr>
+        <w:t xml:space="preserve">Le dictionnaire partie va contenir touts les éléments du jeu</w:t>
       </w:r>
     </w:p>
     <w:tbl>
@@ -191,10 +191,10 @@
         <w:tblLook w:val="0020" w:firstRow="1" w:lastRow="0" w:firstColumn="0" w:lastColumn="0" w:noHBand="0" w:noVBand="0"/>
       </w:tblPr>
       <w:tblGrid>
-        <w:gridCol w:w="1369"/>
-        <w:gridCol w:w="2015"/>
-        <w:gridCol w:w="2328"/>
-        <w:gridCol w:w="4142"/>
+        <w:gridCol w:w="1303"/>
+        <w:gridCol w:w="1998"/>
+        <w:gridCol w:w="2330"/>
+        <w:gridCol w:w="4223"/>
       </w:tblGrid>
       <w:tr>
         <w:trPr>
@@ -208,27 +208,33 @@
           <w:p>
             <w:pPr>
               <w:pStyle w:val="Compact"/>
-            </w:pPr>
-            <w:proofErr w:type="spellStart"/>
-            <w:r>
-              <w:rPr>
+              <w:rPr>
+                <w:rFonts w:asciiTheme="majorHAnsi" w:hAnsiTheme="majorHAnsi" w:cstheme="majorHAnsi"/>
+              </w:rPr>
+            </w:pPr>
+            <w:r>
+              <w:rPr>
+                <w:rFonts w:asciiTheme="majorHAnsi" w:hAnsiTheme="majorHAnsi" w:cstheme="majorHAnsi"/>
                 <w:b/>
               </w:rPr>
               <w:t>Élément</w:t>
             </w:r>
-            <w:proofErr w:type="spellEnd"/>
-          </w:p>
-        </w:tc>
-        <w:tc>
-          <w:tcPr>
-            <w:tcW w:w="0" w:type="auto"/>
-          </w:tcPr>
-          <w:p>
-            <w:pPr>
-              <w:pStyle w:val="Compact"/>
-            </w:pPr>
-            <w:r>
-              <w:rPr>
+          </w:p>
+        </w:tc>
+        <w:tc>
+          <w:tcPr>
+            <w:tcW w:w="0" w:type="auto"/>
+          </w:tcPr>
+          <w:p>
+            <w:pPr>
+              <w:pStyle w:val="Compact"/>
+              <w:rPr>
+                <w:rFonts w:asciiTheme="majorHAnsi" w:hAnsiTheme="majorHAnsi" w:cstheme="majorHAnsi"/>
+              </w:rPr>
+            </w:pPr>
+            <w:r>
+              <w:rPr>
+                <w:rFonts w:asciiTheme="majorHAnsi" w:hAnsiTheme="majorHAnsi" w:cstheme="majorHAnsi"/>
                 <w:b/>
               </w:rPr>
               <w:t>Structure Python</w:t>
@@ -242,9 +248,13 @@
           <w:p>
             <w:pPr>
               <w:pStyle w:val="Compact"/>
-            </w:pPr>
-            <w:r>
-              <w:rPr>
+              <w:rPr>
+                <w:rFonts w:asciiTheme="majorHAnsi" w:hAnsiTheme="majorHAnsi" w:cstheme="majorHAnsi"/>
+              </w:rPr>
+            </w:pPr>
+            <w:r>
+              <w:rPr>
+                <w:rFonts w:asciiTheme="majorHAnsi" w:hAnsiTheme="majorHAnsi" w:cstheme="majorHAnsi"/>
                 <w:b/>
               </w:rPr>
               <w:t>Exemple</w:t>
@@ -258,9 +268,13 @@
           <w:p>
             <w:pPr>
               <w:pStyle w:val="Compact"/>
-            </w:pPr>
-            <w:r>
-              <w:rPr>
+              <w:rPr>
+                <w:rFonts w:asciiTheme="majorHAnsi" w:hAnsiTheme="majorHAnsi" w:cstheme="majorHAnsi"/>
+              </w:rPr>
+            </w:pPr>
+            <w:r>
+              <w:rPr>
+                <w:rFonts w:asciiTheme="majorHAnsi" w:hAnsiTheme="majorHAnsi" w:cstheme="majorHAnsi"/>
                 <w:b/>
               </w:rPr>
               <w:t>Pourquoi ce choix</w:t>
@@ -276,8 +290,14 @@
           <w:p>
             <w:pPr>
               <w:pStyle w:val="Compact"/>
-            </w:pPr>
-            <w:r>
+              <w:rPr>
+                <w:rFonts w:asciiTheme="majorHAnsi" w:hAnsiTheme="majorHAnsi" w:cstheme="majorHAnsi"/>
+              </w:rPr>
+            </w:pPr>
+            <w:r>
+              <w:rPr>
+                <w:rFonts w:asciiTheme="majorHAnsi" w:hAnsiTheme="majorHAnsi" w:cstheme="majorHAnsi"/>
+              </w:rPr>
               <w:t>Carte</w:t>
             </w:r>
           </w:p>
@@ -289,8 +309,14 @@
           <w:p>
             <w:pPr>
               <w:pStyle w:val="Compact"/>
-            </w:pPr>
-            <w:r>
+              <w:rPr>
+                <w:rFonts w:asciiTheme="majorHAnsi" w:hAnsiTheme="majorHAnsi" w:cstheme="majorHAnsi"/>
+              </w:rPr>
+            </w:pPr>
+            <w:r>
+              <w:rPr>
+                <w:rFonts w:asciiTheme="majorHAnsi" w:hAnsiTheme="majorHAnsi" w:cstheme="majorHAnsi"/>
+              </w:rPr>
               <w:t>liste [valeur, famille]</w:t>
             </w:r>
           </w:p>
@@ -302,8 +328,14 @@
           <w:p>
             <w:pPr>
               <w:pStyle w:val="Compact"/>
-            </w:pPr>
-            <w:r>
+              <w:rPr>
+                <w:rFonts w:asciiTheme="majorHAnsi" w:hAnsiTheme="majorHAnsi" w:cstheme="majorHAnsi"/>
+              </w:rPr>
+            </w:pPr>
+            <w:r>
+              <w:rPr>
+                <w:rFonts w:asciiTheme="majorHAnsi" w:hAnsiTheme="majorHAnsi" w:cstheme="majorHAnsi"/>
+              </w:rPr>
               <w:t>[12, "coeur"]</w:t>
             </w:r>
           </w:p>
@@ -315,23 +347,22 @@
           <w:p>
             <w:pPr>
               <w:pStyle w:val="Compact"/>
-            </w:pPr>
-            <w:r>
-              <w:rPr>
+              <w:rPr>
+                <w:rFonts w:asciiTheme="majorHAnsi" w:hAnsiTheme="majorHAnsi" w:cstheme="majorHAnsi"/>
+              </w:rPr>
+            </w:pPr>
+            <w:r>
+              <w:rPr>
+                <w:rFonts w:asciiTheme="majorHAnsi" w:hAnsiTheme="majorHAnsi" w:cstheme="majorHAnsi"/>
                 <w:lang w:val="fr-FR"/>
               </w:rPr>
               <w:t xml:space="preserve">Le format JSON de la sauvegarde ne connaît pas les tuples : il les transforme en listes. Avec des listes partout, une carte rechargée reste égale (==) à la même carte saisie par le joueur. </w:t>
             </w:r>
             <w:r>
-              <w:t xml:space="preserve">Valeur </w:t>
-            </w:r>
-            <w:proofErr w:type="spellStart"/>
-            <w:r>
-              <w:t>entière</w:t>
-            </w:r>
-            <w:proofErr w:type="spellEnd"/>
-            <w:r>
-              <w:t xml:space="preserve"> de 1 (As) à 13 (Roi) pour comparer facilement.</w:t>
+              <w:rPr>
+                <w:rFonts w:asciiTheme="majorHAnsi" w:hAnsiTheme="majorHAnsi" w:cstheme="majorHAnsi"/>
+              </w:rPr>
+              <w:t xml:space="preserve">Valeur entière de 1 (As) à 13 (Roi) pour comparer facilement.</w:t>
             </w:r>
           </w:p>
         </w:tc>
@@ -344,8 +375,14 @@
           <w:p>
             <w:pPr>
               <w:pStyle w:val="Compact"/>
-            </w:pPr>
-            <w:r>
+              <w:rPr>
+                <w:rFonts w:asciiTheme="majorHAnsi" w:hAnsiTheme="majorHAnsi" w:cstheme="majorHAnsi"/>
+              </w:rPr>
+            </w:pPr>
+            <w:r>
+              <w:rPr>
+                <w:rFonts w:asciiTheme="majorHAnsi" w:hAnsiTheme="majorHAnsi" w:cstheme="majorHAnsi"/>
+              </w:rPr>
               <w:t>Pioche</w:t>
             </w:r>
           </w:p>
@@ -357,8 +394,14 @@
           <w:p>
             <w:pPr>
               <w:pStyle w:val="Compact"/>
-            </w:pPr>
-            <w:r>
+              <w:rPr>
+                <w:rFonts w:asciiTheme="majorHAnsi" w:hAnsiTheme="majorHAnsi" w:cstheme="majorHAnsi"/>
+              </w:rPr>
+            </w:pPr>
+            <w:r>
+              <w:rPr>
+                <w:rFonts w:asciiTheme="majorHAnsi" w:hAnsiTheme="majorHAnsi" w:cstheme="majorHAnsi"/>
+              </w:rPr>
               <w:t>liste de cartes</w:t>
             </w:r>
           </w:p>
@@ -370,8 +413,14 @@
           <w:p>
             <w:pPr>
               <w:pStyle w:val="Compact"/>
-            </w:pPr>
-            <w:r>
+              <w:rPr>
+                <w:rFonts w:asciiTheme="majorHAnsi" w:hAnsiTheme="majorHAnsi" w:cstheme="majorHAnsi"/>
+              </w:rPr>
+            </w:pPr>
+            <w:r>
+              <w:rPr>
+                <w:rFonts w:asciiTheme="majorHAnsi" w:hAnsiTheme="majorHAnsi" w:cstheme="majorHAnsi"/>
+              </w:rPr>
               <w:t>[[7, "trefle"], [1, "pique"]]</w:t>
             </w:r>
           </w:p>
@@ -384,55 +433,43 @@
             <w:pPr>
               <w:pStyle w:val="Compact"/>
               <w:rPr>
+                <w:rFonts w:asciiTheme="majorHAnsi" w:hAnsiTheme="majorHAnsi" w:cstheme="majorHAnsi"/>
                 <w:lang w:val="fr-FR"/>
               </w:rPr>
             </w:pPr>
             <w:r>
               <w:rPr>
+                <w:rFonts w:asciiTheme="majorHAnsi" w:hAnsiTheme="majorHAnsi" w:cstheme="majorHAnsi"/>
                 <w:lang w:val="fr-FR"/>
               </w:rPr>
               <w:t xml:space="preserve">Se comporte comme une pile : le dessus est la fin de la liste, </w:t>
             </w:r>
-            <w:proofErr w:type="gramStart"/>
             <w:r>
               <w:rPr>
                 <w:rStyle w:val="VerbatimChar"/>
+                <w:rFonts w:asciiTheme="majorHAnsi" w:hAnsiTheme="majorHAnsi" w:cstheme="majorHAnsi"/>
                 <w:lang w:val="fr-FR"/>
               </w:rPr>
-              <w:t>pop(</w:t>
-            </w:r>
-            <w:proofErr w:type="gramEnd"/>
+              <w:t>pop()</w:t>
+            </w:r>
+            <w:r>
+              <w:rPr>
+                <w:rFonts w:asciiTheme="majorHAnsi" w:hAnsiTheme="majorHAnsi" w:cstheme="majorHAnsi"/>
+                <w:lang w:val="fr-FR"/>
+              </w:rPr>
+              <w:t xml:space="preserve"> et </w:t>
+            </w:r>
             <w:r>
               <w:rPr>
                 <w:rStyle w:val="VerbatimChar"/>
+                <w:rFonts w:asciiTheme="majorHAnsi" w:hAnsiTheme="majorHAnsi" w:cstheme="majorHAnsi"/>
                 <w:lang w:val="fr-FR"/>
               </w:rPr>
-              <w:t>)</w:t>
-            </w:r>
-            <w:r>
-              <w:rPr>
-                <w:lang w:val="fr-FR"/>
-              </w:rPr>
-              <w:t xml:space="preserve"> et </w:t>
-            </w:r>
-            <w:proofErr w:type="gramStart"/>
-            <w:r>
-              <w:rPr>
-                <w:rStyle w:val="VerbatimChar"/>
-                <w:lang w:val="fr-FR"/>
-              </w:rPr>
-              <w:t>append(</w:t>
-            </w:r>
-            <w:proofErr w:type="gramEnd"/>
-            <w:r>
-              <w:rPr>
-                <w:rStyle w:val="VerbatimChar"/>
-                <w:lang w:val="fr-FR"/>
-              </w:rPr>
-              <w:t>)</w:t>
-            </w:r>
-            <w:r>
-              <w:rPr>
+              <w:t>append()</w:t>
+            </w:r>
+            <w:r>
+              <w:rPr>
+                <w:rFonts w:asciiTheme="majorHAnsi" w:hAnsiTheme="majorHAnsi" w:cstheme="majorHAnsi"/>
                 <w:lang w:val="fr-FR"/>
               </w:rPr>
               <w:t xml:space="preserve"> sont simples et rapides.</w:t>
@@ -448,23 +485,33 @@
           <w:p>
             <w:pPr>
               <w:pStyle w:val="Compact"/>
-            </w:pPr>
-            <w:proofErr w:type="spellStart"/>
-            <w:r>
+              <w:rPr>
+                <w:rFonts w:asciiTheme="majorHAnsi" w:hAnsiTheme="majorHAnsi" w:cstheme="majorHAnsi"/>
+              </w:rPr>
+            </w:pPr>
+            <w:r>
+              <w:rPr>
+                <w:rFonts w:asciiTheme="majorHAnsi" w:hAnsiTheme="majorHAnsi" w:cstheme="majorHAnsi"/>
+              </w:rPr>
               <w:t>Défausse</w:t>
             </w:r>
-            <w:proofErr w:type="spellEnd"/>
-          </w:p>
-        </w:tc>
-        <w:tc>
-          <w:tcPr>
-            <w:tcW w:w="0" w:type="auto"/>
-          </w:tcPr>
-          <w:p>
-            <w:pPr>
-              <w:pStyle w:val="Compact"/>
-            </w:pPr>
-            <w:r>
+          </w:p>
+        </w:tc>
+        <w:tc>
+          <w:tcPr>
+            <w:tcW w:w="0" w:type="auto"/>
+          </w:tcPr>
+          <w:p>
+            <w:pPr>
+              <w:pStyle w:val="Compact"/>
+              <w:rPr>
+                <w:rFonts w:asciiTheme="majorHAnsi" w:hAnsiTheme="majorHAnsi" w:cstheme="majorHAnsi"/>
+              </w:rPr>
+            </w:pPr>
+            <w:r>
+              <w:rPr>
+                <w:rFonts w:asciiTheme="majorHAnsi" w:hAnsiTheme="majorHAnsi" w:cstheme="majorHAnsi"/>
+              </w:rPr>
               <w:t>liste de cartes</w:t>
             </w:r>
           </w:p>
@@ -476,8 +523,14 @@
           <w:p>
             <w:pPr>
               <w:pStyle w:val="Compact"/>
-            </w:pPr>
-            <w:r>
+              <w:rPr>
+                <w:rFonts w:asciiTheme="majorHAnsi" w:hAnsiTheme="majorHAnsi" w:cstheme="majorHAnsi"/>
+              </w:rPr>
+            </w:pPr>
+            <w:r>
+              <w:rPr>
+                <w:rFonts w:asciiTheme="majorHAnsi" w:hAnsiTheme="majorHAnsi" w:cstheme="majorHAnsi"/>
+              </w:rPr>
               <w:t>[[3, "carreau"], [12, "coeur"]]</w:t>
             </w:r>
           </w:p>
@@ -490,11 +543,13 @@
             <w:pPr>
               <w:pStyle w:val="Compact"/>
               <w:rPr>
+                <w:rFonts w:asciiTheme="majorHAnsi" w:hAnsiTheme="majorHAnsi" w:cstheme="majorHAnsi"/>
                 <w:lang w:val="fr-FR"/>
               </w:rPr>
             </w:pPr>
             <w:r>
               <w:rPr>
+                <w:rFonts w:asciiTheme="majorHAnsi" w:hAnsiTheme="majorHAnsi" w:cstheme="majorHAnsi"/>
                 <w:lang w:val="fr-FR"/>
               </w:rPr>
               <w:t>Pile également : seule la dernière carte est jouable.</w:t>
@@ -510,86 +565,78 @@
           <w:p>
             <w:pPr>
               <w:pStyle w:val="Compact"/>
-            </w:pPr>
-            <w:proofErr w:type="spellStart"/>
-            <w:r>
-              <w:t>Fondations</w:t>
-            </w:r>
-            <w:proofErr w:type="spellEnd"/>
-          </w:p>
-        </w:tc>
-        <w:tc>
-          <w:tcPr>
-            <w:tcW w:w="0" w:type="auto"/>
-          </w:tcPr>
-          <w:p>
-            <w:pPr>
-              <w:pStyle w:val="Compact"/>
-              <w:rPr>
+              <w:rPr>
+                <w:rFonts w:asciiTheme="majorHAnsi" w:hAnsiTheme="majorHAnsi" w:cstheme="majorHAnsi"/>
+              </w:rPr>
+            </w:pPr>
+            <w:r>
+              <w:rPr>
+                <w:rFonts w:asciiTheme="majorHAnsi" w:hAnsiTheme="majorHAnsi" w:cstheme="majorHAnsi"/>
+              </w:rPr>
+              <w:t>Historique</w:t>
+            </w:r>
+          </w:p>
+        </w:tc>
+        <w:tc>
+          <w:tcPr>
+            <w:tcW w:w="0" w:type="auto"/>
+          </w:tcPr>
+          <w:p>
+            <w:pPr>
+              <w:pStyle w:val="Compact"/>
+              <w:rPr>
+                <w:rFonts w:asciiTheme="majorHAnsi" w:hAnsiTheme="majorHAnsi" w:cstheme="majorHAnsi"/>
                 <w:lang w:val="fr-FR"/>
               </w:rPr>
             </w:pPr>
-            <w:proofErr w:type="gramStart"/>
-            <w:r>
-              <w:rPr>
+            <w:r>
+              <w:rPr>
+                <w:rFonts w:asciiTheme="majorHAnsi" w:hAnsiTheme="majorHAnsi" w:cstheme="majorHAnsi"/>
                 <w:lang w:val="fr-FR"/>
               </w:rPr>
-              <w:t>dictionnaire</w:t>
-            </w:r>
-            <w:proofErr w:type="gramEnd"/>
-            <w:r>
-              <w:rPr>
+              <w:t xml:space="preserve">liste de texte utilisé comme une variable locale dans jouer</w:t>
+            </w:r>
+          </w:p>
+        </w:tc>
+        <w:tc>
+          <w:tcPr>
+            <w:tcW w:w="0" w:type="auto"/>
+          </w:tcPr>
+          <w:p>
+            <w:pPr>
+              <w:pStyle w:val="Compact"/>
+              <w:rPr>
+                <w:rFonts w:asciiTheme="majorHAnsi" w:hAnsiTheme="majorHAnsi" w:cstheme="majorHAnsi"/>
                 <w:lang w:val="fr-FR"/>
               </w:rPr>
-              <w:t xml:space="preserve"> avec la famille en clé → liste de cartes</w:t>
-            </w:r>
-          </w:p>
-        </w:tc>
-        <w:tc>
-          <w:tcPr>
-            <w:tcW w:w="0" w:type="auto"/>
-          </w:tcPr>
-          <w:p>
-            <w:pPr>
-              <w:pStyle w:val="Compact"/>
-            </w:pPr>
-            <w:r>
-              <w:t>{"</w:t>
-            </w:r>
-            <w:proofErr w:type="spellStart"/>
-            <w:r>
-              <w:t>coeur</w:t>
-            </w:r>
-            <w:proofErr w:type="spellEnd"/>
-            <w:r>
-              <w:t>": [[1, "</w:t>
-            </w:r>
-            <w:proofErr w:type="spellStart"/>
-            <w:r>
-              <w:t>coeur</w:t>
-            </w:r>
-            <w:proofErr w:type="spellEnd"/>
-            <w:r>
-              <w:t>"]], "pique": [], …}</w:t>
-            </w:r>
-          </w:p>
-        </w:tc>
-        <w:tc>
-          <w:tcPr>
-            <w:tcW w:w="0" w:type="auto"/>
-          </w:tcPr>
-          <w:p>
-            <w:pPr>
-              <w:pStyle w:val="Compact"/>
-              <w:rPr>
+            </w:pPr>
+            <w:r>
+              <w:rPr>
+                <w:rFonts w:asciiTheme="majorHAnsi" w:hAnsiTheme="majorHAnsi" w:cstheme="majorHAnsi"/>
                 <w:lang w:val="fr-FR"/>
               </w:rPr>
-            </w:pPr>
-            <w:r>
-              <w:rPr>
+              <w:t xml:space="preserve">['{"pioche": [...], ...}', '{"pioche": [...], ...}']</w:t>
+            </w:r>
+          </w:p>
+        </w:tc>
+        <w:tc>
+          <w:tcPr>
+            <w:tcW w:w="0" w:type="auto"/>
+          </w:tcPr>
+          <w:p>
+            <w:pPr>
+              <w:pStyle w:val="Compact"/>
+              <w:rPr>
+                <w:rFonts w:asciiTheme="majorHAnsi" w:hAnsiTheme="majorHAnsi" w:cstheme="majorHAnsi"/>
                 <w:lang w:val="fr-FR"/>
               </w:rPr>
-              <w:t>Accès direct à la bonne fondation avec la famille de la carte, sans recherche.</w:t>
+            </w:pPr>
+            <w:r>
+              <w:rPr>
+                <w:rFonts w:asciiTheme="majorHAnsi" w:hAnsiTheme="majorHAnsi" w:cstheme="majorHAnsi"/>
+                <w:lang w:val="fr-FR"/>
+              </w:rPr>
+              <w:t xml:space="preserve">Chaque élément est une copie complète de la partie avant un coup. Le dernier élément correspond au dernier coup joué : pop() l’annule.</w:t>
             </w:r>
           </w:p>
         </w:tc>
@@ -602,102 +649,82 @@
           <w:p>
             <w:pPr>
               <w:pStyle w:val="Compact"/>
-            </w:pPr>
-            <w:proofErr w:type="spellStart"/>
-            <w:r>
-              <w:t>Colonnes</w:t>
-            </w:r>
-            <w:proofErr w:type="spellEnd"/>
-          </w:p>
-        </w:tc>
-        <w:tc>
-          <w:tcPr>
-            <w:tcW w:w="0" w:type="auto"/>
-          </w:tcPr>
-          <w:p>
-            <w:pPr>
-              <w:pStyle w:val="Compact"/>
-              <w:rPr>
+              <w:rPr>
+                <w:rFonts w:asciiTheme="majorHAnsi" w:hAnsiTheme="majorHAnsi" w:cstheme="majorHAnsi"/>
+              </w:rPr>
+            </w:pPr>
+            <w:r>
+              <w:rPr>
+                <w:rFonts w:asciiTheme="majorHAnsi" w:hAnsiTheme="majorHAnsi" w:cstheme="majorHAnsi"/>
+              </w:rPr>
+              <w:t>Fondations</w:t>
+            </w:r>
+          </w:p>
+        </w:tc>
+        <w:tc>
+          <w:tcPr>
+            <w:tcW w:w="0" w:type="auto"/>
+          </w:tcPr>
+          <w:p>
+            <w:pPr>
+              <w:pStyle w:val="Compact"/>
+              <w:rPr>
+                <w:rFonts w:asciiTheme="majorHAnsi" w:hAnsiTheme="majorHAnsi" w:cstheme="majorHAnsi"/>
                 <w:lang w:val="fr-FR"/>
               </w:rPr>
             </w:pPr>
-            <w:proofErr w:type="gramStart"/>
-            <w:r>
-              <w:rPr>
+            <w:r>
+              <w:rPr>
+                <w:rFonts w:asciiTheme="majorHAnsi" w:hAnsiTheme="majorHAnsi" w:cstheme="majorHAnsi"/>
                 <w:lang w:val="fr-FR"/>
               </w:rPr>
-              <w:t>liste</w:t>
-            </w:r>
-            <w:proofErr w:type="gramEnd"/>
-            <w:r>
-              <w:rPr>
+              <w:t xml:space="preserve">dictionnaire avec la famille en clé </w:t>
+              <w:lastRenderedPageBreak/>
+              <w:t>→ liste de cartes</w:t>
+            </w:r>
+          </w:p>
+        </w:tc>
+        <w:tc>
+          <w:tcPr>
+            <w:tcW w:w="0" w:type="auto"/>
+          </w:tcPr>
+          <w:p>
+            <w:pPr>
+              <w:pStyle w:val="Compact"/>
+              <w:rPr>
+                <w:rFonts w:asciiTheme="majorHAnsi" w:hAnsiTheme="majorHAnsi" w:cstheme="majorHAnsi"/>
+              </w:rPr>
+            </w:pPr>
+            <w:r>
+              <w:rPr>
+                <w:rFonts w:asciiTheme="majorHAnsi" w:hAnsiTheme="majorHAnsi" w:cstheme="majorHAnsi"/>
+              </w:rPr>
+              <w:lastRenderedPageBreak/>
+              <w:t xml:space="preserve">{"coeur": [[1, "coeur"]], "pique": [], </w:t>
+              <w:lastRenderedPageBreak/>
+              <w:t>…}</w:t>
+            </w:r>
+          </w:p>
+        </w:tc>
+        <w:tc>
+          <w:tcPr>
+            <w:tcW w:w="0" w:type="auto"/>
+          </w:tcPr>
+          <w:p>
+            <w:pPr>
+              <w:pStyle w:val="Compact"/>
+              <w:rPr>
+                <w:rFonts w:asciiTheme="majorHAnsi" w:hAnsiTheme="majorHAnsi" w:cstheme="majorHAnsi"/>
                 <w:lang w:val="fr-FR"/>
               </w:rPr>
-              <w:t xml:space="preserve"> de 7 dictionnaires avec les clés </w:t>
-            </w:r>
-            <w:proofErr w:type="spellStart"/>
-            <w:r>
-              <w:rPr>
+            </w:pPr>
+            <w:r>
+              <w:rPr>
+                <w:rFonts w:asciiTheme="majorHAnsi" w:hAnsiTheme="majorHAnsi" w:cstheme="majorHAnsi"/>
                 <w:lang w:val="fr-FR"/>
               </w:rPr>
               <w:lastRenderedPageBreak/>
-              <w:t>cachees</w:t>
-            </w:r>
-            <w:proofErr w:type="spellEnd"/>
-            <w:r>
-              <w:rPr>
-                <w:lang w:val="fr-FR"/>
-              </w:rPr>
-              <w:t xml:space="preserve"> et visibles</w:t>
-            </w:r>
-          </w:p>
-        </w:tc>
-        <w:tc>
-          <w:tcPr>
-            <w:tcW w:w="0" w:type="auto"/>
-          </w:tcPr>
-          <w:p>
-            <w:pPr>
-              <w:pStyle w:val="Compact"/>
-            </w:pPr>
-            <w:r>
-              <w:lastRenderedPageBreak/>
-              <w:t>{"</w:t>
-            </w:r>
-            <w:proofErr w:type="spellStart"/>
-            <w:r>
-              <w:t>cachees</w:t>
-            </w:r>
-            <w:proofErr w:type="spellEnd"/>
-            <w:r>
-              <w:t>": [[5, "pique"]], "</w:t>
-            </w:r>
-            <w:proofErr w:type="spellStart"/>
-            <w:r>
-              <w:t>visibles</w:t>
-            </w:r>
-            <w:proofErr w:type="spellEnd"/>
-            <w:r>
-              <w:t>": [[9, "coeur"]]}</w:t>
-            </w:r>
-          </w:p>
-        </w:tc>
-        <w:tc>
-          <w:tcPr>
-            <w:tcW w:w="0" w:type="auto"/>
-          </w:tcPr>
-          <w:p>
-            <w:pPr>
-              <w:pStyle w:val="Compact"/>
-              <w:rPr>
-                <w:lang w:val="fr-FR"/>
-              </w:rPr>
-            </w:pPr>
-            <w:r>
-              <w:rPr>
-                <w:lang w:val="fr-FR"/>
-              </w:rPr>
-              <w:t>Sépare les cartes cachées (immobiles) des cartes visibles (déplaçables).</w:t>
+              <w:t>Accès direct à la bonne fondation avec la famille de la carte, sans recherche.</w:t>
             </w:r>
           </w:p>
         </w:tc>
@@ -710,145 +737,155 @@
           <w:p>
             <w:pPr>
               <w:pStyle w:val="Compact"/>
-            </w:pPr>
-            <w:proofErr w:type="spellStart"/>
-            <w:r>
+              <w:rPr>
+                <w:rFonts w:asciiTheme="majorHAnsi" w:hAnsiTheme="majorHAnsi" w:cstheme="majorHAnsi"/>
+              </w:rPr>
+            </w:pPr>
+            <w:r>
+              <w:rPr>
+                <w:rFonts w:asciiTheme="majorHAnsi" w:hAnsiTheme="majorHAnsi" w:cstheme="majorHAnsi"/>
+              </w:rPr>
+              <w:t>Colonnes</w:t>
+            </w:r>
+          </w:p>
+        </w:tc>
+        <w:tc>
+          <w:tcPr>
+            <w:tcW w:w="0" w:type="auto"/>
+          </w:tcPr>
+          <w:p>
+            <w:pPr>
+              <w:pStyle w:val="Compact"/>
+              <w:rPr>
+                <w:rFonts w:asciiTheme="majorHAnsi" w:hAnsiTheme="majorHAnsi" w:cstheme="majorHAnsi"/>
+                <w:lang w:val="fr-FR"/>
+              </w:rPr>
+            </w:pPr>
+            <w:r>
+              <w:rPr>
+                <w:rFonts w:asciiTheme="majorHAnsi" w:hAnsiTheme="majorHAnsi" w:cstheme="majorHAnsi"/>
+                <w:lang w:val="fr-FR"/>
+              </w:rPr>
+              <w:t xml:space="preserve">liste de 7 dictionnaires avec les clés cachees et visibles</w:t>
+            </w:r>
+          </w:p>
+        </w:tc>
+        <w:tc>
+          <w:tcPr>
+            <w:tcW w:w="0" w:type="auto"/>
+          </w:tcPr>
+          <w:p>
+            <w:pPr>
+              <w:pStyle w:val="Compact"/>
+              <w:rPr>
+                <w:rFonts w:asciiTheme="majorHAnsi" w:hAnsiTheme="majorHAnsi" w:cstheme="majorHAnsi"/>
+              </w:rPr>
+            </w:pPr>
+            <w:r>
+              <w:rPr>
+                <w:rFonts w:asciiTheme="majorHAnsi" w:hAnsiTheme="majorHAnsi" w:cstheme="majorHAnsi"/>
+              </w:rPr>
+              <w:t>{"cachees": [[5, "pique"]], "visibles": [[9, "coeur"]]}</w:t>
+            </w:r>
+          </w:p>
+        </w:tc>
+        <w:tc>
+          <w:tcPr>
+            <w:tcW w:w="0" w:type="auto"/>
+          </w:tcPr>
+          <w:p>
+            <w:pPr>
+              <w:pStyle w:val="Compact"/>
+              <w:rPr>
+                <w:rFonts w:asciiTheme="majorHAnsi" w:hAnsiTheme="majorHAnsi" w:cstheme="majorHAnsi"/>
+                <w:lang w:val="fr-FR"/>
+              </w:rPr>
+            </w:pPr>
+            <w:r>
+              <w:rPr>
+                <w:rFonts w:asciiTheme="majorHAnsi" w:hAnsiTheme="majorHAnsi" w:cstheme="majorHAnsi"/>
+                <w:lang w:val="fr-FR"/>
+              </w:rPr>
+              <w:t>Sépare les cartes cachées (immobiles) des cartes visibles (déplaçables).</w:t>
+            </w:r>
+          </w:p>
+        </w:tc>
+      </w:tr>
+      <w:tr>
+        <w:tc>
+          <w:tcPr>
+            <w:tcW w:w="0" w:type="auto"/>
+          </w:tcPr>
+          <w:p>
+            <w:pPr>
+              <w:pStyle w:val="Compact"/>
+              <w:rPr>
+                <w:rFonts w:asciiTheme="majorHAnsi" w:hAnsiTheme="majorHAnsi" w:cstheme="majorHAnsi"/>
+              </w:rPr>
+            </w:pPr>
+            <w:r>
+              <w:rPr>
+                <w:rFonts w:asciiTheme="majorHAnsi" w:hAnsiTheme="majorHAnsi" w:cstheme="majorHAnsi"/>
+              </w:rPr>
               <w:t>Partie</w:t>
             </w:r>
-            <w:proofErr w:type="spellEnd"/>
-          </w:p>
-        </w:tc>
-        <w:tc>
-          <w:tcPr>
-            <w:tcW w:w="0" w:type="auto"/>
-          </w:tcPr>
-          <w:p>
-            <w:pPr>
-              <w:pStyle w:val="Compact"/>
-            </w:pPr>
-            <w:r>
-              <w:t>dictionnaire</w:t>
-            </w:r>
-          </w:p>
-        </w:tc>
-        <w:tc>
-          <w:tcPr>
-            <w:tcW w:w="0" w:type="auto"/>
-          </w:tcPr>
-          <w:p>
-            <w:pPr>
-              <w:pStyle w:val="Compact"/>
-              <w:rPr>
+          </w:p>
+        </w:tc>
+        <w:tc>
+          <w:tcPr>
+            <w:tcW w:w="0" w:type="auto"/>
+          </w:tcPr>
+          <w:p>
+            <w:pPr>
+              <w:pStyle w:val="Compact"/>
+              <w:rPr>
+                <w:rFonts w:asciiTheme="majorHAnsi" w:hAnsiTheme="majorHAnsi" w:cstheme="majorHAnsi"/>
+              </w:rPr>
+            </w:pPr>
+            <w:r>
+              <w:rPr>
+                <w:rFonts w:asciiTheme="majorHAnsi" w:hAnsiTheme="majorHAnsi" w:cstheme="majorHAnsi"/>
+              </w:rPr>
+              <w:t>Dictionnaire</w:t>
+            </w:r>
+          </w:p>
+        </w:tc>
+        <w:tc>
+          <w:tcPr>
+            <w:tcW w:w="0" w:type="auto"/>
+          </w:tcPr>
+          <w:p>
+            <w:pPr>
+              <w:pStyle w:val="Compact"/>
+              <w:rPr>
+                <w:rFonts w:asciiTheme="majorHAnsi" w:hAnsiTheme="majorHAnsi" w:cstheme="majorHAnsi"/>
                 <w:lang w:val="fr-FR"/>
               </w:rPr>
             </w:pPr>
             <w:r>
               <w:rPr>
+                <w:rFonts w:asciiTheme="majorHAnsi" w:hAnsiTheme="majorHAnsi" w:cstheme="majorHAnsi"/>
                 <w:lang w:val="fr-FR"/>
               </w:rPr>
-              <w:t>{"pioche</w:t>
-            </w:r>
-            <w:proofErr w:type="gramStart"/>
-            <w:r>
-              <w:rPr>
+              <w:t xml:space="preserve">{"pioche": …, "defausse": …, "colonnes": …, "fondations": …, "parametres": …}</w:t>
+            </w:r>
+          </w:p>
+        </w:tc>
+        <w:tc>
+          <w:tcPr>
+            <w:tcW w:w="0" w:type="auto"/>
+          </w:tcPr>
+          <w:p>
+            <w:pPr>
+              <w:pStyle w:val="Compact"/>
+              <w:rPr>
+                <w:rFonts w:asciiTheme="majorHAnsi" w:hAnsiTheme="majorHAnsi" w:cstheme="majorHAnsi"/>
                 <w:lang w:val="fr-FR"/>
               </w:rPr>
-              <w:t>":</w:t>
-            </w:r>
-            <w:proofErr w:type="gramEnd"/>
-            <w:r>
-              <w:rPr>
-                <w:lang w:val="fr-FR"/>
-              </w:rPr>
-              <w:t xml:space="preserve"> …, "</w:t>
-            </w:r>
-            <w:proofErr w:type="spellStart"/>
-            <w:r>
-              <w:rPr>
-                <w:lang w:val="fr-FR"/>
-              </w:rPr>
-              <w:t>defausse</w:t>
-            </w:r>
-            <w:proofErr w:type="spellEnd"/>
-            <w:proofErr w:type="gramStart"/>
-            <w:r>
-              <w:rPr>
-                <w:lang w:val="fr-FR"/>
-              </w:rPr>
-              <w:t>":</w:t>
-            </w:r>
-            <w:proofErr w:type="gramEnd"/>
-            <w:r>
-              <w:rPr>
-                <w:lang w:val="fr-FR"/>
-              </w:rPr>
-              <w:t xml:space="preserve"> …, "colonnes</w:t>
-            </w:r>
-            <w:proofErr w:type="gramStart"/>
-            <w:r>
-              <w:rPr>
-                <w:lang w:val="fr-FR"/>
-              </w:rPr>
-              <w:t>":</w:t>
-            </w:r>
-            <w:proofErr w:type="gramEnd"/>
-            <w:r>
-              <w:rPr>
-                <w:lang w:val="fr-FR"/>
-              </w:rPr>
-              <w:t xml:space="preserve"> …, "fondations</w:t>
-            </w:r>
-            <w:proofErr w:type="gramStart"/>
-            <w:r>
-              <w:rPr>
-                <w:lang w:val="fr-FR"/>
-              </w:rPr>
-              <w:t>":</w:t>
-            </w:r>
-            <w:proofErr w:type="gramEnd"/>
-            <w:r>
-              <w:rPr>
-                <w:lang w:val="fr-FR"/>
-              </w:rPr>
-              <w:t xml:space="preserve"> …, "</w:t>
-            </w:r>
-            <w:proofErr w:type="spellStart"/>
-            <w:r>
-              <w:rPr>
-                <w:lang w:val="fr-FR"/>
-              </w:rPr>
-              <w:t>parametres</w:t>
-            </w:r>
-            <w:proofErr w:type="spellEnd"/>
-            <w:proofErr w:type="gramStart"/>
-            <w:r>
-              <w:rPr>
-                <w:lang w:val="fr-FR"/>
-              </w:rPr>
-              <w:t>":</w:t>
-            </w:r>
-            <w:proofErr w:type="gramEnd"/>
-            <w:r>
-              <w:rPr>
-                <w:lang w:val="fr-FR"/>
-              </w:rPr>
-              <w:t xml:space="preserve"> …}</w:t>
-            </w:r>
-          </w:p>
-        </w:tc>
-        <w:tc>
-          <w:tcPr>
-            <w:tcW w:w="0" w:type="auto"/>
-          </w:tcPr>
-          <w:p>
-            <w:pPr>
-              <w:pStyle w:val="Compact"/>
-              <w:rPr>
-                <w:lang w:val="fr-FR"/>
-              </w:rPr>
-            </w:pPr>
-            <w:r>
-              <w:rPr>
+            </w:pPr>
+            <w:r>
+              <w:rPr>
+                <w:rFonts w:asciiTheme="majorHAnsi" w:hAnsiTheme="majorHAnsi" w:cstheme="majorHAnsi"/>
                 <w:lang w:val="fr-FR"/>
               </w:rPr>
               <w:t>Un seul objet à passer aux sous-programmes et à sauvegarder. Il contient aussi les paramètres de la partie.</w:t>
@@ -861,12 +898,14 @@
       <w:pPr>
         <w:pStyle w:val="Titre3"/>
         <w:rPr>
+          <w:rFonts w:cstheme="majorHAnsi"/>
           <w:lang w:val="fr-FR"/>
         </w:rPr>
       </w:pPr>
       <w:bookmarkStart w:id="2" w:name="la-carte"/>
       <w:r>
         <w:rPr>
+          <w:rFonts w:cstheme="majorHAnsi"/>
           <w:lang w:val="fr-FR"/>
         </w:rPr>
         <w:t>La carte</w:t>
@@ -876,90 +915,23 @@
       <w:pPr>
         <w:pStyle w:val="FirstParagraph"/>
         <w:rPr>
-          <w:lang w:val="fr-FR"/>
-        </w:rPr>
-      </w:pPr>
-      <w:r>
-        <w:rPr>
-          <w:lang w:val="fr-FR"/>
-        </w:rPr>
-        <w:t>La valeur est un entier de 1 à 13 : les règles comparent des nombres (« une valeur de moins », « valeur suivante »). Les figures comme as, valet, dame, roi ne sont utilisées qu'à l'affichage. La famille est une chaîne ("</w:t>
-      </w:r>
-      <w:proofErr w:type="spellStart"/>
-      <w:r>
-        <w:rPr>
-          <w:lang w:val="fr-FR"/>
-        </w:rPr>
-        <w:t>coeur</w:t>
-      </w:r>
-      <w:proofErr w:type="spellEnd"/>
-      <w:r>
-        <w:rPr>
-          <w:lang w:val="fr-FR"/>
-        </w:rPr>
-        <w:t>", "carreau", "</w:t>
-      </w:r>
-      <w:proofErr w:type="spellStart"/>
-      <w:r>
-        <w:rPr>
-          <w:lang w:val="fr-FR"/>
-        </w:rPr>
-        <w:t>trefle</w:t>
-      </w:r>
-      <w:proofErr w:type="spellEnd"/>
-      <w:r>
-        <w:rPr>
-          <w:lang w:val="fr-FR"/>
-        </w:rPr>
-        <w:t xml:space="preserve">", "pique") pour éviter les erreurs de clé. La couleur (rouge ou noir) n'est pas stockée : la fonction </w:t>
-      </w:r>
-      <w:proofErr w:type="spellStart"/>
-      <w:r>
-        <w:rPr>
-          <w:lang w:val="fr-FR"/>
-        </w:rPr>
-        <w:t>estRouge</w:t>
-      </w:r>
-      <w:proofErr w:type="spellEnd"/>
-      <w:r>
-        <w:rPr>
-          <w:lang w:val="fr-FR"/>
-        </w:rPr>
-        <w:t xml:space="preserve"> la déduit de la famille, ce qui évite toute carte incohérente. Les fonctions </w:t>
-      </w:r>
-      <w:proofErr w:type="spellStart"/>
-      <w:r>
-        <w:rPr>
-          <w:lang w:val="fr-FR"/>
-        </w:rPr>
-        <w:t>carteEnTexte</w:t>
-      </w:r>
-      <w:proofErr w:type="spellEnd"/>
-      <w:r>
-        <w:rPr>
-          <w:lang w:val="fr-FR"/>
-        </w:rPr>
-        <w:t xml:space="preserve"> et </w:t>
-      </w:r>
-      <w:proofErr w:type="spellStart"/>
-      <w:r>
-        <w:rPr>
-          <w:lang w:val="fr-FR"/>
-        </w:rPr>
-        <w:t>texteEnCarte</w:t>
-      </w:r>
-      <w:proofErr w:type="spellEnd"/>
-      <w:r>
-        <w:rPr>
-          <w:lang w:val="fr-FR"/>
-        </w:rPr>
-        <w:t xml:space="preserve"> font la conversion entre une carte et son texte (affichage avec le symbole de la famille, saisie « 10co »).</w:t>
+          <w:rFonts w:asciiTheme="majorHAnsi" w:hAnsiTheme="majorHAnsi" w:cstheme="majorHAnsi"/>
+          <w:lang w:val="fr-FR"/>
+        </w:rPr>
+      </w:pPr>
+      <w:r>
+        <w:rPr>
+          <w:rFonts w:asciiTheme="majorHAnsi" w:hAnsiTheme="majorHAnsi" w:cstheme="majorHAnsi"/>
+          <w:lang w:val="fr-FR"/>
+        </w:rPr>
+        <w:t xml:space="preserve">La valeur est un entier de 1 à 13 : les règles comparent des nombres (« une valeur de moins », « valeur suivante »). Les figures comme as, valet, dame, roi ne sont utilisées qu'à l'affichage. La famille est une chaîne ("coeur", "carreau", "trefle", "pique") pour éviter les erreurs de clé. La couleur (rouge ou noir) n'est pas stockée : la fonction estRouge la déduit de la famille, ce qui évite toute carte incohérente. Les fonctions carteEnTexte et texteEnCarte font la conversion entre une carte et son texte (affichage avec le symbole de la famille, saisie « 10co »).</w:t>
       </w:r>
     </w:p>
     <w:p>
       <w:pPr>
         <w:pStyle w:val="Titre3"/>
         <w:rPr>
+          <w:rFonts w:cstheme="majorHAnsi"/>
           <w:lang w:val="fr-FR"/>
         </w:rPr>
       </w:pPr>
@@ -967,6 +939,7 @@
       <w:bookmarkEnd w:id="2"/>
       <w:r>
         <w:rPr>
+          <w:rFonts w:cstheme="majorHAnsi"/>
           <w:lang w:val="fr-FR"/>
         </w:rPr>
         <w:t>Les fondations</w:t>
@@ -976,48 +949,23 @@
       <w:pPr>
         <w:pStyle w:val="FirstParagraph"/>
         <w:rPr>
-          <w:lang w:val="fr-FR"/>
-        </w:rPr>
-      </w:pPr>
-      <w:r>
-        <w:rPr>
-          <w:lang w:val="fr-FR"/>
-        </w:rPr>
-        <w:t>La fondation d'une carte se trouve directement avec sa famille : fondations[</w:t>
-      </w:r>
-      <w:proofErr w:type="gramStart"/>
-      <w:r>
-        <w:rPr>
-          <w:lang w:val="fr-FR"/>
-        </w:rPr>
-        <w:t>carte[</w:t>
-      </w:r>
-      <w:proofErr w:type="gramEnd"/>
-      <w:r>
-        <w:rPr>
-          <w:lang w:val="fr-FR"/>
-        </w:rPr>
-        <w:t>1]]. Sur une fondation vide, seul un As peut être posé ; sinon, la carte doit valoir la carte du dessus + 1 (</w:t>
-      </w:r>
-      <w:proofErr w:type="gramStart"/>
-      <w:r>
-        <w:rPr>
-          <w:lang w:val="fr-FR"/>
-        </w:rPr>
-        <w:t>fondation[</w:t>
-      </w:r>
-      <w:proofErr w:type="gramEnd"/>
-      <w:r>
-        <w:rPr>
-          <w:lang w:val="fr-FR"/>
-        </w:rPr>
-        <w:t>-1][0] + 1). Comme seule la bonne carte est acceptée, une fondation de 13 cartes va forcément de l'As au Roi.</w:t>
+          <w:rFonts w:asciiTheme="majorHAnsi" w:hAnsiTheme="majorHAnsi" w:cstheme="majorHAnsi"/>
+          <w:lang w:val="fr-FR"/>
+        </w:rPr>
+      </w:pPr>
+      <w:r>
+        <w:rPr>
+          <w:rFonts w:asciiTheme="majorHAnsi" w:hAnsiTheme="majorHAnsi" w:cstheme="majorHAnsi"/>
+          <w:lang w:val="fr-FR"/>
+        </w:rPr>
+        <w:t>La fondation d'une carte se trouve directement avec sa famille : fondations[carte[1]]. Sur une fondation vide, seul un As peut être posé ; sinon, la carte doit valoir la carte du dessus + 1 (fondation[-1][0] + 1). Comme seule la bonne carte est acceptée, une fondation de 13 cartes va forcément de l'As au Roi.</w:t>
       </w:r>
     </w:p>
     <w:p>
       <w:pPr>
         <w:pStyle w:val="Titre3"/>
         <w:rPr>
+          <w:rFonts w:cstheme="majorHAnsi"/>
           <w:lang w:val="fr-FR"/>
         </w:rPr>
       </w:pPr>
@@ -1025,6 +973,7 @@
       <w:bookmarkEnd w:id="3"/>
       <w:r>
         <w:rPr>
+          <w:rFonts w:cstheme="majorHAnsi"/>
           <w:lang w:val="fr-FR"/>
         </w:rPr>
         <w:t>Les colonnes</w:t>
@@ -1034,67 +983,98 @@
       <w:pPr>
         <w:pStyle w:val="FirstParagraph"/>
         <w:rPr>
-          <w:lang w:val="fr-FR"/>
-        </w:rPr>
-      </w:pPr>
-      <w:r>
-        <w:rPr>
-          <w:lang w:val="fr-FR"/>
-        </w:rPr>
-        <w:t>Au départ, la colonne n reçoit n cartes, dont n − 1 cachées et 1 visible (28 cartes au total, 24 restent dans la pioche). Les cartes cachées ne bougent jamais, d'où leur liste à part. Un déplacement de suite prend visibles[</w:t>
-      </w:r>
-      <w:proofErr w:type="gramStart"/>
-      <w:r>
-        <w:rPr>
-          <w:lang w:val="fr-FR"/>
-        </w:rPr>
-        <w:t>i:</w:t>
-      </w:r>
-      <w:proofErr w:type="gramEnd"/>
-      <w:r>
-        <w:rPr>
-          <w:lang w:val="fr-FR"/>
-        </w:rPr>
-        <w:t xml:space="preserve">]. Quand visibles devient vide, on retourne une carte : </w:t>
-      </w:r>
-      <w:proofErr w:type="spellStart"/>
-      <w:proofErr w:type="gramStart"/>
-      <w:r>
-        <w:rPr>
-          <w:lang w:val="fr-FR"/>
-        </w:rPr>
-        <w:t>visibles.append</w:t>
-      </w:r>
-      <w:proofErr w:type="spellEnd"/>
-      <w:proofErr w:type="gramEnd"/>
-      <w:r>
-        <w:rPr>
-          <w:lang w:val="fr-FR"/>
-        </w:rPr>
-        <w:t>(</w:t>
-      </w:r>
-      <w:proofErr w:type="spellStart"/>
-      <w:proofErr w:type="gramStart"/>
-      <w:r>
-        <w:rPr>
-          <w:lang w:val="fr-FR"/>
-        </w:rPr>
-        <w:t>cachees.pop</w:t>
-      </w:r>
-      <w:proofErr w:type="spellEnd"/>
-      <w:r>
-        <w:rPr>
-          <w:lang w:val="fr-FR"/>
-        </w:rPr>
-        <w:t>(</w:t>
-      </w:r>
-      <w:proofErr w:type="gramEnd"/>
-      <w:r>
-        <w:rPr>
-          <w:lang w:val="fr-FR"/>
-        </w:rPr>
-        <w:t>)).</w:t>
-      </w:r>
+          <w:rFonts w:asciiTheme="majorHAnsi" w:hAnsiTheme="majorHAnsi" w:cstheme="majorHAnsi"/>
+          <w:lang w:val="fr-FR"/>
+        </w:rPr>
+      </w:pPr>
+      <w:r>
+        <w:rPr>
+          <w:rFonts w:asciiTheme="majorHAnsi" w:hAnsiTheme="majorHAnsi" w:cstheme="majorHAnsi"/>
+          <w:lang w:val="fr-FR"/>
+        </w:rPr>
+        <w:t xml:space="preserve">Au départ, la colonne n reçoit n cartes, dont n − 1 cachées et 1 visible (28 cartes au total, 24 restent dans la pioche). Les cartes cachées ne bougent jamais, d'où leur liste à part. Un déplacement de suite prend visibles[i:]. Quand visibles devient vide, on retourne une carte : visibles.append(cachees.pop()).</w:t>
+      </w:r>
+    </w:p>
+    <w:p>
+      <w:pPr>
+        <w:pStyle w:val="Corpsdetexte"/>
+        <w:rPr>
+          <w:rFonts w:asciiTheme="majorHAnsi" w:hAnsiTheme="majorHAnsi" w:cstheme="majorHAnsi"/>
+          <w:lang w:val="fr-FR"/>
+        </w:rPr>
+      </w:pPr>
+    </w:p>
+    <w:p>
+      <w:pPr>
+        <w:pStyle w:val="Corpsdetexte"/>
+        <w:rPr>
+          <w:rFonts w:asciiTheme="majorHAnsi" w:hAnsiTheme="majorHAnsi" w:cstheme="majorHAnsi"/>
+          <w:lang w:val="fr-FR"/>
+        </w:rPr>
+      </w:pPr>
+    </w:p>
+    <w:p>
+      <w:pPr>
+        <w:pStyle w:val="Corpsdetexte"/>
+        <w:rPr>
+          <w:rFonts w:asciiTheme="majorHAnsi" w:hAnsiTheme="majorHAnsi" w:cstheme="majorHAnsi"/>
+          <w:lang w:val="fr-FR"/>
+        </w:rPr>
+      </w:pPr>
+    </w:p>
+    <w:p>
+      <w:pPr>
+        <w:pStyle w:val="Corpsdetexte"/>
+        <w:rPr>
+          <w:rFonts w:asciiTheme="majorHAnsi" w:hAnsiTheme="majorHAnsi" w:cstheme="majorHAnsi"/>
+          <w:lang w:val="fr-FR"/>
+        </w:rPr>
+      </w:pPr>
+    </w:p>
+    <w:p>
+      <w:pPr>
+        <w:pStyle w:val="Corpsdetexte"/>
+        <w:rPr>
+          <w:rFonts w:asciiTheme="majorHAnsi" w:hAnsiTheme="majorHAnsi" w:cstheme="majorHAnsi"/>
+          <w:lang w:val="fr-FR"/>
+        </w:rPr>
+      </w:pPr>
+    </w:p>
+    <w:p>
+      <w:pPr>
+        <w:pStyle w:val="Corpsdetexte"/>
+        <w:rPr>
+          <w:rFonts w:asciiTheme="majorHAnsi" w:hAnsiTheme="majorHAnsi" w:cstheme="majorHAnsi"/>
+          <w:lang w:val="fr-FR"/>
+        </w:rPr>
+      </w:pPr>
+    </w:p>
+    <w:p>
+      <w:pPr>
+        <w:pStyle w:val="Corpsdetexte"/>
+        <w:rPr>
+          <w:rFonts w:asciiTheme="majorHAnsi" w:hAnsiTheme="majorHAnsi" w:cstheme="majorHAnsi"/>
+          <w:lang w:val="fr-FR"/>
+        </w:rPr>
+      </w:pPr>
+    </w:p>
+    <w:p>
+      <w:pPr>
+        <w:pStyle w:val="Corpsdetexte"/>
+        <w:rPr>
+          <w:rFonts w:asciiTheme="majorHAnsi" w:hAnsiTheme="majorHAnsi" w:cstheme="majorHAnsi"/>
+          <w:lang w:val="fr-FR"/>
+        </w:rPr>
+      </w:pPr>
+    </w:p>
+    <w:p>
+      <w:pPr>
+        <w:pStyle w:val="Corpsdetexte"/>
+        <w:rPr>
+          <w:rFonts w:asciiTheme="majorHAnsi" w:hAnsiTheme="majorHAnsi" w:cstheme="majorHAnsi"/>
+          <w:lang w:val="fr-FR"/>
+        </w:rPr>
+      </w:pPr>
     </w:p>
     <w:bookmarkEnd w:id="1"/>
     <w:bookmarkEnd w:id="4"/>
@@ -1102,11 +1082,22 @@
       <w:pPr>
         <w:pStyle w:val="Titre2"/>
         <w:rPr>
-          <w:lang w:val="fr-FR"/>
-        </w:rPr>
-      </w:pPr>
-      <w:r>
-        <w:rPr>
+          <w:rFonts w:cstheme="majorHAnsi"/>
+          <w:lang w:val="fr-FR"/>
+        </w:rPr>
+      </w:pPr>
+    </w:p>
+    <w:p>
+      <w:pPr>
+        <w:pStyle w:val="Titre2"/>
+        <w:rPr>
+          <w:rFonts w:cstheme="majorHAnsi"/>
+          <w:lang w:val="fr-FR"/>
+        </w:rPr>
+      </w:pPr>
+      <w:r>
+        <w:rPr>
+          <w:rFonts w:cstheme="majorHAnsi"/>
           <w:lang w:val="fr-FR"/>
         </w:rPr>
         <w:t>2. Commandes et menus</w:t>
@@ -1116,43 +1107,44 @@
       <w:pPr>
         <w:pStyle w:val="FirstParagraph"/>
         <w:rPr>
-          <w:lang w:val="fr-FR"/>
-        </w:rPr>
-      </w:pPr>
-      <w:r>
-        <w:rPr>
+          <w:rFonts w:asciiTheme="majorHAnsi" w:hAnsiTheme="majorHAnsi" w:cstheme="majorHAnsi"/>
+          <w:lang w:val="fr-FR"/>
+        </w:rPr>
+      </w:pPr>
+      <w:r>
+        <w:rPr>
+          <w:rFonts w:asciiTheme="majorHAnsi" w:hAnsiTheme="majorHAnsi" w:cstheme="majorHAnsi"/>
           <w:lang w:val="fr-FR"/>
         </w:rPr>
         <w:t xml:space="preserve">Le programme principal n'appelle qu'une seule fonction, </w:t>
       </w:r>
-      <w:proofErr w:type="gramStart"/>
       <w:r>
         <w:rPr>
           <w:rStyle w:val="VerbatimChar"/>
-          <w:lang w:val="fr-FR"/>
-        </w:rPr>
-        <w:t>menu(</w:t>
-      </w:r>
-      <w:proofErr w:type="gramEnd"/>
-      <w:r>
-        <w:rPr>
-          <w:rStyle w:val="VerbatimChar"/>
-          <w:lang w:val="fr-FR"/>
-        </w:rPr>
-        <w:t>)</w:t>
-      </w:r>
-      <w:r>
-        <w:rPr>
-          <w:lang w:val="fr-FR"/>
-        </w:rPr>
-        <w:t>, qui appelle toutes les autres. Chaque saisie est nettoyée avant d'être utilisée : passage en minuscules et suppression des espaces.</w:t>
+          <w:rFonts w:asciiTheme="majorHAnsi" w:hAnsiTheme="majorHAnsi" w:cstheme="majorHAnsi"/>
+          <w:lang w:val="fr-FR"/>
+        </w:rPr>
+        <w:t>menu()</w:t>
+      </w:r>
+      <w:r>
+        <w:rPr>
+          <w:rFonts w:asciiTheme="majorHAnsi" w:hAnsiTheme="majorHAnsi" w:cstheme="majorHAnsi"/>
+          <w:lang w:val="fr-FR"/>
+        </w:rPr>
+        <w:t xml:space="preserve">, qui appelle toutes les autres. </w:t>
       </w:r>
     </w:p>
     <w:p>
       <w:pPr>
         <w:pStyle w:val="Titre3"/>
-      </w:pPr>
-      <w:r>
+        <w:rPr>
+          <w:rFonts w:cstheme="majorHAnsi"/>
+        </w:rPr>
+      </w:pPr>
+      <w:r>
+        <w:rPr>
+          <w:rFonts w:cstheme="majorHAnsi"/>
+        </w:rPr>
         <w:t>Menu principal</w:t>
       </w:r>
     </w:p>
@@ -1171,9 +1163,9 @@
         <w:tblLook w:val="0020" w:firstRow="1" w:lastRow="0" w:firstColumn="0" w:lastColumn="0" w:noHBand="0" w:noVBand="0"/>
       </w:tblPr>
       <w:tblGrid>
-        <w:gridCol w:w="1052"/>
-        <w:gridCol w:w="4493"/>
-        <w:gridCol w:w="4309"/>
+        <w:gridCol w:w="1110"/>
+        <w:gridCol w:w="4897"/>
+        <w:gridCol w:w="3847"/>
       </w:tblGrid>
       <w:tr>
         <w:trPr>
@@ -1187,9 +1179,13 @@
           <w:p>
             <w:pPr>
               <w:pStyle w:val="Compact"/>
-            </w:pPr>
-            <w:r>
-              <w:rPr>
+              <w:rPr>
+                <w:rFonts w:asciiTheme="majorHAnsi" w:hAnsiTheme="majorHAnsi" w:cstheme="majorHAnsi"/>
+              </w:rPr>
+            </w:pPr>
+            <w:r>
+              <w:rPr>
+                <w:rFonts w:asciiTheme="majorHAnsi" w:hAnsiTheme="majorHAnsi" w:cstheme="majorHAnsi"/>
                 <w:b/>
               </w:rPr>
               <w:t>Choix</w:t>
@@ -1203,9 +1199,13 @@
           <w:p>
             <w:pPr>
               <w:pStyle w:val="Compact"/>
-            </w:pPr>
-            <w:r>
-              <w:rPr>
+              <w:rPr>
+                <w:rFonts w:asciiTheme="majorHAnsi" w:hAnsiTheme="majorHAnsi" w:cstheme="majorHAnsi"/>
+              </w:rPr>
+            </w:pPr>
+            <w:r>
+              <w:rPr>
+                <w:rFonts w:asciiTheme="majorHAnsi" w:hAnsiTheme="majorHAnsi" w:cstheme="majorHAnsi"/>
                 <w:b/>
               </w:rPr>
               <w:t>Action</w:t>
@@ -1219,9 +1219,13 @@
           <w:p>
             <w:pPr>
               <w:pStyle w:val="Compact"/>
-            </w:pPr>
-            <w:r>
-              <w:rPr>
+              <w:rPr>
+                <w:rFonts w:asciiTheme="majorHAnsi" w:hAnsiTheme="majorHAnsi" w:cstheme="majorHAnsi"/>
+              </w:rPr>
+            </w:pPr>
+            <w:r>
+              <w:rPr>
+                <w:rFonts w:asciiTheme="majorHAnsi" w:hAnsiTheme="majorHAnsi" w:cstheme="majorHAnsi"/>
                 <w:b/>
               </w:rPr>
               <w:t>Fonction appelée</w:t>
@@ -1237,8 +1241,14 @@
           <w:p>
             <w:pPr>
               <w:pStyle w:val="Compact"/>
-            </w:pPr>
-            <w:r>
+              <w:rPr>
+                <w:rFonts w:asciiTheme="majorHAnsi" w:hAnsiTheme="majorHAnsi" w:cstheme="majorHAnsi"/>
+              </w:rPr>
+            </w:pPr>
+            <w:r>
+              <w:rPr>
+                <w:rFonts w:asciiTheme="majorHAnsi" w:hAnsiTheme="majorHAnsi" w:cstheme="majorHAnsi"/>
+              </w:rPr>
               <w:t>1</w:t>
             </w:r>
           </w:p>
@@ -1250,8 +1260,14 @@
           <w:p>
             <w:pPr>
               <w:pStyle w:val="Compact"/>
-            </w:pPr>
-            <w:r>
+              <w:rPr>
+                <w:rFonts w:asciiTheme="majorHAnsi" w:hAnsiTheme="majorHAnsi" w:cstheme="majorHAnsi"/>
+              </w:rPr>
+            </w:pPr>
+            <w:r>
+              <w:rPr>
+                <w:rFonts w:asciiTheme="majorHAnsi" w:hAnsiTheme="majorHAnsi" w:cstheme="majorHAnsi"/>
+              </w:rPr>
               <w:t>Nouvelle partie</w:t>
             </w:r>
           </w:p>
@@ -1263,19 +1279,27 @@
           <w:p>
             <w:pPr>
               <w:pStyle w:val="Compact"/>
+              <w:rPr>
+                <w:rFonts w:asciiTheme="majorHAnsi" w:hAnsiTheme="majorHAnsi" w:cstheme="majorHAnsi"/>
+              </w:rPr>
             </w:pPr>
             <w:r>
               <w:rPr>
                 <w:rStyle w:val="VerbatimChar"/>
+                <w:rFonts w:asciiTheme="majorHAnsi" w:hAnsiTheme="majorHAnsi" w:cstheme="majorHAnsi"/>
               </w:rPr>
               <w:t>creerPartie()</w:t>
             </w:r>
             <w:r>
+              <w:rPr>
+                <w:rFonts w:asciiTheme="majorHAnsi" w:hAnsiTheme="majorHAnsi" w:cstheme="majorHAnsi"/>
+              </w:rPr>
               <w:t xml:space="preserve"> puis </w:t>
             </w:r>
             <w:r>
               <w:rPr>
                 <w:rStyle w:val="VerbatimChar"/>
+                <w:rFonts w:asciiTheme="majorHAnsi" w:hAnsiTheme="majorHAnsi" w:cstheme="majorHAnsi"/>
               </w:rPr>
               <w:t>jouer()</w:t>
             </w:r>
@@ -1290,8 +1314,14 @@
           <w:p>
             <w:pPr>
               <w:pStyle w:val="Compact"/>
-            </w:pPr>
-            <w:r>
+              <w:rPr>
+                <w:rFonts w:asciiTheme="majorHAnsi" w:hAnsiTheme="majorHAnsi" w:cstheme="majorHAnsi"/>
+              </w:rPr>
+            </w:pPr>
+            <w:r>
+              <w:rPr>
+                <w:rFonts w:asciiTheme="majorHAnsi" w:hAnsiTheme="majorHAnsi" w:cstheme="majorHAnsi"/>
+              </w:rPr>
               <w:t>2</w:t>
             </w:r>
           </w:p>
@@ -1303,8 +1333,14 @@
           <w:p>
             <w:pPr>
               <w:pStyle w:val="Compact"/>
-            </w:pPr>
-            <w:r>
+              <w:rPr>
+                <w:rFonts w:asciiTheme="majorHAnsi" w:hAnsiTheme="majorHAnsi" w:cstheme="majorHAnsi"/>
+              </w:rPr>
+            </w:pPr>
+            <w:r>
+              <w:rPr>
+                <w:rFonts w:asciiTheme="majorHAnsi" w:hAnsiTheme="majorHAnsi" w:cstheme="majorHAnsi"/>
+              </w:rPr>
               <w:t>Reprendre la partie sauvegardée</w:t>
             </w:r>
           </w:p>
@@ -1316,19 +1352,27 @@
           <w:p>
             <w:pPr>
               <w:pStyle w:val="Compact"/>
+              <w:rPr>
+                <w:rFonts w:asciiTheme="majorHAnsi" w:hAnsiTheme="majorHAnsi" w:cstheme="majorHAnsi"/>
+              </w:rPr>
             </w:pPr>
             <w:r>
               <w:rPr>
                 <w:rStyle w:val="VerbatimChar"/>
+                <w:rFonts w:asciiTheme="majorHAnsi" w:hAnsiTheme="majorHAnsi" w:cstheme="majorHAnsi"/>
               </w:rPr>
               <w:t>chargerPartie()</w:t>
             </w:r>
             <w:r>
+              <w:rPr>
+                <w:rFonts w:asciiTheme="majorHAnsi" w:hAnsiTheme="majorHAnsi" w:cstheme="majorHAnsi"/>
+              </w:rPr>
               <w:t xml:space="preserve"> puis </w:t>
             </w:r>
             <w:r>
               <w:rPr>
                 <w:rStyle w:val="VerbatimChar"/>
+                <w:rFonts w:asciiTheme="majorHAnsi" w:hAnsiTheme="majorHAnsi" w:cstheme="majorHAnsi"/>
               </w:rPr>
               <w:t>jouer()</w:t>
             </w:r>
@@ -1343,8 +1387,14 @@
           <w:p>
             <w:pPr>
               <w:pStyle w:val="Compact"/>
-            </w:pPr>
-            <w:r>
+              <w:rPr>
+                <w:rFonts w:asciiTheme="majorHAnsi" w:hAnsiTheme="majorHAnsi" w:cstheme="majorHAnsi"/>
+              </w:rPr>
+            </w:pPr>
+            <w:r>
+              <w:rPr>
+                <w:rFonts w:asciiTheme="majorHAnsi" w:hAnsiTheme="majorHAnsi" w:cstheme="majorHAnsi"/>
+              </w:rPr>
               <w:t>3</w:t>
             </w:r>
           </w:p>
@@ -1356,8 +1406,14 @@
           <w:p>
             <w:pPr>
               <w:pStyle w:val="Compact"/>
-            </w:pPr>
-            <w:r>
+              <w:rPr>
+                <w:rFonts w:asciiTheme="majorHAnsi" w:hAnsiTheme="majorHAnsi" w:cstheme="majorHAnsi"/>
+              </w:rPr>
+            </w:pPr>
+            <w:r>
+              <w:rPr>
+                <w:rFonts w:asciiTheme="majorHAnsi" w:hAnsiTheme="majorHAnsi" w:cstheme="majorHAnsi"/>
+              </w:rPr>
               <w:t>Paramètres</w:t>
             </w:r>
           </w:p>
@@ -1369,10 +1425,14 @@
           <w:p>
             <w:pPr>
               <w:pStyle w:val="Compact"/>
+              <w:rPr>
+                <w:rFonts w:asciiTheme="majorHAnsi" w:hAnsiTheme="majorHAnsi" w:cstheme="majorHAnsi"/>
+              </w:rPr>
             </w:pPr>
             <w:r>
               <w:rPr>
                 <w:rStyle w:val="VerbatimChar"/>
+                <w:rFonts w:asciiTheme="majorHAnsi" w:hAnsiTheme="majorHAnsi" w:cstheme="majorHAnsi"/>
               </w:rPr>
               <w:t>modifierParametres()</w:t>
             </w:r>
@@ -1387,8 +1447,14 @@
           <w:p>
             <w:pPr>
               <w:pStyle w:val="Compact"/>
-            </w:pPr>
-            <w:r>
+              <w:rPr>
+                <w:rFonts w:asciiTheme="majorHAnsi" w:hAnsiTheme="majorHAnsi" w:cstheme="majorHAnsi"/>
+              </w:rPr>
+            </w:pPr>
+            <w:r>
+              <w:rPr>
+                <w:rFonts w:asciiTheme="majorHAnsi" w:hAnsiTheme="majorHAnsi" w:cstheme="majorHAnsi"/>
+              </w:rPr>
               <w:t>4</w:t>
             </w:r>
           </w:p>
@@ -1400,8 +1466,14 @@
           <w:p>
             <w:pPr>
               <w:pStyle w:val="Compact"/>
-            </w:pPr>
-            <w:r>
+              <w:rPr>
+                <w:rFonts w:asciiTheme="majorHAnsi" w:hAnsiTheme="majorHAnsi" w:cstheme="majorHAnsi"/>
+              </w:rPr>
+            </w:pPr>
+            <w:r>
+              <w:rPr>
+                <w:rFonts w:asciiTheme="majorHAnsi" w:hAnsiTheme="majorHAnsi" w:cstheme="majorHAnsi"/>
+              </w:rPr>
               <w:t>Règles du jeu</w:t>
             </w:r>
           </w:p>
@@ -1413,10 +1485,14 @@
           <w:p>
             <w:pPr>
               <w:pStyle w:val="Compact"/>
+              <w:rPr>
+                <w:rFonts w:asciiTheme="majorHAnsi" w:hAnsiTheme="majorHAnsi" w:cstheme="majorHAnsi"/>
+              </w:rPr>
             </w:pPr>
             <w:r>
               <w:rPr>
                 <w:rStyle w:val="VerbatimChar"/>
+                <w:rFonts w:asciiTheme="majorHAnsi" w:hAnsiTheme="majorHAnsi" w:cstheme="majorHAnsi"/>
               </w:rPr>
               <w:t>afficherRegles()</w:t>
             </w:r>
@@ -1431,8 +1507,14 @@
           <w:p>
             <w:pPr>
               <w:pStyle w:val="Compact"/>
-            </w:pPr>
-            <w:r>
+              <w:rPr>
+                <w:rFonts w:asciiTheme="majorHAnsi" w:hAnsiTheme="majorHAnsi" w:cstheme="majorHAnsi"/>
+              </w:rPr>
+            </w:pPr>
+            <w:r>
+              <w:rPr>
+                <w:rFonts w:asciiTheme="majorHAnsi" w:hAnsiTheme="majorHAnsi" w:cstheme="majorHAnsi"/>
+              </w:rPr>
               <w:t>5</w:t>
             </w:r>
           </w:p>
@@ -1444,8 +1526,14 @@
           <w:p>
             <w:pPr>
               <w:pStyle w:val="Compact"/>
-            </w:pPr>
-            <w:r>
+              <w:rPr>
+                <w:rFonts w:asciiTheme="majorHAnsi" w:hAnsiTheme="majorHAnsi" w:cstheme="majorHAnsi"/>
+              </w:rPr>
+            </w:pPr>
+            <w:r>
+              <w:rPr>
+                <w:rFonts w:asciiTheme="majorHAnsi" w:hAnsiTheme="majorHAnsi" w:cstheme="majorHAnsi"/>
+              </w:rPr>
               <w:t>Quitter</w:t>
             </w:r>
           </w:p>
@@ -1458,22 +1546,16 @@
             <w:pPr>
               <w:pStyle w:val="Compact"/>
               <w:rPr>
+                <w:rFonts w:asciiTheme="majorHAnsi" w:hAnsiTheme="majorHAnsi" w:cstheme="majorHAnsi"/>
                 <w:lang w:val="fr-FR"/>
               </w:rPr>
             </w:pPr>
-            <w:proofErr w:type="gramStart"/>
-            <w:r>
-              <w:rPr>
+            <w:r>
+              <w:rPr>
+                <w:rFonts w:asciiTheme="majorHAnsi" w:hAnsiTheme="majorHAnsi" w:cstheme="majorHAnsi"/>
                 <w:lang w:val="fr-FR"/>
               </w:rPr>
-              <w:t>fin</w:t>
-            </w:r>
-            <w:proofErr w:type="gramEnd"/>
-            <w:r>
-              <w:rPr>
-                <w:lang w:val="fr-FR"/>
-              </w:rPr>
-              <w:t xml:space="preserve"> de la boucle du menu</w:t>
+              <w:t xml:space="preserve">fin de la boucle du menu</w:t>
             </w:r>
           </w:p>
         </w:tc>
@@ -1482,30 +1564,15 @@
     <w:p>
       <w:pPr>
         <w:pStyle w:val="Titre3"/>
-      </w:pPr>
-      <w:proofErr w:type="spellStart"/>
-      <w:r>
-        <w:t>Commandes</w:t>
-      </w:r>
-      <w:proofErr w:type="spellEnd"/>
-      <w:r>
-        <w:t xml:space="preserve"> </w:t>
-      </w:r>
-      <w:proofErr w:type="spellStart"/>
-      <w:r>
-        <w:t>en</w:t>
-      </w:r>
-      <w:proofErr w:type="spellEnd"/>
-      <w:r>
-        <w:t xml:space="preserve"> </w:t>
-      </w:r>
-      <w:proofErr w:type="spellStart"/>
-      <w:r>
-        <w:t>cours</w:t>
-      </w:r>
-      <w:proofErr w:type="spellEnd"/>
-      <w:r>
-        <w:t xml:space="preserve"> de partie</w:t>
+        <w:rPr>
+          <w:rFonts w:cstheme="majorHAnsi"/>
+        </w:rPr>
+      </w:pPr>
+      <w:r>
+        <w:rPr>
+          <w:rFonts w:cstheme="majorHAnsi"/>
+        </w:rPr>
+        <w:t xml:space="preserve">Commandes en cours de partie</w:t>
       </w:r>
     </w:p>
     <w:tbl>
@@ -1523,9 +1590,9 @@
         <w:tblLook w:val="0020" w:firstRow="1" w:lastRow="0" w:firstColumn="0" w:lastColumn="0" w:noHBand="0" w:noVBand="0"/>
       </w:tblPr>
       <w:tblGrid>
-        <w:gridCol w:w="1679"/>
-        <w:gridCol w:w="5288"/>
-        <w:gridCol w:w="2887"/>
+        <w:gridCol w:w="1646"/>
+        <w:gridCol w:w="5350"/>
+        <w:gridCol w:w="2858"/>
       </w:tblGrid>
       <w:tr>
         <w:trPr>
@@ -1539,9 +1606,13 @@
           <w:p>
             <w:pPr>
               <w:pStyle w:val="Compact"/>
-            </w:pPr>
-            <w:r>
-              <w:rPr>
+              <w:rPr>
+                <w:rFonts w:asciiTheme="majorHAnsi" w:hAnsiTheme="majorHAnsi" w:cstheme="majorHAnsi"/>
+              </w:rPr>
+            </w:pPr>
+            <w:r>
+              <w:rPr>
+                <w:rFonts w:asciiTheme="majorHAnsi" w:hAnsiTheme="majorHAnsi" w:cstheme="majorHAnsi"/>
                 <w:b/>
               </w:rPr>
               <w:t>Commande</w:t>
@@ -1555,9 +1626,13 @@
           <w:p>
             <w:pPr>
               <w:pStyle w:val="Compact"/>
-            </w:pPr>
-            <w:r>
-              <w:rPr>
+              <w:rPr>
+                <w:rFonts w:asciiTheme="majorHAnsi" w:hAnsiTheme="majorHAnsi" w:cstheme="majorHAnsi"/>
+              </w:rPr>
+            </w:pPr>
+            <w:r>
+              <w:rPr>
+                <w:rFonts w:asciiTheme="majorHAnsi" w:hAnsiTheme="majorHAnsi" w:cstheme="majorHAnsi"/>
                 <w:b/>
               </w:rPr>
               <w:t>Action</w:t>
@@ -1571,9 +1646,13 @@
           <w:p>
             <w:pPr>
               <w:pStyle w:val="Compact"/>
-            </w:pPr>
-            <w:r>
-              <w:rPr>
+              <w:rPr>
+                <w:rFonts w:asciiTheme="majorHAnsi" w:hAnsiTheme="majorHAnsi" w:cstheme="majorHAnsi"/>
+              </w:rPr>
+            </w:pPr>
+            <w:r>
+              <w:rPr>
+                <w:rFonts w:asciiTheme="majorHAnsi" w:hAnsiTheme="majorHAnsi" w:cstheme="majorHAnsi"/>
                 <w:b/>
               </w:rPr>
               <w:t>Fonction appelée</w:t>
@@ -1589,9 +1668,14 @@
           <w:p>
             <w:pPr>
               <w:pStyle w:val="Compact"/>
-            </w:pPr>
-            <w:r>
-              <w:lastRenderedPageBreak/>
+              <w:rPr>
+                <w:rFonts w:asciiTheme="majorHAnsi" w:hAnsiTheme="majorHAnsi" w:cstheme="majorHAnsi"/>
+              </w:rPr>
+            </w:pPr>
+            <w:r>
+              <w:rPr>
+                <w:rFonts w:asciiTheme="majorHAnsi" w:hAnsiTheme="majorHAnsi" w:cstheme="majorHAnsi"/>
+              </w:rPr>
               <w:t>p</w:t>
             </w:r>
           </w:p>
@@ -1603,8 +1687,14 @@
           <w:p>
             <w:pPr>
               <w:pStyle w:val="Compact"/>
-            </w:pPr>
-            <w:r>
+              <w:rPr>
+                <w:rFonts w:asciiTheme="majorHAnsi" w:hAnsiTheme="majorHAnsi" w:cstheme="majorHAnsi"/>
+              </w:rPr>
+            </w:pPr>
+            <w:r>
+              <w:rPr>
+                <w:rFonts w:asciiTheme="majorHAnsi" w:hAnsiTheme="majorHAnsi" w:cstheme="majorHAnsi"/>
+              </w:rPr>
               <w:t>Piocher</w:t>
             </w:r>
           </w:p>
@@ -1616,10 +1706,14 @@
           <w:p>
             <w:pPr>
               <w:pStyle w:val="Compact"/>
+              <w:rPr>
+                <w:rFonts w:asciiTheme="majorHAnsi" w:hAnsiTheme="majorHAnsi" w:cstheme="majorHAnsi"/>
+              </w:rPr>
             </w:pPr>
             <w:r>
               <w:rPr>
                 <w:rStyle w:val="VerbatimChar"/>
+                <w:rFonts w:asciiTheme="majorHAnsi" w:hAnsiTheme="majorHAnsi" w:cstheme="majorHAnsi"/>
               </w:rPr>
               <w:t>piocher()</w:t>
             </w:r>
@@ -1634,8 +1728,14 @@
           <w:p>
             <w:pPr>
               <w:pStyle w:val="Compact"/>
-            </w:pPr>
-            <w:r>
+              <w:rPr>
+                <w:rFonts w:asciiTheme="majorHAnsi" w:hAnsiTheme="majorHAnsi" w:cstheme="majorHAnsi"/>
+              </w:rPr>
+            </w:pPr>
+            <w:r>
+              <w:rPr>
+                <w:rFonts w:asciiTheme="majorHAnsi" w:hAnsiTheme="majorHAnsi" w:cstheme="majorHAnsi"/>
+              </w:rPr>
               <w:t>d</w:t>
             </w:r>
           </w:p>
@@ -1648,11 +1748,13 @@
             <w:pPr>
               <w:pStyle w:val="Compact"/>
               <w:rPr>
+                <w:rFonts w:asciiTheme="majorHAnsi" w:hAnsiTheme="majorHAnsi" w:cstheme="majorHAnsi"/>
                 <w:lang w:val="fr-FR"/>
               </w:rPr>
             </w:pPr>
             <w:r>
               <w:rPr>
+                <w:rFonts w:asciiTheme="majorHAnsi" w:hAnsiTheme="majorHAnsi" w:cstheme="majorHAnsi"/>
                 <w:lang w:val="fr-FR"/>
               </w:rPr>
               <w:t>Déplacer une carte (ou une suite de cartes)</w:t>
@@ -1666,28 +1768,16 @@
           <w:p>
             <w:pPr>
               <w:pStyle w:val="Compact"/>
-            </w:pPr>
-            <w:proofErr w:type="spellStart"/>
-            <w:proofErr w:type="gramStart"/>
+              <w:rPr>
+                <w:rFonts w:asciiTheme="majorHAnsi" w:hAnsiTheme="majorHAnsi" w:cstheme="majorHAnsi"/>
+              </w:rPr>
+            </w:pPr>
             <w:r>
               <w:rPr>
                 <w:rStyle w:val="VerbatimChar"/>
-              </w:rPr>
-              <w:t>deplacer</w:t>
-            </w:r>
-            <w:proofErr w:type="spellEnd"/>
-            <w:r>
-              <w:rPr>
-                <w:rStyle w:val="VerbatimChar"/>
-              </w:rPr>
-              <w:t>(</w:t>
-            </w:r>
-            <w:proofErr w:type="gramEnd"/>
-            <w:r>
-              <w:rPr>
-                <w:rStyle w:val="VerbatimChar"/>
-              </w:rPr>
-              <w:t>)</w:t>
+                <w:rFonts w:asciiTheme="majorHAnsi" w:hAnsiTheme="majorHAnsi" w:cstheme="majorHAnsi"/>
+              </w:rPr>
+              <w:t>deplacer()</w:t>
             </w:r>
           </w:p>
         </w:tc>
@@ -1700,8 +1790,14 @@
           <w:p>
             <w:pPr>
               <w:pStyle w:val="Compact"/>
-            </w:pPr>
-            <w:r>
+              <w:rPr>
+                <w:rFonts w:asciiTheme="majorHAnsi" w:hAnsiTheme="majorHAnsi" w:cstheme="majorHAnsi"/>
+              </w:rPr>
+            </w:pPr>
+            <w:r>
+              <w:rPr>
+                <w:rFonts w:asciiTheme="majorHAnsi" w:hAnsiTheme="majorHAnsi" w:cstheme="majorHAnsi"/>
+              </w:rPr>
               <w:t>a</w:t>
             </w:r>
           </w:p>
@@ -1713,8 +1809,14 @@
           <w:p>
             <w:pPr>
               <w:pStyle w:val="Compact"/>
-            </w:pPr>
-            <w:r>
+              <w:rPr>
+                <w:rFonts w:asciiTheme="majorHAnsi" w:hAnsiTheme="majorHAnsi" w:cstheme="majorHAnsi"/>
+              </w:rPr>
+            </w:pPr>
+            <w:r>
+              <w:rPr>
+                <w:rFonts w:asciiTheme="majorHAnsi" w:hAnsiTheme="majorHAnsi" w:cstheme="majorHAnsi"/>
+              </w:rPr>
               <w:t>Aide</w:t>
             </w:r>
           </w:p>
@@ -1726,10 +1828,14 @@
           <w:p>
             <w:pPr>
               <w:pStyle w:val="Compact"/>
+              <w:rPr>
+                <w:rFonts w:asciiTheme="majorHAnsi" w:hAnsiTheme="majorHAnsi" w:cstheme="majorHAnsi"/>
+              </w:rPr>
             </w:pPr>
             <w:r>
               <w:rPr>
                 <w:rStyle w:val="VerbatimChar"/>
+                <w:rFonts w:asciiTheme="majorHAnsi" w:hAnsiTheme="majorHAnsi" w:cstheme="majorHAnsi"/>
               </w:rPr>
               <w:t>proposerCoups()</w:t>
             </w:r>
@@ -1744,8 +1850,14 @@
           <w:p>
             <w:pPr>
               <w:pStyle w:val="Compact"/>
-            </w:pPr>
-            <w:r>
+              <w:rPr>
+                <w:rFonts w:asciiTheme="majorHAnsi" w:hAnsiTheme="majorHAnsi" w:cstheme="majorHAnsi"/>
+              </w:rPr>
+            </w:pPr>
+            <w:r>
+              <w:rPr>
+                <w:rFonts w:asciiTheme="majorHAnsi" w:hAnsiTheme="majorHAnsi" w:cstheme="majorHAnsi"/>
+              </w:rPr>
               <w:t>s</w:t>
             </w:r>
           </w:p>
@@ -1757,8 +1869,14 @@
           <w:p>
             <w:pPr>
               <w:pStyle w:val="Compact"/>
-            </w:pPr>
-            <w:r>
+              <w:rPr>
+                <w:rFonts w:asciiTheme="majorHAnsi" w:hAnsiTheme="majorHAnsi" w:cstheme="majorHAnsi"/>
+              </w:rPr>
+            </w:pPr>
+            <w:r>
+              <w:rPr>
+                <w:rFonts w:asciiTheme="majorHAnsi" w:hAnsiTheme="majorHAnsi" w:cstheme="majorHAnsi"/>
+              </w:rPr>
               <w:t>Sauvegarder la partie</w:t>
             </w:r>
           </w:p>
@@ -1770,10 +1888,14 @@
           <w:p>
             <w:pPr>
               <w:pStyle w:val="Compact"/>
+              <w:rPr>
+                <w:rFonts w:asciiTheme="majorHAnsi" w:hAnsiTheme="majorHAnsi" w:cstheme="majorHAnsi"/>
+              </w:rPr>
             </w:pPr>
             <w:r>
               <w:rPr>
                 <w:rStyle w:val="VerbatimChar"/>
+                <w:rFonts w:asciiTheme="majorHAnsi" w:hAnsiTheme="majorHAnsi" w:cstheme="majorHAnsi"/>
               </w:rPr>
               <w:t>sauvegarderPartie()</w:t>
             </w:r>
@@ -1788,8 +1910,138 @@
           <w:p>
             <w:pPr>
               <w:pStyle w:val="Compact"/>
-            </w:pPr>
-            <w:r>
+              <w:rPr>
+                <w:rFonts w:asciiTheme="majorHAnsi" w:hAnsiTheme="majorHAnsi" w:cstheme="majorHAnsi"/>
+              </w:rPr>
+            </w:pPr>
+            <w:r>
+              <w:rPr>
+                <w:rFonts w:asciiTheme="majorHAnsi" w:hAnsiTheme="majorHAnsi" w:cstheme="majorHAnsi"/>
+              </w:rPr>
+              <w:t>an</w:t>
+            </w:r>
+          </w:p>
+        </w:tc>
+        <w:tc>
+          <w:tcPr>
+            <w:tcW w:w="0" w:type="auto"/>
+          </w:tcPr>
+          <w:p>
+            <w:pPr>
+              <w:pStyle w:val="Compact"/>
+              <w:rPr>
+                <w:rFonts w:asciiTheme="majorHAnsi" w:hAnsiTheme="majorHAnsi" w:cstheme="majorHAnsi"/>
+              </w:rPr>
+            </w:pPr>
+            <w:r>
+              <w:rPr>
+                <w:rFonts w:asciiTheme="majorHAnsi" w:hAnsiTheme="majorHAnsi" w:cstheme="majorHAnsi"/>
+              </w:rPr>
+              <w:t xml:space="preserve">Annuler le dernier coup </w:t>
+            </w:r>
+          </w:p>
+        </w:tc>
+        <w:tc>
+          <w:tcPr>
+            <w:tcW w:w="0" w:type="auto"/>
+          </w:tcPr>
+          <w:p>
+            <w:pPr>
+              <w:pStyle w:val="Compact"/>
+              <w:rPr>
+                <w:rStyle w:val="VerbatimChar"/>
+                <w:rFonts w:asciiTheme="majorHAnsi" w:hAnsiTheme="majorHAnsi" w:cstheme="majorHAnsi"/>
+              </w:rPr>
+            </w:pPr>
+            <w:r>
+              <w:rPr>
+                <w:rStyle w:val="VerbatimChar"/>
+                <w:rFonts w:asciiTheme="majorHAnsi" w:hAnsiTheme="majorHAnsi" w:cstheme="majorHAnsi"/>
+              </w:rPr>
+              <w:t>aucune (voir « Annulation d'un coup »)</w:t>
+            </w:r>
+          </w:p>
+        </w:tc>
+      </w:tr>
+      <w:tr>
+        <w:tc>
+          <w:tcPr>
+            <w:tcW w:w="0" w:type="auto"/>
+          </w:tcPr>
+          <w:p>
+            <w:pPr>
+              <w:pStyle w:val="Compact"/>
+              <w:rPr>
+                <w:rFonts w:asciiTheme="majorHAnsi" w:hAnsiTheme="majorHAnsi" w:cstheme="majorHAnsi"/>
+              </w:rPr>
+            </w:pPr>
+            <w:r>
+              <w:rPr>
+                <w:rFonts w:asciiTheme="majorHAnsi" w:hAnsiTheme="majorHAnsi" w:cstheme="majorHAnsi"/>
+              </w:rPr>
+              <w:t>r</w:t>
+            </w:r>
+          </w:p>
+        </w:tc>
+        <w:tc>
+          <w:tcPr>
+            <w:tcW w:w="0" w:type="auto"/>
+          </w:tcPr>
+          <w:p>
+            <w:pPr>
+              <w:pStyle w:val="Compact"/>
+              <w:rPr>
+                <w:rFonts w:asciiTheme="majorHAnsi" w:hAnsiTheme="majorHAnsi" w:cstheme="majorHAnsi"/>
+                <w:lang w:val="fr-FR"/>
+              </w:rPr>
+            </w:pPr>
+            <w:r>
+              <w:rPr>
+                <w:rFonts w:asciiTheme="majorHAnsi" w:hAnsiTheme="majorHAnsi" w:cstheme="majorHAnsi"/>
+                <w:lang w:val="fr-FR"/>
+              </w:rPr>
+              <w:t>Afficher les règles du jeu</w:t>
+            </w:r>
+          </w:p>
+        </w:tc>
+        <w:tc>
+          <w:tcPr>
+            <w:tcW w:w="0" w:type="auto"/>
+          </w:tcPr>
+          <w:p>
+            <w:pPr>
+              <w:pStyle w:val="Compact"/>
+              <w:rPr>
+                <w:rFonts w:asciiTheme="majorHAnsi" w:hAnsiTheme="majorHAnsi" w:cstheme="majorHAnsi"/>
+                <w:lang w:val="fr-FR"/>
+              </w:rPr>
+            </w:pPr>
+            <w:r>
+              <w:rPr>
+                <w:rFonts w:asciiTheme="majorHAnsi" w:hAnsiTheme="majorHAnsi" w:cstheme="majorHAnsi"/>
+                <w:lang w:val="fr-FR"/>
+              </w:rPr>
+              <w:t xml:space="preserve">afficherRegles()</w:t>
+            </w:r>
+          </w:p>
+        </w:tc>
+      </w:tr>
+      <w:tr>
+        <w:tc>
+          <w:tcPr>
+            <w:tcW w:w="0" w:type="auto"/>
+          </w:tcPr>
+          <w:p>
+            <w:pPr>
+              <w:pStyle w:val="Compact"/>
+              <w:rPr>
+                <w:rFonts w:asciiTheme="majorHAnsi" w:hAnsiTheme="majorHAnsi" w:cstheme="majorHAnsi"/>
+              </w:rPr>
+            </w:pPr>
+            <w:r>
+              <w:rPr>
+                <w:rFonts w:asciiTheme="majorHAnsi" w:hAnsiTheme="majorHAnsi" w:cstheme="majorHAnsi"/>
+              </w:rPr>
               <w:t>q</w:t>
             </w:r>
           </w:p>
@@ -1802,11 +2054,13 @@
             <w:pPr>
               <w:pStyle w:val="Compact"/>
               <w:rPr>
+                <w:rFonts w:asciiTheme="majorHAnsi" w:hAnsiTheme="majorHAnsi" w:cstheme="majorHAnsi"/>
                 <w:lang w:val="fr-FR"/>
               </w:rPr>
             </w:pPr>
             <w:r>
               <w:rPr>
+                <w:rFonts w:asciiTheme="majorHAnsi" w:hAnsiTheme="majorHAnsi" w:cstheme="majorHAnsi"/>
                 <w:lang w:val="fr-FR"/>
               </w:rPr>
               <w:t>Quitter la partie et revenir au menu</w:t>
@@ -1821,22 +2075,16 @@
             <w:pPr>
               <w:pStyle w:val="Compact"/>
               <w:rPr>
+                <w:rFonts w:asciiTheme="majorHAnsi" w:hAnsiTheme="majorHAnsi" w:cstheme="majorHAnsi"/>
                 <w:lang w:val="fr-FR"/>
               </w:rPr>
             </w:pPr>
-            <w:proofErr w:type="gramStart"/>
-            <w:r>
-              <w:rPr>
+            <w:r>
+              <w:rPr>
+                <w:rFonts w:asciiTheme="majorHAnsi" w:hAnsiTheme="majorHAnsi" w:cstheme="majorHAnsi"/>
                 <w:lang w:val="fr-FR"/>
               </w:rPr>
-              <w:t>fin</w:t>
-            </w:r>
-            <w:proofErr w:type="gramEnd"/>
-            <w:r>
-              <w:rPr>
-                <w:lang w:val="fr-FR"/>
-              </w:rPr>
-              <w:t xml:space="preserve"> de la boucle de jeu</w:t>
+              <w:t xml:space="preserve">fin de la boucle de jeu</w:t>
             </w:r>
           </w:p>
         </w:tc>
@@ -1846,11 +2094,13 @@
       <w:pPr>
         <w:pStyle w:val="Titre3"/>
         <w:rPr>
-          <w:lang w:val="fr-FR"/>
-        </w:rPr>
-      </w:pPr>
-      <w:r>
-        <w:rPr>
+          <w:rFonts w:cstheme="majorHAnsi"/>
+          <w:lang w:val="fr-FR"/>
+        </w:rPr>
+      </w:pPr>
+      <w:r>
+        <w:rPr>
+          <w:rFonts w:cstheme="majorHAnsi"/>
           <w:lang w:val="fr-FR"/>
         </w:rPr>
         <w:t>Saisie d'un déplacement</w:t>
@@ -1860,11 +2110,13 @@
       <w:pPr>
         <w:pStyle w:val="FirstParagraph"/>
         <w:rPr>
-          <w:lang w:val="fr-FR"/>
-        </w:rPr>
-      </w:pPr>
-      <w:r>
-        <w:rPr>
+          <w:rFonts w:asciiTheme="majorHAnsi" w:hAnsiTheme="majorHAnsi" w:cstheme="majorHAnsi"/>
+          <w:lang w:val="fr-FR"/>
+        </w:rPr>
+      </w:pPr>
+      <w:r>
+        <w:rPr>
+          <w:rFonts w:asciiTheme="majorHAnsi" w:hAnsiTheme="majorHAnsi" w:cstheme="majorHAnsi"/>
           <w:lang w:val="fr-FR"/>
         </w:rPr>
         <w:t>Après la commande d, le joueur indique la carte à déplacer, puis sa destination.</w:t>
@@ -1874,11 +2126,13 @@
       <w:pPr>
         <w:pStyle w:val="Corpsdetexte"/>
         <w:rPr>
-          <w:lang w:val="fr-FR"/>
-        </w:rPr>
-      </w:pPr>
-      <w:r>
-        <w:rPr>
+          <w:rFonts w:asciiTheme="majorHAnsi" w:hAnsiTheme="majorHAnsi" w:cstheme="majorHAnsi"/>
+          <w:lang w:val="fr-FR"/>
+        </w:rPr>
+      </w:pPr>
+      <w:r>
+        <w:rPr>
+          <w:rFonts w:asciiTheme="majorHAnsi" w:hAnsiTheme="majorHAnsi" w:cstheme="majorHAnsi"/>
           <w:b/>
           <w:lang w:val="fr-FR"/>
         </w:rPr>
@@ -1886,1073 +2140,1290 @@
       </w:r>
       <w:r>
         <w:rPr>
-          <w:lang w:val="fr-FR"/>
-        </w:rPr>
-        <w:t xml:space="preserve"> : la valeur (A, 2 à 10, V, D, R) suivie de la famille (</w:t>
-      </w:r>
-      <w:proofErr w:type="spellStart"/>
-      <w:r>
-        <w:rPr>
-          <w:lang w:val="fr-FR"/>
-        </w:rPr>
-        <w:t>co</w:t>
-      </w:r>
-      <w:proofErr w:type="spellEnd"/>
-      <w:r>
-        <w:rPr>
+          <w:rFonts w:asciiTheme="majorHAnsi" w:hAnsiTheme="majorHAnsi" w:cstheme="majorHAnsi"/>
+          <w:lang w:val="fr-FR"/>
+        </w:rPr>
+        <w:t xml:space="preserve"> : la valeur (A, 2 à 10, V, D, R) suivie de la famille (co, ca, tr, pi). Exemples : </w:t>
+      </w:r>
+      <w:r>
+        <w:rPr>
+          <w:rStyle w:val="VerbatimChar"/>
+          <w:rFonts w:asciiTheme="majorHAnsi" w:hAnsiTheme="majorHAnsi" w:cstheme="majorHAnsi"/>
+          <w:lang w:val="fr-FR"/>
+        </w:rPr>
+        <w:t>10co</w:t>
+      </w:r>
+      <w:r>
+        <w:rPr>
+          <w:rFonts w:asciiTheme="majorHAnsi" w:hAnsiTheme="majorHAnsi" w:cstheme="majorHAnsi"/>
+          <w:lang w:val="fr-FR"/>
+        </w:rPr>
+        <w:t xml:space="preserve"> pour le 10 de cœur, </w:t>
+      </w:r>
+      <w:r>
+        <w:rPr>
+          <w:rStyle w:val="VerbatimChar"/>
+          <w:rFonts w:asciiTheme="majorHAnsi" w:hAnsiTheme="majorHAnsi" w:cstheme="majorHAnsi"/>
+          <w:lang w:val="fr-FR"/>
+        </w:rPr>
+        <w:t>vpi</w:t>
+      </w:r>
+      <w:r>
+        <w:rPr>
+          <w:rFonts w:asciiTheme="majorHAnsi" w:hAnsiTheme="majorHAnsi" w:cstheme="majorHAnsi"/>
+          <w:lang w:val="fr-FR"/>
+        </w:rPr>
+        <w:t xml:space="preserve"> pour le valet de pique. La fonction </w:t>
+      </w:r>
+      <w:r>
+        <w:rPr>
+          <w:rStyle w:val="VerbatimChar"/>
+          <w:rFonts w:asciiTheme="majorHAnsi" w:hAnsiTheme="majorHAnsi" w:cstheme="majorHAnsi"/>
+          <w:lang w:val="fr-FR"/>
+        </w:rPr>
+        <w:t>texteEnCarte</w:t>
+      </w:r>
+      <w:r>
+        <w:rPr>
+          <w:rFonts w:asciiTheme="majorHAnsi" w:hAnsiTheme="majorHAnsi" w:cstheme="majorHAnsi"/>
+          <w:lang w:val="fr-FR"/>
+        </w:rPr>
+        <w:t xml:space="preserve"> transforme ce texte en carte, ou renvoie </w:t>
+      </w:r>
+      <w:r>
+        <w:rPr>
+          <w:rStyle w:val="VerbatimChar"/>
+          <w:rFonts w:asciiTheme="majorHAnsi" w:hAnsiTheme="majorHAnsi" w:cstheme="majorHAnsi"/>
+          <w:lang w:val="fr-FR"/>
+        </w:rPr>
+        <w:t>None</w:t>
+      </w:r>
+      <w:r>
+        <w:rPr>
+          <w:rFonts w:asciiTheme="majorHAnsi" w:hAnsiTheme="majorHAnsi" w:cstheme="majorHAnsi"/>
+          <w:lang w:val="fr-FR"/>
+        </w:rPr>
+        <w:t xml:space="preserve"> si la saisie est invalide.</w:t>
+      </w:r>
+    </w:p>
+    <w:p>
+      <w:pPr>
+        <w:pStyle w:val="Corpsdetexte"/>
+        <w:rPr>
+          <w:rFonts w:asciiTheme="majorHAnsi" w:hAnsiTheme="majorHAnsi" w:cstheme="majorHAnsi"/>
+          <w:lang w:val="fr-FR"/>
+        </w:rPr>
+      </w:pPr>
+      <w:r>
+        <w:rPr>
+          <w:rFonts w:asciiTheme="majorHAnsi" w:hAnsiTheme="majorHAnsi" w:cstheme="majorHAnsi"/>
+          <w:b/>
+          <w:lang w:val="fr-FR"/>
+        </w:rPr>
+        <w:t>La destination</w:t>
+      </w:r>
+      <w:r>
+        <w:rPr>
+          <w:rFonts w:asciiTheme="majorHAnsi" w:hAnsiTheme="majorHAnsi" w:cstheme="majorHAnsi"/>
+          <w:lang w:val="fr-FR"/>
+        </w:rPr>
+        <w:t xml:space="preserve"> : un numéro de colonne de 1 à 7, ou </w:t>
+      </w:r>
+      <w:r>
+        <w:rPr>
+          <w:rStyle w:val="VerbatimChar"/>
+          <w:rFonts w:asciiTheme="majorHAnsi" w:hAnsiTheme="majorHAnsi" w:cstheme="majorHAnsi"/>
+          <w:lang w:val="fr-FR"/>
+        </w:rPr>
+        <w:t>f</w:t>
+      </w:r>
+      <w:r>
+        <w:rPr>
+          <w:rFonts w:asciiTheme="majorHAnsi" w:hAnsiTheme="majorHAnsi" w:cstheme="majorHAnsi"/>
+          <w:lang w:val="fr-FR"/>
+        </w:rPr>
+        <w:t xml:space="preserve"> pour la fondation. Il n'est pas nécessaire de préciser quelle fondation : elle se déduit de la famille de la carte.</w:t>
+      </w:r>
+    </w:p>
+    <w:p>
+      <w:pPr>
+        <w:pStyle w:val="Titre2"/>
+        <w:rPr>
+          <w:rFonts w:cstheme="majorHAnsi"/>
+          <w:lang w:val="fr-FR"/>
+        </w:rPr>
+      </w:pPr>
+    </w:p>
+    <w:p>
+      <w:pPr>
+        <w:pStyle w:val="Titre2"/>
+        <w:rPr>
+          <w:rFonts w:cstheme="majorHAnsi"/>
+          <w:lang w:val="fr-FR"/>
+        </w:rPr>
+      </w:pPr>
+    </w:p>
+    <w:p>
+      <w:pPr>
+        <w:pStyle w:val="Titre2"/>
+        <w:rPr>
+          <w:rFonts w:cstheme="majorHAnsi"/>
+          <w:lang w:val="fr-FR"/>
+        </w:rPr>
+      </w:pPr>
+    </w:p>
+    <w:p>
+      <w:pPr>
+        <w:pStyle w:val="Titre2"/>
+        <w:rPr>
+          <w:rFonts w:cstheme="majorHAnsi"/>
+          <w:lang w:val="fr-FR"/>
+        </w:rPr>
+      </w:pPr>
+    </w:p>
+    <w:p>
+      <w:pPr>
+        <w:pStyle w:val="Titre2"/>
+        <w:rPr>
+          <w:rFonts w:cstheme="majorHAnsi"/>
+          <w:lang w:val="fr-FR"/>
+        </w:rPr>
+      </w:pPr>
+    </w:p>
+    <w:p>
+      <w:pPr>
+        <w:pStyle w:val="Titre2"/>
+        <w:rPr>
+          <w:rFonts w:cstheme="majorHAnsi"/>
+          <w:lang w:val="fr-FR"/>
+        </w:rPr>
+      </w:pPr>
+    </w:p>
+    <w:p>
+      <w:pPr>
+        <w:pStyle w:val="Titre2"/>
+        <w:rPr>
+          <w:rFonts w:cstheme="majorHAnsi"/>
+          <w:lang w:val="fr-FR"/>
+        </w:rPr>
+      </w:pPr>
+      <w:r>
+        <w:rPr>
+          <w:rFonts w:cstheme="majorHAnsi"/>
+          <w:lang w:val="fr-FR"/>
+        </w:rPr>
+        <w:t>3. Fonctionnement du jeu</w:t>
+      </w:r>
+    </w:p>
+    <w:p>
+      <w:pPr>
+        <w:pStyle w:val="Titre3"/>
+        <w:rPr>
+          <w:rFonts w:cstheme="majorHAnsi"/>
+          <w:lang w:val="fr-FR"/>
+        </w:rPr>
+      </w:pPr>
+      <w:r>
+        <w:rPr>
+          <w:rFonts w:cstheme="majorHAnsi"/>
+          <w:lang w:val="fr-FR"/>
+        </w:rPr>
+        <w:t>Affichage</w:t>
+      </w:r>
+    </w:p>
+    <w:p>
+      <w:pPr>
+        <w:pStyle w:val="FirstParagraph"/>
+        <w:rPr>
+          <w:rFonts w:asciiTheme="majorHAnsi" w:hAnsiTheme="majorHAnsi" w:cstheme="majorHAnsi"/>
+          <w:lang w:val="fr-FR"/>
+        </w:rPr>
+      </w:pPr>
+      <w:r>
+        <w:rPr>
+          <w:rStyle w:val="VerbatimChar"/>
+          <w:rFonts w:asciiTheme="majorHAnsi" w:hAnsiTheme="majorHAnsi" w:cstheme="majorHAnsi"/>
+          <w:lang w:val="fr-FR"/>
+        </w:rPr>
+        <w:t>afficherPartie</w:t>
+      </w:r>
+      <w:r>
+        <w:rPr>
+          <w:rFonts w:asciiTheme="majorHAnsi" w:hAnsiTheme="majorHAnsi" w:cstheme="majorHAnsi"/>
+          <w:lang w:val="fr-FR"/>
+        </w:rPr>
+        <w:t xml:space="preserve"> affiche, de haut en bas : la pioche et la défausse avec leur nombre de cartes, les fondations, puis les 7 colonnes verticalement. Une carte cachée s'affiche </w:t>
+      </w:r>
+      <w:r>
+        <w:rPr>
+          <w:rStyle w:val="VerbatimChar"/>
+          <w:rFonts w:asciiTheme="majorHAnsi" w:hAnsiTheme="majorHAnsi" w:cstheme="majorHAnsi"/>
+          <w:lang w:val="fr-FR"/>
+        </w:rPr>
+        <w:t>[XX]</w:t>
+      </w:r>
+      <w:r>
+        <w:rPr>
+          <w:rFonts w:asciiTheme="majorHAnsi" w:hAnsiTheme="majorHAnsi" w:cstheme="majorHAnsi"/>
+          <w:lang w:val="fr-FR"/>
+        </w:rPr>
+        <w:t xml:space="preserve">, une pile vide </w:t>
+      </w:r>
+      <w:r>
+        <w:rPr>
+          <w:rStyle w:val="VerbatimChar"/>
+          <w:rFonts w:asciiTheme="majorHAnsi" w:hAnsiTheme="majorHAnsi" w:cstheme="majorHAnsi"/>
+          <w:lang w:val="fr-FR"/>
+        </w:rPr>
+        <w:t>[  ]</w:t>
+      </w:r>
+      <w:r>
+        <w:rPr>
+          <w:rFonts w:asciiTheme="majorHAnsi" w:hAnsiTheme="majorHAnsi" w:cstheme="majorHAnsi"/>
+          <w:lang w:val="fr-FR"/>
+        </w:rPr>
+        <w:t xml:space="preserve">. Les cœurs et les carreaux sont écrits en rouge grâce aux codes couleur ANSI ; sous Windows, </w:t>
+      </w:r>
+      <w:r>
+        <w:rPr>
+          <w:rStyle w:val="VerbatimChar"/>
+          <w:rFonts w:asciiTheme="majorHAnsi" w:hAnsiTheme="majorHAnsi" w:cstheme="majorHAnsi"/>
+          <w:lang w:val="fr-FR"/>
+        </w:rPr>
+        <w:t>activerCouleurs</w:t>
+      </w:r>
+      <w:r>
+        <w:rPr>
+          <w:rFonts w:asciiTheme="majorHAnsi" w:hAnsiTheme="majorHAnsi" w:cstheme="majorHAnsi"/>
+          <w:lang w:val="fr-FR"/>
+        </w:rPr>
+        <w:t xml:space="preserve"> active ces codes dans la console. Au démarrage, l'écran de jeu tient sur une surface inférieure à 20 lignes × 60 caractères.</w:t>
+      </w:r>
+    </w:p>
+    <w:p>
+      <w:pPr>
+        <w:pStyle w:val="Titre3"/>
+        <w:rPr>
+          <w:rFonts w:cstheme="majorHAnsi"/>
+          <w:lang w:val="fr-FR"/>
+        </w:rPr>
+      </w:pPr>
+      <w:r>
+        <w:rPr>
+          <w:rFonts w:cstheme="majorHAnsi"/>
+          <w:lang w:val="fr-FR"/>
+        </w:rPr>
+        <w:t>Déplacement d'une carte</w:t>
+      </w:r>
+    </w:p>
+    <w:p>
+      <w:pPr>
+        <w:pStyle w:val="FirstParagraph"/>
+        <w:rPr>
+          <w:rFonts w:asciiTheme="majorHAnsi" w:hAnsiTheme="majorHAnsi" w:cstheme="majorHAnsi"/>
+          <w:lang w:val="fr-FR"/>
+        </w:rPr>
+      </w:pPr>
+      <w:r>
+        <w:rPr>
+          <w:rStyle w:val="VerbatimChar"/>
+          <w:rFonts w:asciiTheme="majorHAnsi" w:hAnsiTheme="majorHAnsi" w:cstheme="majorHAnsi"/>
+          <w:lang w:val="fr-FR"/>
+        </w:rPr>
+        <w:t>deplacer</w:t>
+      </w:r>
+      <w:r>
+        <w:rPr>
+          <w:rFonts w:asciiTheme="majorHAnsi" w:hAnsiTheme="majorHAnsi" w:cstheme="majorHAnsi"/>
+          <w:lang w:val="fr-FR"/>
+        </w:rPr>
+        <w:t xml:space="preserve"> enchaîne les étapes du coup, chacune confiée à une fonction :</w:t>
+      </w:r>
+    </w:p>
+    <w:p>
+      <w:pPr>
+        <w:pStyle w:val="Corpsdetexte"/>
+        <w:rPr>
+          <w:rFonts w:asciiTheme="majorHAnsi" w:hAnsiTheme="majorHAnsi" w:cstheme="majorHAnsi"/>
+          <w:lang w:val="fr-FR"/>
+        </w:rPr>
+      </w:pPr>
+      <w:r>
+        <w:rPr>
+          <w:rFonts w:asciiTheme="majorHAnsi" w:hAnsiTheme="majorHAnsi" w:cstheme="majorHAnsi"/>
+          <w:lang w:val="fr-FR"/>
+        </w:rPr>
+        <w:t xml:space="preserve">1. </w:t>
+      </w:r>
+      <w:r>
+        <w:rPr>
+          <w:rStyle w:val="VerbatimChar"/>
+          <w:rFonts w:asciiTheme="majorHAnsi" w:hAnsiTheme="majorHAnsi" w:cstheme="majorHAnsi"/>
+          <w:lang w:val="fr-FR"/>
+        </w:rPr>
+        <w:t>demanderCarte</w:t>
+      </w:r>
+      <w:r>
+        <w:rPr>
+          <w:rFonts w:asciiTheme="majorHAnsi" w:hAnsiTheme="majorHAnsi" w:cstheme="majorHAnsi"/>
+          <w:lang w:val="fr-FR"/>
+        </w:rPr>
+        <w:t xml:space="preserve"> lit et convertit la saisie du joueur.</w:t>
+      </w:r>
+    </w:p>
+    <w:p>
+      <w:pPr>
+        <w:pStyle w:val="Corpsdetexte"/>
+        <w:rPr>
+          <w:rFonts w:asciiTheme="majorHAnsi" w:hAnsiTheme="majorHAnsi" w:cstheme="majorHAnsi"/>
+          <w:lang w:val="fr-FR"/>
+        </w:rPr>
+      </w:pPr>
+      <w:r>
+        <w:rPr>
+          <w:rFonts w:asciiTheme="majorHAnsi" w:hAnsiTheme="majorHAnsi" w:cstheme="majorHAnsi"/>
+          <w:lang w:val="fr-FR"/>
+        </w:rPr>
+        <w:t xml:space="preserve">2. La carte est cherchée dans les cartes </w:t>
+      </w:r>
+      <w:r>
+        <w:rPr>
+          <w:rFonts w:asciiTheme="majorHAnsi" w:hAnsiTheme="majorHAnsi" w:cstheme="majorHAnsi"/>
+          <w:b/>
+          <w:lang w:val="fr-FR"/>
+        </w:rPr>
+        <w:t>visibles</w:t>
+      </w:r>
+      <w:r>
+        <w:rPr>
+          <w:rFonts w:asciiTheme="majorHAnsi" w:hAnsiTheme="majorHAnsi" w:cstheme="majorHAnsi"/>
+          <w:lang w:val="fr-FR"/>
+        </w:rPr>
+        <w:t xml:space="preserve"> des colonnes, sur le dessus de la défausse et sur le dessus de la fondation de sa famille. Son emplacement est retenu : </w:t>
+      </w:r>
+      <w:r>
+        <w:rPr>
+          <w:rStyle w:val="VerbatimChar"/>
+          <w:rFonts w:asciiTheme="majorHAnsi" w:hAnsiTheme="majorHAnsi" w:cstheme="majorHAnsi"/>
+          <w:lang w:val="fr-FR"/>
+        </w:rPr>
+        <w:t>(colonne, position)</w:t>
+      </w:r>
+      <w:r>
+        <w:rPr>
+          <w:rFonts w:asciiTheme="majorHAnsi" w:hAnsiTheme="majorHAnsi" w:cstheme="majorHAnsi"/>
           <w:lang w:val="fr-FR"/>
         </w:rPr>
         <w:t xml:space="preserve">, </w:t>
       </w:r>
-      <w:proofErr w:type="gramStart"/>
-      <w:r>
-        <w:rPr>
-          <w:lang w:val="fr-FR"/>
-        </w:rPr>
-        <w:t>ca</w:t>
-      </w:r>
-      <w:proofErr w:type="gramEnd"/>
-      <w:r>
-        <w:rPr>
-          <w:lang w:val="fr-FR"/>
-        </w:rPr>
-        <w:t xml:space="preserve">, tr, pi). Exemples : </w:t>
-      </w:r>
       <w:r>
         <w:rPr>
           <w:rStyle w:val="VerbatimChar"/>
-          <w:lang w:val="fr-FR"/>
-        </w:rPr>
-        <w:t>10co</w:t>
-      </w:r>
-      <w:r>
-        <w:rPr>
-          <w:lang w:val="fr-FR"/>
-        </w:rPr>
-        <w:t xml:space="preserve"> pour le 10 de cœur, </w:t>
-      </w:r>
-      <w:proofErr w:type="spellStart"/>
+          <w:rFonts w:asciiTheme="majorHAnsi" w:hAnsiTheme="majorHAnsi" w:cstheme="majorHAnsi"/>
+          <w:lang w:val="fr-FR"/>
+        </w:rPr>
+        <w:t>"defausse"</w:t>
+      </w:r>
+      <w:r>
+        <w:rPr>
+          <w:rFonts w:asciiTheme="majorHAnsi" w:hAnsiTheme="majorHAnsi" w:cstheme="majorHAnsi"/>
+          <w:lang w:val="fr-FR"/>
+        </w:rPr>
+        <w:t xml:space="preserve"> ou </w:t>
+      </w:r>
       <w:r>
         <w:rPr>
           <w:rStyle w:val="VerbatimChar"/>
-          <w:lang w:val="fr-FR"/>
-        </w:rPr>
-        <w:t>vpi</w:t>
-      </w:r>
-      <w:proofErr w:type="spellEnd"/>
-      <w:r>
-        <w:rPr>
-          <w:lang w:val="fr-FR"/>
-        </w:rPr>
-        <w:t xml:space="preserve"> pour le valet de pique. La fonction </w:t>
-      </w:r>
-      <w:proofErr w:type="spellStart"/>
+          <w:rFonts w:asciiTheme="majorHAnsi" w:hAnsiTheme="majorHAnsi" w:cstheme="majorHAnsi"/>
+          <w:lang w:val="fr-FR"/>
+        </w:rPr>
+        <w:t>"fondation"</w:t>
+      </w:r>
+      <w:r>
+        <w:rPr>
+          <w:rFonts w:asciiTheme="majorHAnsi" w:hAnsiTheme="majorHAnsi" w:cstheme="majorHAnsi"/>
+          <w:lang w:val="fr-FR"/>
+        </w:rPr>
+        <w:t>. Une carte cachée ne peut donc jamais être déplacée.</w:t>
+      </w:r>
+    </w:p>
+    <w:p>
+      <w:pPr>
+        <w:pStyle w:val="Corpsdetexte"/>
+        <w:rPr>
+          <w:rFonts w:asciiTheme="majorHAnsi" w:hAnsiTheme="majorHAnsi" w:cstheme="majorHAnsi"/>
+          <w:lang w:val="fr-FR"/>
+        </w:rPr>
+      </w:pPr>
+      <w:r>
+        <w:rPr>
+          <w:rFonts w:asciiTheme="majorHAnsi" w:hAnsiTheme="majorHAnsi" w:cstheme="majorHAnsi"/>
+          <w:lang w:val="fr-FR"/>
+        </w:rPr>
+        <w:t xml:space="preserve">3. </w:t>
+      </w:r>
       <w:r>
         <w:rPr>
           <w:rStyle w:val="VerbatimChar"/>
-          <w:lang w:val="fr-FR"/>
-        </w:rPr>
-        <w:t>texteEnCarte</w:t>
-      </w:r>
-      <w:proofErr w:type="spellEnd"/>
-      <w:r>
-        <w:rPr>
-          <w:lang w:val="fr-FR"/>
-        </w:rPr>
-        <w:t xml:space="preserve"> transforme ce texte en carte, ou renvoie </w:t>
+          <w:rFonts w:asciiTheme="majorHAnsi" w:hAnsiTheme="majorHAnsi" w:cstheme="majorHAnsi"/>
+          <w:lang w:val="fr-FR"/>
+        </w:rPr>
+        <w:t>demanderDestination</w:t>
+      </w:r>
+      <w:r>
+        <w:rPr>
+          <w:rFonts w:asciiTheme="majorHAnsi" w:hAnsiTheme="majorHAnsi" w:cstheme="majorHAnsi"/>
+          <w:lang w:val="fr-FR"/>
+        </w:rPr>
+        <w:t xml:space="preserve"> lit la colonne d'arrivée ou </w:t>
       </w:r>
       <w:r>
         <w:rPr>
           <w:rStyle w:val="VerbatimChar"/>
-          <w:lang w:val="fr-FR"/>
-        </w:rPr>
-        <w:t>None</w:t>
-      </w:r>
-      <w:r>
-        <w:rPr>
-          <w:lang w:val="fr-FR"/>
-        </w:rPr>
-        <w:t xml:space="preserve"> si la saisie est invalide.</w:t>
+          <w:rFonts w:asciiTheme="majorHAnsi" w:hAnsiTheme="majorHAnsi" w:cstheme="majorHAnsi"/>
+          <w:lang w:val="fr-FR"/>
+        </w:rPr>
+        <w:t>f</w:t>
+      </w:r>
+      <w:r>
+        <w:rPr>
+          <w:rFonts w:asciiTheme="majorHAnsi" w:hAnsiTheme="majorHAnsi" w:cstheme="majorHAnsi"/>
+          <w:lang w:val="fr-FR"/>
+        </w:rPr>
+        <w:t>.</w:t>
       </w:r>
     </w:p>
     <w:p>
       <w:pPr>
         <w:pStyle w:val="Corpsdetexte"/>
         <w:rPr>
-          <w:lang w:val="fr-FR"/>
-        </w:rPr>
-      </w:pPr>
-      <w:r>
-        <w:rPr>
+          <w:rFonts w:asciiTheme="majorHAnsi" w:hAnsiTheme="majorHAnsi" w:cstheme="majorHAnsi"/>
+          <w:lang w:val="fr-FR"/>
+        </w:rPr>
+      </w:pPr>
+      <w:r>
+        <w:rPr>
+          <w:rFonts w:asciiTheme="majorHAnsi" w:hAnsiTheme="majorHAnsi" w:cstheme="majorHAnsi"/>
+          <w:lang w:val="fr-FR"/>
+        </w:rPr>
+        <w:t xml:space="preserve">4. Le coup est vérifié : </w:t>
+      </w:r>
+      <w:r>
+        <w:rPr>
+          <w:rStyle w:val="VerbatimChar"/>
+          <w:rFonts w:asciiTheme="majorHAnsi" w:hAnsiTheme="majorHAnsi" w:cstheme="majorHAnsi"/>
+          <w:lang w:val="fr-FR"/>
+        </w:rPr>
+        <w:t>peutPoserSurColonne</w:t>
+      </w:r>
+      <w:r>
+        <w:rPr>
+          <w:rFonts w:asciiTheme="majorHAnsi" w:hAnsiTheme="majorHAnsi" w:cstheme="majorHAnsi"/>
+          <w:lang w:val="fr-FR"/>
+        </w:rPr>
+        <w:t xml:space="preserve"> (valeur inférieure de 1 et couleur opposée, ou un Roi sur une colonne vide) ou </w:t>
+      </w:r>
+      <w:r>
+        <w:rPr>
+          <w:rStyle w:val="VerbatimChar"/>
+          <w:rFonts w:asciiTheme="majorHAnsi" w:hAnsiTheme="majorHAnsi" w:cstheme="majorHAnsi"/>
+          <w:lang w:val="fr-FR"/>
+        </w:rPr>
+        <w:t>peutPoserSurFondation</w:t>
+      </w:r>
+      <w:r>
+        <w:rPr>
+          <w:rFonts w:asciiTheme="majorHAnsi" w:hAnsiTheme="majorHAnsi" w:cstheme="majorHAnsi"/>
+          <w:lang w:val="fr-FR"/>
+        </w:rPr>
+        <w:t xml:space="preserve"> (un As sur une fondation vide, sinon la valeur suivante). Vers une fondation, seule la dernière carte d'une colonne peut partir. Une carte déjà dans une fondation ne peut aller que vers une colonne.</w:t>
+      </w:r>
+    </w:p>
+    <w:p>
+      <w:pPr>
+        <w:pStyle w:val="Corpsdetexte"/>
+        <w:rPr>
+          <w:rFonts w:asciiTheme="majorHAnsi" w:hAnsiTheme="majorHAnsi" w:cstheme="majorHAnsi"/>
+          <w:lang w:val="fr-FR"/>
+        </w:rPr>
+      </w:pPr>
+      <w:r>
+        <w:rPr>
+          <w:rFonts w:asciiTheme="majorHAnsi" w:hAnsiTheme="majorHAnsi" w:cstheme="majorHAnsi"/>
+          <w:lang w:val="fr-FR"/>
+        </w:rPr>
+        <w:t xml:space="preserve">5. Le déplacement est effectué. Depuis la défausse ou une fondation, seule la carte du dessus part. Depuis une colonne, la carte choisie part avec toutes celles posées dessus grâce au slicing </w:t>
+      </w:r>
+      <w:r>
+        <w:rPr>
+          <w:rStyle w:val="VerbatimChar"/>
+          <w:rFonts w:asciiTheme="majorHAnsi" w:hAnsiTheme="majorHAnsi" w:cstheme="majorHAnsi"/>
+          <w:lang w:val="fr-FR"/>
+        </w:rPr>
+        <w:t>visibles[position:]</w:t>
+      </w:r>
+      <w:r>
+        <w:rPr>
+          <w:rFonts w:asciiTheme="majorHAnsi" w:hAnsiTheme="majorHAnsi" w:cstheme="majorHAnsi"/>
+          <w:lang w:val="fr-FR"/>
+        </w:rPr>
+        <w:t xml:space="preserve">. Si la colonne de départ n'a plus de carte visible, </w:t>
+      </w:r>
+      <w:r>
+        <w:rPr>
+          <w:rStyle w:val="VerbatimChar"/>
+          <w:rFonts w:asciiTheme="majorHAnsi" w:hAnsiTheme="majorHAnsi" w:cstheme="majorHAnsi"/>
+          <w:lang w:val="fr-FR"/>
+        </w:rPr>
+        <w:t>retournerCarteCachee</w:t>
+      </w:r>
+      <w:r>
+        <w:rPr>
+          <w:rFonts w:asciiTheme="majorHAnsi" w:hAnsiTheme="majorHAnsi" w:cstheme="majorHAnsi"/>
+          <w:lang w:val="fr-FR"/>
+        </w:rPr>
+        <w:t xml:space="preserve"> retourne la carte du dessous.</w:t>
+      </w:r>
+    </w:p>
+    <w:p>
+      <w:pPr>
+        <w:pStyle w:val="Corpsdetexte"/>
+        <w:rPr>
+          <w:rFonts w:asciiTheme="majorHAnsi" w:hAnsiTheme="majorHAnsi" w:cstheme="majorHAnsi"/>
+          <w:lang w:val="fr-FR"/>
+        </w:rPr>
+      </w:pPr>
+      <w:r>
+        <w:rPr>
+          <w:rFonts w:asciiTheme="majorHAnsi" w:hAnsiTheme="majorHAnsi" w:cstheme="majorHAnsi"/>
+          <w:lang w:val="fr-FR"/>
+        </w:rPr>
+        <w:t>Chaque erreur (carte invalide ou indisponible, destination invalide, coup interdit) affiche un message et laisse le jeu inchangé.</w:t>
+      </w:r>
+    </w:p>
+    <w:p>
+      <w:pPr>
+        <w:pStyle w:val="Titre3"/>
+        <w:rPr>
+          <w:rFonts w:cstheme="majorHAnsi"/>
+          <w:lang w:val="fr-FR"/>
+        </w:rPr>
+      </w:pPr>
+      <w:r>
+        <w:rPr>
+          <w:rFonts w:cstheme="majorHAnsi"/>
+          <w:lang w:val="fr-FR"/>
+        </w:rPr>
+        <w:t>Pioche</w:t>
+      </w:r>
+    </w:p>
+    <w:p>
+      <w:pPr>
+        <w:pStyle w:val="FirstParagraph"/>
+        <w:rPr>
+          <w:rFonts w:asciiTheme="majorHAnsi" w:hAnsiTheme="majorHAnsi" w:cstheme="majorHAnsi"/>
+          <w:lang w:val="fr-FR"/>
+        </w:rPr>
+      </w:pPr>
+      <w:r>
+        <w:rPr>
+          <w:rFonts w:asciiTheme="majorHAnsi" w:hAnsiTheme="majorHAnsi" w:cstheme="majorHAnsi"/>
+          <w:lang w:val="fr-FR"/>
+        </w:rPr>
+        <w:t xml:space="preserve">À chaque commande p, </w:t>
+      </w:r>
+      <w:r>
+        <w:rPr>
+          <w:rStyle w:val="VerbatimChar"/>
+          <w:rFonts w:asciiTheme="majorHAnsi" w:hAnsiTheme="majorHAnsi" w:cstheme="majorHAnsi"/>
+          <w:lang w:val="fr-FR"/>
+        </w:rPr>
+        <w:t>piocher</w:t>
+      </w:r>
+      <w:r>
+        <w:rPr>
+          <w:rFonts w:asciiTheme="majorHAnsi" w:hAnsiTheme="majorHAnsi" w:cstheme="majorHAnsi"/>
+          <w:lang w:val="fr-FR"/>
+        </w:rPr>
+        <w:t xml:space="preserve"> fait passer une carte de la pioche vers la défausse (ou trois, selon le paramètre </w:t>
+      </w:r>
+      <w:r>
+        <w:rPr>
+          <w:rStyle w:val="VerbatimChar"/>
+          <w:rFonts w:asciiTheme="majorHAnsi" w:hAnsiTheme="majorHAnsi" w:cstheme="majorHAnsi"/>
+          <w:lang w:val="fr-FR"/>
+        </w:rPr>
+        <w:t>cartesPiochees</w:t>
+      </w:r>
+      <w:r>
+        <w:rPr>
+          <w:rFonts w:asciiTheme="majorHAnsi" w:hAnsiTheme="majorHAnsi" w:cstheme="majorHAnsi"/>
+          <w:lang w:val="fr-FR"/>
+        </w:rPr>
+        <w:t xml:space="preserve">), sans dépasser le nombre de cartes restantes. Quand la pioche est </w:t>
+        <w:lastRenderedPageBreak/>
+        <w:t>vide, la défausse est retournée et redevient la pioche, dans l'ordre d'origine. Si la pioche et la défausse sont vides, un message l'indique.</w:t>
+      </w:r>
+    </w:p>
+    <w:p>
+      <w:pPr>
+        <w:pStyle w:val="Titre3"/>
+        <w:rPr>
+          <w:rFonts w:cstheme="majorHAnsi"/>
+          <w:lang w:val="fr-FR"/>
+        </w:rPr>
+      </w:pPr>
+      <w:r>
+        <w:rPr>
+          <w:rFonts w:cstheme="majorHAnsi"/>
+          <w:lang w:val="fr-FR"/>
+        </w:rPr>
+        <w:t>Sauvegarde et reprise</w:t>
+      </w:r>
+    </w:p>
+    <w:p>
+      <w:pPr>
+        <w:pStyle w:val="FirstParagraph"/>
+        <w:rPr>
+          <w:rFonts w:asciiTheme="majorHAnsi" w:hAnsiTheme="majorHAnsi" w:cstheme="majorHAnsi"/>
+          <w:lang w:val="fr-FR"/>
+        </w:rPr>
+      </w:pPr>
+      <w:r>
+        <w:rPr>
+          <w:rStyle w:val="VerbatimChar"/>
+          <w:rFonts w:asciiTheme="majorHAnsi" w:hAnsiTheme="majorHAnsi" w:cstheme="majorHAnsi"/>
+          <w:lang w:val="fr-FR"/>
+        </w:rPr>
+        <w:t>sauvegarderPartie</w:t>
+      </w:r>
+      <w:r>
+        <w:rPr>
+          <w:rFonts w:asciiTheme="majorHAnsi" w:hAnsiTheme="majorHAnsi" w:cstheme="majorHAnsi"/>
+          <w:lang w:val="fr-FR"/>
+        </w:rPr>
+        <w:t xml:space="preserve"> enregistre le dictionnaire </w:t>
+      </w:r>
+      <w:r>
+        <w:rPr>
+          <w:rStyle w:val="VerbatimChar"/>
+          <w:rFonts w:asciiTheme="majorHAnsi" w:hAnsiTheme="majorHAnsi" w:cstheme="majorHAnsi"/>
+          <w:lang w:val="fr-FR"/>
+        </w:rPr>
+        <w:t>partie</w:t>
+      </w:r>
+      <w:r>
+        <w:rPr>
+          <w:rFonts w:asciiTheme="majorHAnsi" w:hAnsiTheme="majorHAnsi" w:cstheme="majorHAnsi"/>
+          <w:lang w:val="fr-FR"/>
+        </w:rPr>
+        <w:t xml:space="preserve"> dans le fichier </w:t>
+      </w:r>
+      <w:r>
+        <w:rPr>
+          <w:rStyle w:val="VerbatimChar"/>
+          <w:rFonts w:asciiTheme="majorHAnsi" w:hAnsiTheme="majorHAnsi" w:cstheme="majorHAnsi"/>
+          <w:lang w:val="fr-FR"/>
+        </w:rPr>
+        <w:t>sauvegarde_partie.json</w:t>
+      </w:r>
+      <w:r>
+        <w:rPr>
+          <w:rFonts w:asciiTheme="majorHAnsi" w:hAnsiTheme="majorHAnsi" w:cstheme="majorHAnsi"/>
+          <w:lang w:val="fr-FR"/>
+        </w:rPr>
+        <w:t xml:space="preserve"> avec le module </w:t>
+      </w:r>
+      <w:r>
+        <w:rPr>
+          <w:rStyle w:val="VerbatimChar"/>
+          <w:rFonts w:asciiTheme="majorHAnsi" w:hAnsiTheme="majorHAnsi" w:cstheme="majorHAnsi"/>
+          <w:lang w:val="fr-FR"/>
+        </w:rPr>
+        <w:t>json</w:t>
+      </w:r>
+      <w:r>
+        <w:rPr>
+          <w:rFonts w:asciiTheme="majorHAnsi" w:hAnsiTheme="majorHAnsi" w:cstheme="majorHAnsi"/>
+          <w:lang w:val="fr-FR"/>
+        </w:rPr>
+        <w:t xml:space="preserve">. </w:t>
+      </w:r>
+      <w:r>
+        <w:rPr>
+          <w:rStyle w:val="VerbatimChar"/>
+          <w:rFonts w:asciiTheme="majorHAnsi" w:hAnsiTheme="majorHAnsi" w:cstheme="majorHAnsi"/>
+          <w:lang w:val="fr-FR"/>
+        </w:rPr>
+        <w:t>chargerPartie</w:t>
+      </w:r>
+      <w:r>
+        <w:rPr>
+          <w:rFonts w:asciiTheme="majorHAnsi" w:hAnsiTheme="majorHAnsi" w:cstheme="majorHAnsi"/>
+          <w:lang w:val="fr-FR"/>
+        </w:rPr>
+        <w:t xml:space="preserve"> vérifie d'abord que le fichier existe (</w:t>
+      </w:r>
+      <w:r>
+        <w:rPr>
+          <w:rStyle w:val="VerbatimChar"/>
+          <w:rFonts w:asciiTheme="majorHAnsi" w:hAnsiTheme="majorHAnsi" w:cstheme="majorHAnsi"/>
+          <w:lang w:val="fr-FR"/>
+        </w:rPr>
+        <w:t>os.path.exists</w:t>
+      </w:r>
+      <w:r>
+        <w:rPr>
+          <w:rFonts w:asciiTheme="majorHAnsi" w:hAnsiTheme="majorHAnsi" w:cstheme="majorHAnsi"/>
+          <w:lang w:val="fr-FR"/>
+        </w:rPr>
+        <w:t>), puis le relit et renvoie la partie, que le joueur reprend exactement où il l'avait laissée. S'il n'y a aucune sauvegarde, un message s'affiche et le joueur revient au menu. C'est pour cette raison que les cartes sont des listes et non des tuples (voir la partie 1).</w:t>
+      </w:r>
+    </w:p>
+    <w:p>
+      <w:pPr>
+        <w:pStyle w:val="Titre3"/>
+        <w:rPr>
+          <w:rFonts w:cstheme="majorHAnsi"/>
+          <w:lang w:val="fr-FR"/>
+        </w:rPr>
+      </w:pPr>
+      <w:r>
+        <w:rPr>
+          <w:rFonts w:cstheme="majorHAnsi"/>
+          <w:lang w:val="fr-FR"/>
+        </w:rPr>
+        <w:t>Détection de la victoire</w:t>
+      </w:r>
+    </w:p>
+    <w:p>
+      <w:pPr>
+        <w:pStyle w:val="FirstParagraph"/>
+        <w:rPr>
+          <w:rFonts w:asciiTheme="majorHAnsi" w:hAnsiTheme="majorHAnsi" w:cstheme="majorHAnsi"/>
+          <w:lang w:val="fr-FR"/>
+        </w:rPr>
+      </w:pPr>
+      <w:r>
+        <w:rPr>
+          <w:rFonts w:asciiTheme="majorHAnsi" w:hAnsiTheme="majorHAnsi" w:cstheme="majorHAnsi"/>
+          <w:lang w:val="fr-FR"/>
+        </w:rPr>
+        <w:t xml:space="preserve">Après chaque commande, </w:t>
+      </w:r>
+      <w:r>
+        <w:rPr>
+          <w:rStyle w:val="VerbatimChar"/>
+          <w:rFonts w:asciiTheme="majorHAnsi" w:hAnsiTheme="majorHAnsi" w:cstheme="majorHAnsi"/>
+          <w:lang w:val="fr-FR"/>
+        </w:rPr>
+        <w:t>victoireAssuree</w:t>
+      </w:r>
+      <w:r>
+        <w:rPr>
+          <w:rFonts w:asciiTheme="majorHAnsi" w:hAnsiTheme="majorHAnsi" w:cstheme="majorHAnsi"/>
+          <w:lang w:val="fr-FR"/>
+        </w:rPr>
+        <w:t xml:space="preserve"> vérifie si la pioche et la défausse sont vides et s'il ne reste aucune carte cachée. Dans ce cas, la victoire est certaine : les colonnes sont des suites décroissantes, la plus petite carte de chaque colonne est donc toujours accessible et peut toujours rejoindre sa fondation. </w:t>
+      </w:r>
+      <w:r>
+        <w:rPr>
+          <w:rStyle w:val="VerbatimChar"/>
+          <w:rFonts w:asciiTheme="majorHAnsi" w:hAnsiTheme="majorHAnsi" w:cstheme="majorHAnsi"/>
+          <w:lang w:val="fr-FR"/>
+        </w:rPr>
+        <w:t>rangerAutomatiquement</w:t>
+      </w:r>
+      <w:r>
+        <w:rPr>
+          <w:rFonts w:asciiTheme="majorHAnsi" w:hAnsiTheme="majorHAnsi" w:cstheme="majorHAnsi"/>
+          <w:lang w:val="fr-FR"/>
+        </w:rPr>
+        <w:t xml:space="preserve"> envoie alors toutes les cartes restantes dans les fondations et la partie se termine.</w:t>
+      </w:r>
+    </w:p>
+    <w:p>
+      <w:pPr>
+        <w:pStyle w:val="Corpsdetexte"/>
+        <w:rPr>
+          <w:rFonts w:asciiTheme="majorHAnsi" w:hAnsiTheme="majorHAnsi" w:cstheme="majorHAnsi"/>
+          <w:lang w:val="fr-FR"/>
+        </w:rPr>
+      </w:pPr>
+      <w:r>
+        <w:rPr>
+          <w:rFonts w:asciiTheme="majorHAnsi" w:hAnsiTheme="majorHAnsi" w:cstheme="majorHAnsi"/>
+          <w:lang w:val="fr-FR"/>
+        </w:rPr>
+        <w:t>La boucle de rangement compte une fois les cartes restantes, puis décompte à chaque carte rangée : elle s'arrête quand le compteur arrive à 0.</w:t>
+      </w:r>
+    </w:p>
+    <w:p>
+      <w:pPr>
+        <w:pStyle w:val="Titre3"/>
+        <w:rPr>
+          <w:rFonts w:cstheme="majorHAnsi"/>
+          <w:lang w:val="fr-FR"/>
+        </w:rPr>
+      </w:pPr>
+      <w:r>
+        <w:rPr>
+          <w:rFonts w:cstheme="majorHAnsi"/>
+          <w:lang w:val="fr-FR"/>
+        </w:rPr>
+        <w:t>Annulation d'un coup</w:t>
+      </w:r>
+    </w:p>
+    <w:p>
+      <w:pPr>
+        <w:pStyle w:val="Corpsdetexte"/>
+        <w:rPr>
+          <w:rFonts w:asciiTheme="majorHAnsi" w:hAnsiTheme="majorHAnsi" w:cstheme="majorHAnsi"/>
+          <w:lang w:val="fr-FR"/>
+        </w:rPr>
+      </w:pPr>
+      <w:r>
+        <w:rPr>
+          <w:rFonts w:asciiTheme="majorHAnsi" w:hAnsiTheme="majorHAnsi" w:cstheme="majorHAnsi"/>
+          <w:lang w:val="fr-FR"/>
+        </w:rPr>
+        <w:t xml:space="preserve">Avant chaque commande p ou d, </w:t>
+      </w:r>
+      <w:r>
+        <w:rPr>
+          <w:rStyle w:val="VerbatimChar"/>
+          <w:rFonts w:asciiTheme="majorHAnsi" w:hAnsiTheme="majorHAnsi" w:cstheme="majorHAnsi"/>
+          <w:lang w:val="fr-FR"/>
+        </w:rPr>
+        <w:t xml:space="preserve">jouer</w:t>
+      </w:r>
+      <w:r>
+        <w:rPr>
+          <w:rFonts w:asciiTheme="majorHAnsi" w:hAnsiTheme="majorHAnsi" w:cstheme="majorHAnsi"/>
+          <w:lang w:val="fr-FR"/>
+        </w:rPr>
+        <w:t xml:space="preserve"> ajoute à la liste </w:t>
+      </w:r>
+      <w:r>
+        <w:rPr>
+          <w:rStyle w:val="VerbatimChar"/>
+          <w:rFonts w:asciiTheme="majorHAnsi" w:hAnsiTheme="majorHAnsi" w:cstheme="majorHAnsi"/>
+          <w:lang w:val="fr-FR"/>
+        </w:rPr>
+        <w:t xml:space="preserve">historique</w:t>
+      </w:r>
+      <w:r>
+        <w:rPr>
+          <w:rFonts w:asciiTheme="majorHAnsi" w:hAnsiTheme="majorHAnsi" w:cstheme="majorHAnsi"/>
+          <w:lang w:val="fr-FR"/>
+        </w:rPr>
+        <w:t xml:space="preserve"> une copie complète de la partie, obtenue avec </w:t>
+      </w:r>
+      <w:r>
+        <w:rPr>
+          <w:rStyle w:val="VerbatimChar"/>
+          <w:rFonts w:asciiTheme="majorHAnsi" w:hAnsiTheme="majorHAnsi" w:cstheme="majorHAnsi"/>
+          <w:lang w:val="fr-FR"/>
+        </w:rPr>
+        <w:t xml:space="preserve">json.dumps</w:t>
+      </w:r>
+      <w:r>
+        <w:rPr>
+          <w:rFonts w:asciiTheme="majorHAnsi" w:hAnsiTheme="majorHAnsi" w:cstheme="majorHAnsi"/>
+          <w:lang w:val="fr-FR"/>
+        </w:rPr>
+        <w:t xml:space="preserve"> : le dictionnaire est transformé en texte, ce qui donne une copie indépendante qui ne change plus quand la partie évolue. La commande an relit la dernière copie avec </w:t>
+      </w:r>
+      <w:r>
+        <w:rPr>
+          <w:rStyle w:val="VerbatimChar"/>
+          <w:rFonts w:asciiTheme="majorHAnsi" w:hAnsiTheme="majorHAnsi" w:cstheme="majorHAnsi"/>
+          <w:lang w:val="fr-FR"/>
+        </w:rPr>
+        <w:t xml:space="preserve">json.loads(historique.pop())</w:t>
+      </w:r>
+      <w:r>
+        <w:rPr>
+          <w:rFonts w:asciiTheme="majorHAnsi" w:hAnsiTheme="majorHAnsi" w:cstheme="majorHAnsi"/>
+          <w:lang w:val="fr-FR"/>
+        </w:rPr>
+        <w:t xml:space="preserve"> et la remet à la place de la partie. On peut ainsi annuler plusieurs coups de suite, jusqu'au début de la partie. L'historique est une variable locale de </w:t>
+      </w:r>
+      <w:r>
+        <w:rPr>
+          <w:rStyle w:val="VerbatimChar"/>
+          <w:rFonts w:asciiTheme="majorHAnsi" w:hAnsiTheme="majorHAnsi" w:cstheme="majorHAnsi"/>
+          <w:lang w:val="fr-FR"/>
+        </w:rPr>
+        <w:t xml:space="preserve">jouer</w:t>
+      </w:r>
+      <w:r>
+        <w:rPr>
+          <w:rFonts w:asciiTheme="majorHAnsi" w:hAnsiTheme="majorHAnsi" w:cstheme="majorHAnsi"/>
+          <w:lang w:val="fr-FR"/>
+        </w:rPr>
+        <w:t xml:space="preserve"> : il n'est pas sauvegardé et repart de zéro à chaque partie.</w:t>
+      </w:r>
+    </w:p>
+    <w:p>
+      <w:pPr>
+        <w:pStyle w:val="Titre2"/>
+        <w:rPr>
+          <w:rFonts w:cstheme="majorHAnsi"/>
+          <w:lang w:val="fr-FR"/>
+        </w:rPr>
+      </w:pPr>
+      <w:r>
+        <w:rPr>
+          <w:rFonts w:cstheme="majorHAnsi"/>
+          <w:lang w:val="fr-FR"/>
+        </w:rPr>
+        <w:t>4. Points forts et particularités</w:t>
+      </w:r>
+    </w:p>
+    <w:p>
+      <w:pPr>
+        <w:pStyle w:val="FirstParagraph"/>
+        <w:rPr>
+          <w:rFonts w:asciiTheme="majorHAnsi" w:hAnsiTheme="majorHAnsi" w:cstheme="majorHAnsi"/>
+          <w:lang w:val="fr-FR"/>
+        </w:rPr>
+      </w:pPr>
+      <w:r>
+        <w:rPr>
+          <w:rFonts w:asciiTheme="majorHAnsi" w:hAnsiTheme="majorHAnsi" w:cstheme="majorHAnsi"/>
           <w:b/>
           <w:lang w:val="fr-FR"/>
         </w:rPr>
-        <w:t>La destination</w:t>
-      </w:r>
-      <w:r>
-        <w:rPr>
-          <w:lang w:val="fr-FR"/>
-        </w:rPr>
-        <w:t xml:space="preserve"> : un numéro de colonne de 1 à 7, ou </w:t>
+        <w:t>Un seul dictionnaire</w:t>
+      </w:r>
+      <w:r>
+        <w:rPr>
+          <w:rFonts w:asciiTheme="majorHAnsi" w:hAnsiTheme="majorHAnsi" w:cstheme="majorHAnsi"/>
+          <w:lang w:val="fr-FR"/>
+        </w:rPr>
+        <w:t xml:space="preserve"> </w:t>
       </w:r>
       <w:r>
         <w:rPr>
           <w:rStyle w:val="VerbatimChar"/>
-          <w:lang w:val="fr-FR"/>
-        </w:rPr>
-        <w:t>f</w:t>
-      </w:r>
-      <w:r>
-        <w:rPr>
-          <w:lang w:val="fr-FR"/>
-        </w:rPr>
-        <w:t xml:space="preserve"> pour la fondation. Il n'est pas nécessaire de préciser quelle fondation : elle se déduit de la famille de la carte.</w:t>
-      </w:r>
+          <w:rFonts w:asciiTheme="majorHAnsi" w:hAnsiTheme="majorHAnsi" w:cstheme="majorHAnsi"/>
+          <w:lang w:val="fr-FR"/>
+        </w:rPr>
+        <w:t>partie</w:t>
+      </w:r>
+      <w:r>
+        <w:rPr>
+          <w:rFonts w:asciiTheme="majorHAnsi" w:hAnsiTheme="majorHAnsi" w:cstheme="majorHAnsi"/>
+          <w:lang w:val="fr-FR"/>
+        </w:rPr>
+        <w:t xml:space="preserve"> regroupe tout l'état du jeu : il se passe facilement aux fonctions et s'enregistre en une seule instruction.</w:t>
+      </w:r>
+    </w:p>
+    <w:p>
+      <w:pPr>
+        <w:pStyle w:val="Corpsdetexte"/>
+        <w:rPr>
+          <w:rFonts w:asciiTheme="majorHAnsi" w:hAnsiTheme="majorHAnsi" w:cstheme="majorHAnsi"/>
+          <w:lang w:val="fr-FR"/>
+        </w:rPr>
+      </w:pPr>
+      <w:r>
+        <w:rPr>
+          <w:rFonts w:asciiTheme="majorHAnsi" w:hAnsiTheme="majorHAnsi" w:cstheme="majorHAnsi"/>
+          <w:b/>
+          <w:lang w:val="fr-FR"/>
+        </w:rPr>
+        <w:t>Une fonction par rôle</w:t>
+      </w:r>
+      <w:r>
+        <w:rPr>
+          <w:rFonts w:asciiTheme="majorHAnsi" w:hAnsiTheme="majorHAnsi" w:cstheme="majorHAnsi"/>
+          <w:lang w:val="fr-FR"/>
+        </w:rPr>
+        <w:t xml:space="preserve"> : les fonctions qui dialoguent avec le joueur (</w:t>
+      </w:r>
+      <w:r>
+        <w:rPr>
+          <w:rStyle w:val="VerbatimChar"/>
+          <w:rFonts w:asciiTheme="majorHAnsi" w:hAnsiTheme="majorHAnsi" w:cstheme="majorHAnsi"/>
+          <w:lang w:val="fr-FR"/>
+        </w:rPr>
+        <w:t>demanderCarte</w:t>
+      </w:r>
+      <w:r>
+        <w:rPr>
+          <w:rFonts w:asciiTheme="majorHAnsi" w:hAnsiTheme="majorHAnsi" w:cstheme="majorHAnsi"/>
+          <w:lang w:val="fr-FR"/>
+        </w:rPr>
+        <w:t xml:space="preserve">, </w:t>
+      </w:r>
+      <w:r>
+        <w:rPr>
+          <w:rStyle w:val="VerbatimChar"/>
+          <w:rFonts w:asciiTheme="majorHAnsi" w:hAnsiTheme="majorHAnsi" w:cstheme="majorHAnsi"/>
+          <w:lang w:val="fr-FR"/>
+        </w:rPr>
+        <w:t>demanderDestination</w:t>
+      </w:r>
+      <w:r>
+        <w:rPr>
+          <w:rFonts w:asciiTheme="majorHAnsi" w:hAnsiTheme="majorHAnsi" w:cstheme="majorHAnsi"/>
+          <w:lang w:val="fr-FR"/>
+        </w:rPr>
+        <w:t>) sont séparées de celles qui appliquent les règles (</w:t>
+      </w:r>
+      <w:r>
+        <w:rPr>
+          <w:rStyle w:val="VerbatimChar"/>
+          <w:rFonts w:asciiTheme="majorHAnsi" w:hAnsiTheme="majorHAnsi" w:cstheme="majorHAnsi"/>
+          <w:lang w:val="fr-FR"/>
+        </w:rPr>
+        <w:t>peutPoserSurColonne</w:t>
+      </w:r>
+      <w:r>
+        <w:rPr>
+          <w:rFonts w:asciiTheme="majorHAnsi" w:hAnsiTheme="majorHAnsi" w:cstheme="majorHAnsi"/>
+          <w:lang w:val="fr-FR"/>
+        </w:rPr>
+        <w:t xml:space="preserve">, </w:t>
+      </w:r>
+      <w:r>
+        <w:rPr>
+          <w:rStyle w:val="VerbatimChar"/>
+          <w:rFonts w:asciiTheme="majorHAnsi" w:hAnsiTheme="majorHAnsi" w:cstheme="majorHAnsi"/>
+          <w:lang w:val="fr-FR"/>
+        </w:rPr>
+        <w:t>peutPoserSurFondation</w:t>
+      </w:r>
+      <w:r>
+        <w:rPr>
+          <w:rFonts w:asciiTheme="majorHAnsi" w:hAnsiTheme="majorHAnsi" w:cstheme="majorHAnsi"/>
+          <w:lang w:val="fr-FR"/>
+        </w:rPr>
+        <w:t>).</w:t>
+      </w:r>
+    </w:p>
+    <w:p>
+      <w:pPr>
+        <w:pStyle w:val="Corpsdetexte"/>
+        <w:rPr>
+          <w:rFonts w:asciiTheme="majorHAnsi" w:hAnsiTheme="majorHAnsi" w:cstheme="majorHAnsi"/>
+          <w:lang w:val="fr-FR"/>
+        </w:rPr>
+      </w:pPr>
+      <w:r>
+        <w:rPr>
+          <w:rFonts w:asciiTheme="majorHAnsi" w:hAnsiTheme="majorHAnsi" w:cstheme="majorHAnsi"/>
+          <w:b/>
+          <w:lang w:val="fr-FR"/>
+        </w:rPr>
+        <w:t>Toutes les saisies sont vérifiées</w:t>
+      </w:r>
+      <w:r>
+        <w:rPr>
+          <w:rFonts w:asciiTheme="majorHAnsi" w:hAnsiTheme="majorHAnsi" w:cstheme="majorHAnsi"/>
+          <w:lang w:val="fr-FR"/>
+        </w:rPr>
+        <w:t xml:space="preserve"> : une saisie incorrecte affiche un message, sans jamais arrêter le programme.</w:t>
+      </w:r>
+    </w:p>
+    <w:p>
+      <w:pPr>
+        <w:pStyle w:val="Corpsdetexte"/>
+        <w:rPr>
+          <w:rFonts w:asciiTheme="majorHAnsi" w:hAnsiTheme="majorHAnsi" w:cstheme="majorHAnsi"/>
+          <w:lang w:val="fr-FR"/>
+        </w:rPr>
+      </w:pPr>
+      <w:r>
+        <w:rPr>
+          <w:rFonts w:asciiTheme="majorHAnsi" w:hAnsiTheme="majorHAnsi" w:cstheme="majorHAnsi"/>
+          <w:b/>
+          <w:lang w:val="fr-FR"/>
+        </w:rPr>
+        <w:t>Victoire assurée</w:t>
+      </w:r>
+      <w:r>
+        <w:rPr>
+          <w:rFonts w:asciiTheme="majorHAnsi" w:hAnsiTheme="majorHAnsi" w:cstheme="majorHAnsi"/>
+          <w:lang w:val="fr-FR"/>
+        </w:rPr>
+        <w:t xml:space="preserve"> : le jeu reconnaît une partie gagnée d'avance et termine automatiquement le rangement, ce qui évite au joueur une vingtaine de déplacements sans intérêt.</w:t>
+      </w:r>
+    </w:p>
+    <w:p>
+      <w:pPr>
+        <w:pStyle w:val="Corpsdetexte"/>
+        <w:rPr>
+          <w:rFonts w:asciiTheme="majorHAnsi" w:hAnsiTheme="majorHAnsi" w:cstheme="majorHAnsi"/>
+          <w:lang w:val="fr-FR"/>
+        </w:rPr>
+      </w:pPr>
+      <w:r>
+        <w:rPr>
+          <w:rFonts w:asciiTheme="majorHAnsi" w:hAnsiTheme="majorHAnsi" w:cstheme="majorHAnsi"/>
+          <w:b/>
+          <w:lang w:val="fr-FR"/>
+        </w:rPr>
+        <w:t>Affichage en couleur</w:t>
+      </w:r>
+      <w:r>
+        <w:rPr>
+          <w:rFonts w:asciiTheme="majorHAnsi" w:hAnsiTheme="majorHAnsi" w:cstheme="majorHAnsi"/>
+          <w:lang w:val="fr-FR"/>
+        </w:rPr>
+        <w:t xml:space="preserve"> : cartes rouges en rouge, compteurs de cartes pour la pioche et la défausse.</w:t>
+      </w:r>
+    </w:p>
+    <w:p>
+      <w:pPr>
+        <w:pStyle w:val="Corpsdetexte"/>
+        <w:rPr>
+          <w:rFonts w:asciiTheme="majorHAnsi" w:hAnsiTheme="majorHAnsi" w:cstheme="majorHAnsi"/>
+          <w:lang w:val="fr-FR"/>
+        </w:rPr>
+      </w:pPr>
+      <w:r>
+        <w:rPr>
+          <w:rFonts w:asciiTheme="majorHAnsi" w:hAnsiTheme="majorHAnsi" w:cstheme="majorHAnsi"/>
+          <w:b/>
+          <w:bCs/>
+          <w:lang w:val="fr-FR"/>
+        </w:rPr>
+        <w:t xml:space="preserve">L’annulation de coup : </w:t>
+      </w:r>
+      <w:r>
+        <w:rPr>
+          <w:rFonts w:asciiTheme="majorHAnsi" w:hAnsiTheme="majorHAnsi" w:cstheme="majorHAnsi"/>
+          <w:lang w:val="fr-FR"/>
+        </w:rPr>
+        <w:t>elle peut se faire sur plusieurs coups consécutifs</w:t>
+      </w:r>
+    </w:p>
+    <w:p>
+      <w:pPr>
+        <w:pStyle w:val="Corpsdetexte"/>
+        <w:rPr>
+          <w:rFonts w:asciiTheme="majorHAnsi" w:hAnsiTheme="majorHAnsi" w:cstheme="majorHAnsi"/>
+          <w:lang w:val="fr-FR"/>
+        </w:rPr>
+      </w:pPr>
+    </w:p>
+    <w:p>
+      <w:pPr>
+        <w:pStyle w:val="Corpsdetexte"/>
+        <w:rPr>
+          <w:rFonts w:asciiTheme="majorHAnsi" w:hAnsiTheme="majorHAnsi" w:cstheme="majorHAnsi"/>
+          <w:lang w:val="fr-FR"/>
+        </w:rPr>
+      </w:pPr>
+    </w:p>
+    <w:p>
+      <w:pPr>
+        <w:pStyle w:val="Corpsdetexte"/>
+        <w:rPr>
+          <w:rFonts w:asciiTheme="majorHAnsi" w:hAnsiTheme="majorHAnsi" w:cstheme="majorHAnsi"/>
+          <w:lang w:val="fr-FR"/>
+        </w:rPr>
+      </w:pPr>
+    </w:p>
+    <w:p>
+      <w:pPr>
+        <w:pStyle w:val="Corpsdetexte"/>
+        <w:rPr>
+          <w:rFonts w:asciiTheme="majorHAnsi" w:hAnsiTheme="majorHAnsi" w:cstheme="majorHAnsi"/>
+          <w:lang w:val="fr-FR"/>
+        </w:rPr>
+      </w:pPr>
+    </w:p>
+    <w:p>
+      <w:pPr>
+        <w:pStyle w:val="Corpsdetexte"/>
+        <w:rPr>
+          <w:rFonts w:asciiTheme="majorHAnsi" w:hAnsiTheme="majorHAnsi" w:cstheme="majorHAnsi"/>
+          <w:lang w:val="fr-FR"/>
+        </w:rPr>
+      </w:pPr>
+    </w:p>
+    <w:p>
+      <w:pPr>
+        <w:pStyle w:val="Corpsdetexte"/>
+        <w:rPr>
+          <w:rFonts w:asciiTheme="majorHAnsi" w:hAnsiTheme="majorHAnsi" w:cstheme="majorHAnsi"/>
+          <w:lang w:val="fr-FR"/>
+        </w:rPr>
+      </w:pPr>
+    </w:p>
+    <w:p>
+      <w:pPr>
+        <w:pStyle w:val="Corpsdetexte"/>
+        <w:rPr>
+          <w:rFonts w:asciiTheme="majorHAnsi" w:hAnsiTheme="majorHAnsi" w:cstheme="majorHAnsi"/>
+          <w:lang w:val="fr-FR"/>
+        </w:rPr>
+      </w:pPr>
+    </w:p>
+    <w:p>
+      <w:pPr>
+        <w:pStyle w:val="Corpsdetexte"/>
+        <w:rPr>
+          <w:rFonts w:asciiTheme="majorHAnsi" w:hAnsiTheme="majorHAnsi" w:cstheme="majorHAnsi"/>
+          <w:lang w:val="fr-FR"/>
+        </w:rPr>
+      </w:pPr>
+    </w:p>
+    <w:p>
+      <w:pPr>
+        <w:pStyle w:val="Corpsdetexte"/>
+        <w:rPr>
+          <w:rFonts w:asciiTheme="majorHAnsi" w:hAnsiTheme="majorHAnsi" w:cstheme="majorHAnsi"/>
+          <w:lang w:val="fr-FR"/>
+        </w:rPr>
+      </w:pPr>
     </w:p>
     <w:p>
       <w:pPr>
         <w:pStyle w:val="Titre2"/>
         <w:rPr>
-          <w:lang w:val="fr-FR"/>
-        </w:rPr>
-      </w:pPr>
-      <w:r>
-        <w:rPr>
-          <w:lang w:val="fr-FR"/>
-        </w:rPr>
-        <w:t>3. Fonctionnement du jeu</w:t>
-      </w:r>
-    </w:p>
-    <w:p>
-      <w:pPr>
-        <w:pStyle w:val="Titre3"/>
-        <w:rPr>
-          <w:lang w:val="fr-FR"/>
-        </w:rPr>
-      </w:pPr>
-      <w:r>
-        <w:rPr>
-          <w:lang w:val="fr-FR"/>
-        </w:rPr>
-        <w:t>Affichage</w:t>
+          <w:rFonts w:cstheme="majorHAnsi"/>
+          <w:lang w:val="fr-FR"/>
+        </w:rPr>
+      </w:pPr>
+      <w:r>
+        <w:rPr>
+          <w:rFonts w:cstheme="majorHAnsi"/>
+          <w:lang w:val="fr-FR"/>
+        </w:rPr>
+        <w:t>5. Niveaux de jeu et paramétrage</w:t>
       </w:r>
     </w:p>
     <w:p>
       <w:pPr>
         <w:pStyle w:val="FirstParagraph"/>
         <w:rPr>
-          <w:lang w:val="fr-FR"/>
-        </w:rPr>
-      </w:pPr>
-      <w:proofErr w:type="spellStart"/>
-      <w:proofErr w:type="gramStart"/>
+          <w:rFonts w:asciiTheme="majorHAnsi" w:hAnsiTheme="majorHAnsi" w:cstheme="majorHAnsi"/>
+          <w:lang w:val="fr-FR"/>
+        </w:rPr>
+      </w:pPr>
+      <w:r>
+        <w:rPr>
+          <w:rFonts w:asciiTheme="majorHAnsi" w:hAnsiTheme="majorHAnsi" w:cstheme="majorHAnsi"/>
+          <w:lang w:val="fr-FR"/>
+        </w:rPr>
+        <w:t xml:space="preserve">Les paramètres sont rangés dans un dictionnaire créé par </w:t>
+      </w:r>
       <w:r>
         <w:rPr>
           <w:rStyle w:val="VerbatimChar"/>
-          <w:lang w:val="fr-FR"/>
-        </w:rPr>
-        <w:t>afficherPartie</w:t>
-      </w:r>
-      <w:proofErr w:type="spellEnd"/>
-      <w:proofErr w:type="gramEnd"/>
-      <w:r>
-        <w:rPr>
-          <w:lang w:val="fr-FR"/>
-        </w:rPr>
-        <w:t xml:space="preserve"> affiche, de haut en bas : la pioche et la défausse avec leur nombre de cartes, les fondations, puis les 7 colonnes verticalement. Une carte cachée s'affiche </w:t>
-      </w:r>
-      <w:r>
-        <w:rPr>
-          <w:rStyle w:val="VerbatimChar"/>
-          <w:lang w:val="fr-FR"/>
-        </w:rPr>
-        <w:t>[XX]</w:t>
-      </w:r>
-      <w:r>
-        <w:rPr>
-          <w:lang w:val="fr-FR"/>
-        </w:rPr>
-        <w:t xml:space="preserve">, une pile vide </w:t>
-      </w:r>
-      <w:proofErr w:type="gramStart"/>
-      <w:r>
-        <w:rPr>
-          <w:rStyle w:val="VerbatimChar"/>
-          <w:lang w:val="fr-FR"/>
-        </w:rPr>
-        <w:t>[  ]</w:t>
-      </w:r>
-      <w:proofErr w:type="gramEnd"/>
-      <w:r>
-        <w:rPr>
-          <w:lang w:val="fr-FR"/>
-        </w:rPr>
-        <w:t xml:space="preserve">. Les cœurs et les carreaux sont écrits en rouge grâce aux codes couleur ANSI ; sous Windows, </w:t>
-      </w:r>
-      <w:proofErr w:type="spellStart"/>
-      <w:r>
-        <w:rPr>
-          <w:rStyle w:val="VerbatimChar"/>
-          <w:lang w:val="fr-FR"/>
-        </w:rPr>
-        <w:t>activerCouleurs</w:t>
-      </w:r>
-      <w:proofErr w:type="spellEnd"/>
-      <w:r>
-        <w:rPr>
-          <w:lang w:val="fr-FR"/>
-        </w:rPr>
-        <w:t xml:space="preserve"> active ces codes dans la console. Au démarrage, l'écran de jeu tient sur une surface inférieure à 20 lignes × 60 caractères.</w:t>
-      </w:r>
-    </w:p>
-    <w:p>
-      <w:pPr>
-        <w:pStyle w:val="Titre3"/>
-        <w:rPr>
-          <w:lang w:val="fr-FR"/>
-        </w:rPr>
-      </w:pPr>
-      <w:r>
-        <w:rPr>
-          <w:lang w:val="fr-FR"/>
-        </w:rPr>
-        <w:t>Déplacement d'une carte</w:t>
-      </w:r>
-    </w:p>
-    <w:p>
-      <w:pPr>
-        <w:pStyle w:val="FirstParagraph"/>
-        <w:rPr>
-          <w:lang w:val="fr-FR"/>
-        </w:rPr>
-      </w:pPr>
-      <w:proofErr w:type="spellStart"/>
-      <w:proofErr w:type="gramStart"/>
-      <w:r>
-        <w:rPr>
-          <w:rStyle w:val="VerbatimChar"/>
-          <w:lang w:val="fr-FR"/>
-        </w:rPr>
-        <w:t>deplacer</w:t>
-      </w:r>
-      <w:proofErr w:type="spellEnd"/>
-      <w:proofErr w:type="gramEnd"/>
-      <w:r>
-        <w:rPr>
-          <w:lang w:val="fr-FR"/>
-        </w:rPr>
-        <w:t xml:space="preserve"> enchaîne les étapes du coup, chacune confiée à une fonction :</w:t>
-      </w:r>
-    </w:p>
-    <w:p>
-      <w:pPr>
-        <w:pStyle w:val="Corpsdetexte"/>
-        <w:rPr>
-          <w:lang w:val="fr-FR"/>
-        </w:rPr>
-      </w:pPr>
-      <w:r>
-        <w:rPr>
-          <w:lang w:val="fr-FR"/>
-        </w:rPr>
-        <w:t xml:space="preserve">1. </w:t>
-      </w:r>
-      <w:proofErr w:type="spellStart"/>
-      <w:r>
-        <w:rPr>
-          <w:rStyle w:val="VerbatimChar"/>
-          <w:lang w:val="fr-FR"/>
-        </w:rPr>
-        <w:t>demanderCarte</w:t>
-      </w:r>
-      <w:proofErr w:type="spellEnd"/>
-      <w:r>
-        <w:rPr>
-          <w:lang w:val="fr-FR"/>
-        </w:rPr>
-        <w:t xml:space="preserve"> lit et convertit la saisie du joueur.</w:t>
-      </w:r>
-    </w:p>
-    <w:p>
-      <w:pPr>
-        <w:pStyle w:val="Corpsdetexte"/>
-        <w:rPr>
-          <w:lang w:val="fr-FR"/>
-        </w:rPr>
-      </w:pPr>
-      <w:r>
-        <w:rPr>
-          <w:lang w:val="fr-FR"/>
-        </w:rPr>
-        <w:t xml:space="preserve">2. La carte est cherchée dans les cartes </w:t>
-      </w:r>
-      <w:r>
-        <w:rPr>
-          <w:b/>
-          <w:lang w:val="fr-FR"/>
-        </w:rPr>
-        <w:t>visibles</w:t>
-      </w:r>
-      <w:r>
-        <w:rPr>
-          <w:lang w:val="fr-FR"/>
-        </w:rPr>
-        <w:t xml:space="preserve"> des colonnes, sur le dessus de la défausse et sur le dessus de la fondation de sa famille. Son emplacement est retenu : </w:t>
-      </w:r>
-      <w:r>
-        <w:rPr>
-          <w:rStyle w:val="VerbatimChar"/>
-          <w:lang w:val="fr-FR"/>
-        </w:rPr>
-        <w:t>(colonne, position)</w:t>
-      </w:r>
-      <w:r>
-        <w:rPr>
-          <w:lang w:val="fr-FR"/>
-        </w:rPr>
-        <w:t xml:space="preserve">, </w:t>
-      </w:r>
-      <w:r>
-        <w:rPr>
-          <w:rStyle w:val="VerbatimChar"/>
-          <w:lang w:val="fr-FR"/>
-        </w:rPr>
-        <w:t>"</w:t>
-      </w:r>
-      <w:proofErr w:type="spellStart"/>
-      <w:r>
-        <w:rPr>
-          <w:rStyle w:val="VerbatimChar"/>
-          <w:lang w:val="fr-FR"/>
-        </w:rPr>
-        <w:t>defausse</w:t>
-      </w:r>
-      <w:proofErr w:type="spellEnd"/>
-      <w:r>
-        <w:rPr>
-          <w:rStyle w:val="VerbatimChar"/>
-          <w:lang w:val="fr-FR"/>
-        </w:rPr>
-        <w:t>"</w:t>
-      </w:r>
-      <w:r>
-        <w:rPr>
-          <w:lang w:val="fr-FR"/>
-        </w:rPr>
-        <w:t xml:space="preserve"> ou </w:t>
-      </w:r>
-      <w:r>
-        <w:rPr>
-          <w:rStyle w:val="VerbatimChar"/>
-          <w:lang w:val="fr-FR"/>
-        </w:rPr>
-        <w:t>"fondation"</w:t>
-      </w:r>
-      <w:r>
-        <w:rPr>
-          <w:lang w:val="fr-FR"/>
-        </w:rPr>
-        <w:t>. Une carte cachée ne peut donc jamais être déplacée.</w:t>
-      </w:r>
-    </w:p>
-    <w:p>
-      <w:pPr>
-        <w:pStyle w:val="Corpsdetexte"/>
-        <w:rPr>
-          <w:lang w:val="fr-FR"/>
-        </w:rPr>
-      </w:pPr>
-      <w:r>
-        <w:rPr>
-          <w:lang w:val="fr-FR"/>
-        </w:rPr>
-        <w:t xml:space="preserve">3. </w:t>
-      </w:r>
-      <w:proofErr w:type="spellStart"/>
-      <w:r>
-        <w:rPr>
-          <w:rStyle w:val="VerbatimChar"/>
-          <w:lang w:val="fr-FR"/>
-        </w:rPr>
-        <w:t>demanderDestination</w:t>
-      </w:r>
-      <w:proofErr w:type="spellEnd"/>
-      <w:r>
-        <w:rPr>
-          <w:lang w:val="fr-FR"/>
-        </w:rPr>
-        <w:t xml:space="preserve"> lit la colonne d'arrivée ou </w:t>
-      </w:r>
-      <w:r>
-        <w:rPr>
-          <w:rStyle w:val="VerbatimChar"/>
-          <w:lang w:val="fr-FR"/>
-        </w:rPr>
-        <w:t>f</w:t>
-      </w:r>
-      <w:r>
-        <w:rPr>
-          <w:lang w:val="fr-FR"/>
-        </w:rPr>
-        <w:t>.</w:t>
-      </w:r>
-    </w:p>
-    <w:p>
-      <w:pPr>
-        <w:pStyle w:val="Corpsdetexte"/>
-        <w:rPr>
-          <w:lang w:val="fr-FR"/>
-        </w:rPr>
-      </w:pPr>
-      <w:r>
-        <w:rPr>
-          <w:lang w:val="fr-FR"/>
-        </w:rPr>
-        <w:t xml:space="preserve">4. Le coup est vérifié : </w:t>
-      </w:r>
-      <w:proofErr w:type="spellStart"/>
-      <w:r>
-        <w:rPr>
-          <w:rStyle w:val="VerbatimChar"/>
-          <w:lang w:val="fr-FR"/>
-        </w:rPr>
-        <w:t>peutPoserSurColonne</w:t>
-      </w:r>
-      <w:proofErr w:type="spellEnd"/>
-      <w:r>
-        <w:rPr>
-          <w:lang w:val="fr-FR"/>
-        </w:rPr>
-        <w:t xml:space="preserve"> (valeur inférieure de 1 et couleur opposée, ou un Roi sur une colonne vide) ou </w:t>
-      </w:r>
-      <w:proofErr w:type="spellStart"/>
-      <w:r>
-        <w:rPr>
-          <w:rStyle w:val="VerbatimChar"/>
-          <w:lang w:val="fr-FR"/>
-        </w:rPr>
-        <w:t>peutPoserSurFondation</w:t>
-      </w:r>
-      <w:proofErr w:type="spellEnd"/>
-      <w:r>
-        <w:rPr>
-          <w:lang w:val="fr-FR"/>
-        </w:rPr>
-        <w:t xml:space="preserve"> (un As sur une fondation vide, sinon la valeur suivante). Vers une fondation, seule la dernière carte d'une colonne peut partir. Une carte déjà dans une fondation ne peut aller que vers une colonne.</w:t>
-      </w:r>
-    </w:p>
-    <w:p>
-      <w:pPr>
-        <w:pStyle w:val="Corpsdetexte"/>
-        <w:rPr>
-          <w:lang w:val="fr-FR"/>
-        </w:rPr>
-      </w:pPr>
-      <w:r>
-        <w:rPr>
-          <w:lang w:val="fr-FR"/>
-        </w:rPr>
-        <w:t xml:space="preserve">5. Le déplacement est effectué. Depuis la défausse ou une fondation, seule la carte du dessus part. Depuis une colonne, la carte choisie part avec toutes celles posées dessus grâce au </w:t>
-      </w:r>
-      <w:proofErr w:type="spellStart"/>
-      <w:r>
-        <w:rPr>
-          <w:lang w:val="fr-FR"/>
-        </w:rPr>
-        <w:t>slicing</w:t>
-      </w:r>
-      <w:proofErr w:type="spellEnd"/>
-      <w:r>
-        <w:rPr>
-          <w:lang w:val="fr-FR"/>
-        </w:rPr>
-        <w:t xml:space="preserve"> </w:t>
-      </w:r>
-      <w:r>
-        <w:rPr>
-          <w:rStyle w:val="VerbatimChar"/>
-          <w:lang w:val="fr-FR"/>
-        </w:rPr>
-        <w:t>visibles[</w:t>
-      </w:r>
-      <w:proofErr w:type="gramStart"/>
-      <w:r>
-        <w:rPr>
-          <w:rStyle w:val="VerbatimChar"/>
-          <w:lang w:val="fr-FR"/>
-        </w:rPr>
-        <w:t>position:</w:t>
-      </w:r>
-      <w:proofErr w:type="gramEnd"/>
-      <w:r>
-        <w:rPr>
-          <w:rStyle w:val="VerbatimChar"/>
-          <w:lang w:val="fr-FR"/>
-        </w:rPr>
-        <w:t>]</w:t>
-      </w:r>
-      <w:r>
-        <w:rPr>
-          <w:lang w:val="fr-FR"/>
-        </w:rPr>
-        <w:t xml:space="preserve">. Si la colonne de départ n'a plus de carte visible, </w:t>
-      </w:r>
-      <w:proofErr w:type="spellStart"/>
-      <w:r>
-        <w:rPr>
-          <w:rStyle w:val="VerbatimChar"/>
-          <w:lang w:val="fr-FR"/>
-        </w:rPr>
-        <w:t>retournerCarteCachee</w:t>
-      </w:r>
-      <w:proofErr w:type="spellEnd"/>
-      <w:r>
-        <w:rPr>
-          <w:lang w:val="fr-FR"/>
-        </w:rPr>
-        <w:t xml:space="preserve"> retourne la carte du dessous.</w:t>
-      </w:r>
-    </w:p>
-    <w:p>
-      <w:pPr>
-        <w:pStyle w:val="Corpsdetexte"/>
-        <w:rPr>
-          <w:lang w:val="fr-FR"/>
-        </w:rPr>
-      </w:pPr>
-      <w:r>
-        <w:rPr>
-          <w:lang w:val="fr-FR"/>
-        </w:rPr>
-        <w:t>Chaque erreur (carte invalide ou indisponible, destination invalide, coup interdit) affiche un message et laisse le jeu inchangé.</w:t>
-      </w:r>
-    </w:p>
-    <w:p>
-      <w:pPr>
-        <w:pStyle w:val="Titre3"/>
-        <w:rPr>
-          <w:lang w:val="fr-FR"/>
-        </w:rPr>
-      </w:pPr>
-      <w:r>
-        <w:rPr>
-          <w:lang w:val="fr-FR"/>
-        </w:rPr>
-        <w:lastRenderedPageBreak/>
-        <w:t>Pioche</w:t>
-      </w:r>
-    </w:p>
-    <w:p>
-      <w:pPr>
-        <w:pStyle w:val="FirstParagraph"/>
-        <w:rPr>
-          <w:lang w:val="fr-FR"/>
-        </w:rPr>
-      </w:pPr>
-      <w:r>
-        <w:rPr>
-          <w:lang w:val="fr-FR"/>
-        </w:rPr>
-        <w:t xml:space="preserve">À chaque commande p, </w:t>
-      </w:r>
-      <w:r>
-        <w:rPr>
-          <w:rStyle w:val="VerbatimChar"/>
-          <w:lang w:val="fr-FR"/>
-        </w:rPr>
-        <w:t>piocher</w:t>
-      </w:r>
-      <w:r>
-        <w:rPr>
-          <w:lang w:val="fr-FR"/>
-        </w:rPr>
-        <w:t xml:space="preserve"> fait passer une carte de la pioche vers la défausse (ou trois, selon le paramètre </w:t>
-      </w:r>
-      <w:proofErr w:type="spellStart"/>
-      <w:r>
-        <w:rPr>
-          <w:rStyle w:val="VerbatimChar"/>
-          <w:lang w:val="fr-FR"/>
-        </w:rPr>
-        <w:t>cartesPiochees</w:t>
-      </w:r>
-      <w:proofErr w:type="spellEnd"/>
-      <w:r>
-        <w:rPr>
-          <w:lang w:val="fr-FR"/>
-        </w:rPr>
-        <w:t>), sans dépasser le nombre de cartes restantes. Quand la pioche est vide, la défausse est retournée et redevient la pioche, dans l'ordre d'origine. Si la pioche et la défausse sont vides, un message l'indique.</w:t>
-      </w:r>
-    </w:p>
-    <w:p>
-      <w:pPr>
-        <w:pStyle w:val="Titre3"/>
-        <w:rPr>
-          <w:lang w:val="fr-FR"/>
-        </w:rPr>
-      </w:pPr>
-      <w:r>
-        <w:rPr>
-          <w:lang w:val="fr-FR"/>
-        </w:rPr>
-        <w:t>Sauvegarde et reprise</w:t>
-      </w:r>
-    </w:p>
-    <w:p>
-      <w:pPr>
-        <w:pStyle w:val="FirstParagraph"/>
-        <w:rPr>
-          <w:lang w:val="fr-FR"/>
-        </w:rPr>
-      </w:pPr>
-      <w:proofErr w:type="spellStart"/>
-      <w:proofErr w:type="gramStart"/>
-      <w:r>
-        <w:rPr>
-          <w:rStyle w:val="VerbatimChar"/>
-          <w:lang w:val="fr-FR"/>
-        </w:rPr>
-        <w:t>sauvegarderPartie</w:t>
-      </w:r>
-      <w:proofErr w:type="spellEnd"/>
-      <w:proofErr w:type="gramEnd"/>
-      <w:r>
-        <w:rPr>
-          <w:lang w:val="fr-FR"/>
-        </w:rPr>
-        <w:t xml:space="preserve"> enregistre le dictionnaire </w:t>
-      </w:r>
-      <w:r>
-        <w:rPr>
-          <w:rStyle w:val="VerbatimChar"/>
-          <w:lang w:val="fr-FR"/>
-        </w:rPr>
-        <w:t>partie</w:t>
-      </w:r>
-      <w:r>
-        <w:rPr>
-          <w:lang w:val="fr-FR"/>
-        </w:rPr>
-        <w:t xml:space="preserve"> dans le fichier </w:t>
-      </w:r>
-      <w:proofErr w:type="spellStart"/>
-      <w:r>
-        <w:rPr>
-          <w:rStyle w:val="VerbatimChar"/>
-          <w:lang w:val="fr-FR"/>
-        </w:rPr>
-        <w:t>sauvegarde_</w:t>
-      </w:r>
-      <w:proofErr w:type="gramStart"/>
-      <w:r>
-        <w:rPr>
-          <w:rStyle w:val="VerbatimChar"/>
-          <w:lang w:val="fr-FR"/>
-        </w:rPr>
-        <w:t>partie.json</w:t>
-      </w:r>
-      <w:proofErr w:type="spellEnd"/>
-      <w:proofErr w:type="gramEnd"/>
-      <w:r>
-        <w:rPr>
-          <w:lang w:val="fr-FR"/>
-        </w:rPr>
-        <w:t xml:space="preserve"> avec le module </w:t>
-      </w:r>
-      <w:proofErr w:type="spellStart"/>
-      <w:r>
-        <w:rPr>
-          <w:rStyle w:val="VerbatimChar"/>
-          <w:lang w:val="fr-FR"/>
-        </w:rPr>
-        <w:t>json</w:t>
-      </w:r>
-      <w:proofErr w:type="spellEnd"/>
-      <w:r>
-        <w:rPr>
-          <w:lang w:val="fr-FR"/>
-        </w:rPr>
-        <w:t xml:space="preserve">. </w:t>
-      </w:r>
-      <w:proofErr w:type="spellStart"/>
-      <w:proofErr w:type="gramStart"/>
-      <w:r>
-        <w:rPr>
-          <w:rStyle w:val="VerbatimChar"/>
-          <w:lang w:val="fr-FR"/>
-        </w:rPr>
-        <w:t>chargerPartie</w:t>
-      </w:r>
-      <w:proofErr w:type="spellEnd"/>
-      <w:proofErr w:type="gramEnd"/>
-      <w:r>
-        <w:rPr>
-          <w:lang w:val="fr-FR"/>
-        </w:rPr>
-        <w:t xml:space="preserve"> vérifie d'abord que le fichier existe (</w:t>
-      </w:r>
-      <w:proofErr w:type="spellStart"/>
-      <w:proofErr w:type="gramStart"/>
-      <w:r>
-        <w:rPr>
-          <w:rStyle w:val="VerbatimChar"/>
-          <w:lang w:val="fr-FR"/>
-        </w:rPr>
-        <w:t>os.path</w:t>
-      </w:r>
-      <w:proofErr w:type="gramEnd"/>
-      <w:r>
-        <w:rPr>
-          <w:rStyle w:val="VerbatimChar"/>
-          <w:lang w:val="fr-FR"/>
-        </w:rPr>
-        <w:t>.exists</w:t>
-      </w:r>
-      <w:proofErr w:type="spellEnd"/>
-      <w:r>
-        <w:rPr>
-          <w:lang w:val="fr-FR"/>
-        </w:rPr>
-        <w:t>), puis le relit et renvoie la partie, que le joueur reprend exactement où il l'avait laissée. S'il n'y a aucune sauvegarde, un message s'affiche et le joueur revient au menu. C'est pour cette raison que les cartes sont des listes et non des tuples (voir la partie 1).</w:t>
-      </w:r>
-    </w:p>
-    <w:p>
-      <w:pPr>
-        <w:pStyle w:val="Titre3"/>
-        <w:rPr>
-          <w:lang w:val="fr-FR"/>
-        </w:rPr>
-      </w:pPr>
-      <w:r>
-        <w:rPr>
-          <w:lang w:val="fr-FR"/>
-        </w:rPr>
-        <w:t>Détection de la victoire</w:t>
-      </w:r>
-    </w:p>
-    <w:p>
-      <w:pPr>
-        <w:pStyle w:val="FirstParagraph"/>
-        <w:rPr>
-          <w:lang w:val="fr-FR"/>
-        </w:rPr>
-      </w:pPr>
-      <w:r>
-        <w:rPr>
-          <w:lang w:val="fr-FR"/>
-        </w:rPr>
-        <w:t xml:space="preserve">Après chaque commande, </w:t>
-      </w:r>
-      <w:proofErr w:type="spellStart"/>
-      <w:r>
-        <w:rPr>
-          <w:rStyle w:val="VerbatimChar"/>
-          <w:lang w:val="fr-FR"/>
-        </w:rPr>
-        <w:t>victoireAssuree</w:t>
-      </w:r>
-      <w:proofErr w:type="spellEnd"/>
-      <w:r>
-        <w:rPr>
-          <w:lang w:val="fr-FR"/>
-        </w:rPr>
-        <w:t xml:space="preserve"> vérifie si la pioche et la défausse sont vides et s'il ne reste aucune carte cachée. Dans ce cas, la victoire est certaine : les colonnes sont des suites décroissantes, la plus petite carte de chaque colonne est donc toujours accessible et peut toujours rejoindre sa fondation. </w:t>
-      </w:r>
-      <w:proofErr w:type="spellStart"/>
-      <w:proofErr w:type="gramStart"/>
-      <w:r>
-        <w:rPr>
-          <w:rStyle w:val="VerbatimChar"/>
-          <w:lang w:val="fr-FR"/>
-        </w:rPr>
-        <w:t>rangerAutomatiquement</w:t>
-      </w:r>
-      <w:proofErr w:type="spellEnd"/>
-      <w:proofErr w:type="gramEnd"/>
-      <w:r>
-        <w:rPr>
-          <w:lang w:val="fr-FR"/>
-        </w:rPr>
-        <w:t xml:space="preserve"> envoie alors toutes les cartes restantes dans les fondations et la partie se termine.</w:t>
-      </w:r>
-    </w:p>
-    <w:p>
-      <w:pPr>
-        <w:pStyle w:val="Corpsdetexte"/>
-        <w:rPr>
-          <w:lang w:val="fr-FR"/>
-        </w:rPr>
-      </w:pPr>
-      <w:r>
-        <w:rPr>
-          <w:lang w:val="fr-FR"/>
-        </w:rPr>
-        <w:t>La boucle de rangement compte une fois les cartes restantes, puis décompte à chaque carte rangée : elle s'arrête quand le compteur arrive à 0.</w:t>
-      </w:r>
-    </w:p>
-    <w:p>
-      <w:pPr>
-        <w:pStyle w:val="Titre2"/>
-        <w:rPr>
-          <w:lang w:val="fr-FR"/>
-        </w:rPr>
-      </w:pPr>
-      <w:r>
-        <w:rPr>
-          <w:lang w:val="fr-FR"/>
-        </w:rPr>
-        <w:t>4. Points forts et particularités</w:t>
-      </w:r>
-    </w:p>
-    <w:p>
-      <w:pPr>
-        <w:pStyle w:val="FirstParagraph"/>
-        <w:rPr>
-          <w:lang w:val="fr-FR"/>
-        </w:rPr>
-      </w:pPr>
-      <w:r>
-        <w:rPr>
-          <w:b/>
-          <w:lang w:val="fr-FR"/>
-        </w:rPr>
-        <w:t>Un seul dictionnaire</w:t>
-      </w:r>
-      <w:r>
-        <w:rPr>
-          <w:lang w:val="fr-FR"/>
-        </w:rPr>
-        <w:t xml:space="preserve"> </w:t>
-      </w:r>
-      <w:r>
-        <w:rPr>
-          <w:rStyle w:val="VerbatimChar"/>
-          <w:lang w:val="fr-FR"/>
-        </w:rPr>
-        <w:t>partie</w:t>
-      </w:r>
-      <w:r>
-        <w:rPr>
-          <w:lang w:val="fr-FR"/>
-        </w:rPr>
-        <w:t xml:space="preserve"> regroupe tout l'état du jeu : il se passe facilement aux fonctions et s'enregistre en une seule instruction.</w:t>
-      </w:r>
-    </w:p>
-    <w:p>
-      <w:pPr>
-        <w:pStyle w:val="Corpsdetexte"/>
-        <w:rPr>
-          <w:lang w:val="fr-FR"/>
-        </w:rPr>
-      </w:pPr>
-      <w:r>
-        <w:rPr>
-          <w:b/>
-          <w:lang w:val="fr-FR"/>
-        </w:rPr>
-        <w:t>Une fonction par rôle</w:t>
-      </w:r>
-      <w:r>
-        <w:rPr>
-          <w:lang w:val="fr-FR"/>
-        </w:rPr>
-        <w:t xml:space="preserve"> : les fonctions qui dialoguent avec le joueur (</w:t>
-      </w:r>
-      <w:proofErr w:type="spellStart"/>
-      <w:r>
-        <w:rPr>
-          <w:rStyle w:val="VerbatimChar"/>
-          <w:lang w:val="fr-FR"/>
-        </w:rPr>
-        <w:t>demanderCarte</w:t>
-      </w:r>
-      <w:proofErr w:type="spellEnd"/>
-      <w:r>
-        <w:rPr>
-          <w:lang w:val="fr-FR"/>
-        </w:rPr>
-        <w:t xml:space="preserve">, </w:t>
-      </w:r>
-      <w:proofErr w:type="spellStart"/>
-      <w:r>
-        <w:rPr>
-          <w:rStyle w:val="VerbatimChar"/>
-          <w:lang w:val="fr-FR"/>
-        </w:rPr>
-        <w:t>demanderDestination</w:t>
-      </w:r>
-      <w:proofErr w:type="spellEnd"/>
-      <w:r>
-        <w:rPr>
-          <w:lang w:val="fr-FR"/>
-        </w:rPr>
-        <w:t>) sont séparées de celles qui appliquent les règles (</w:t>
-      </w:r>
-      <w:proofErr w:type="spellStart"/>
-      <w:r>
-        <w:rPr>
-          <w:rStyle w:val="VerbatimChar"/>
-          <w:lang w:val="fr-FR"/>
-        </w:rPr>
-        <w:t>peutPoserSurColonne</w:t>
-      </w:r>
-      <w:proofErr w:type="spellEnd"/>
-      <w:r>
-        <w:rPr>
-          <w:lang w:val="fr-FR"/>
-        </w:rPr>
-        <w:t xml:space="preserve">, </w:t>
-      </w:r>
-      <w:proofErr w:type="spellStart"/>
-      <w:r>
-        <w:rPr>
-          <w:rStyle w:val="VerbatimChar"/>
-          <w:lang w:val="fr-FR"/>
-        </w:rPr>
-        <w:t>peutPoserSurFondation</w:t>
-      </w:r>
-      <w:proofErr w:type="spellEnd"/>
-      <w:r>
-        <w:rPr>
-          <w:lang w:val="fr-FR"/>
-        </w:rPr>
-        <w:t>).</w:t>
-      </w:r>
-    </w:p>
-    <w:p>
-      <w:pPr>
-        <w:pStyle w:val="Corpsdetexte"/>
-        <w:rPr>
-          <w:lang w:val="fr-FR"/>
-        </w:rPr>
-      </w:pPr>
-      <w:r>
-        <w:rPr>
-          <w:b/>
-          <w:lang w:val="fr-FR"/>
-        </w:rPr>
-        <w:t>Toutes les saisies sont vérifiées</w:t>
-      </w:r>
-      <w:r>
-        <w:rPr>
-          <w:lang w:val="fr-FR"/>
-        </w:rPr>
-        <w:t xml:space="preserve"> : une saisie incorrecte affiche un message, sans jamais arrêter le programme.</w:t>
-      </w:r>
-    </w:p>
-    <w:p>
-      <w:pPr>
-        <w:pStyle w:val="Corpsdetexte"/>
-        <w:rPr>
-          <w:lang w:val="fr-FR"/>
-        </w:rPr>
-      </w:pPr>
-      <w:r>
-        <w:rPr>
-          <w:b/>
-          <w:lang w:val="fr-FR"/>
-        </w:rPr>
-        <w:t>Victoire assurée</w:t>
-      </w:r>
-      <w:r>
-        <w:rPr>
-          <w:lang w:val="fr-FR"/>
-        </w:rPr>
-        <w:t xml:space="preserve"> : le jeu reconnaît une partie gagnée d'avance et termine automatiquement le rangement, ce qui évite au joueur une vingtaine de déplacements sans intérêt.</w:t>
-      </w:r>
-    </w:p>
-    <w:p>
-      <w:pPr>
-        <w:pStyle w:val="Corpsdetexte"/>
-        <w:rPr>
-          <w:lang w:val="fr-FR"/>
-        </w:rPr>
-      </w:pPr>
-      <w:r>
-        <w:rPr>
-          <w:b/>
-          <w:lang w:val="fr-FR"/>
-        </w:rPr>
-        <w:t>Affichage en couleur</w:t>
-      </w:r>
-      <w:r>
-        <w:rPr>
-          <w:lang w:val="fr-FR"/>
-        </w:rPr>
-        <w:t xml:space="preserve"> : cartes rouges en rouge, compteurs de cartes pour la pioche et la défausse.</w:t>
-      </w:r>
-    </w:p>
-    <w:p>
-      <w:pPr>
-        <w:pStyle w:val="Corpsdetexte"/>
-        <w:rPr>
-          <w:lang w:val="fr-FR"/>
-        </w:rPr>
-      </w:pPr>
-    </w:p>
-    <w:p>
-      <w:pPr>
-        <w:pStyle w:val="Corpsdetexte"/>
-        <w:rPr>
-          <w:lang w:val="fr-FR"/>
-        </w:rPr>
-      </w:pPr>
-    </w:p>
-    <w:p>
-      <w:pPr>
-        <w:pStyle w:val="Corpsdetexte"/>
-        <w:rPr>
-          <w:lang w:val="fr-FR"/>
-        </w:rPr>
-      </w:pPr>
-    </w:p>
-    <w:p>
-      <w:pPr>
-        <w:pStyle w:val="Corpsdetexte"/>
-        <w:rPr>
-          <w:lang w:val="fr-FR"/>
-        </w:rPr>
-      </w:pPr>
-    </w:p>
-    <w:p>
-      <w:pPr>
-        <w:pStyle w:val="Titre2"/>
-        <w:rPr>
-          <w:lang w:val="fr-FR"/>
-        </w:rPr>
-      </w:pPr>
-      <w:r>
-        <w:rPr>
-          <w:lang w:val="fr-FR"/>
-        </w:rPr>
-        <w:lastRenderedPageBreak/>
-        <w:t>5. Niveaux de jeu et paramétrage</w:t>
-      </w:r>
-    </w:p>
-    <w:p>
-      <w:pPr>
-        <w:pStyle w:val="FirstParagraph"/>
-        <w:rPr>
-          <w:lang w:val="fr-FR"/>
-        </w:rPr>
-      </w:pPr>
-      <w:r>
-        <w:rPr>
-          <w:lang w:val="fr-FR"/>
-        </w:rPr>
-        <w:t xml:space="preserve">Les paramètres sont rangés dans un dictionnaire créé par </w:t>
-      </w:r>
-      <w:proofErr w:type="spellStart"/>
-      <w:r>
-        <w:rPr>
-          <w:rStyle w:val="VerbatimChar"/>
+          <w:rFonts w:asciiTheme="majorHAnsi" w:hAnsiTheme="majorHAnsi" w:cstheme="majorHAnsi"/>
           <w:lang w:val="fr-FR"/>
         </w:rPr>
         <w:t>creerParametres</w:t>
       </w:r>
-      <w:proofErr w:type="spellEnd"/>
-      <w:r>
-        <w:rPr>
+      <w:r>
+        <w:rPr>
+          <w:rFonts w:asciiTheme="majorHAnsi" w:hAnsiTheme="majorHAnsi" w:cstheme="majorHAnsi"/>
           <w:lang w:val="fr-FR"/>
         </w:rPr>
         <w:t xml:space="preserve"> et enregistré dans la partie :</w:t>
@@ -2973,9 +3444,9 @@
         <w:tblLook w:val="0020" w:firstRow="1" w:lastRow="0" w:firstColumn="0" w:lastColumn="0" w:noHBand="0" w:noVBand="0"/>
       </w:tblPr>
       <w:tblGrid>
-        <w:gridCol w:w="1910"/>
-        <w:gridCol w:w="1576"/>
-        <w:gridCol w:w="6368"/>
+        <w:gridCol w:w="1555"/>
+        <w:gridCol w:w="1532"/>
+        <w:gridCol w:w="6767"/>
       </w:tblGrid>
       <w:tr>
         <w:trPr>
@@ -2989,27 +3460,33 @@
           <w:p>
             <w:pPr>
               <w:pStyle w:val="Compact"/>
-            </w:pPr>
-            <w:proofErr w:type="spellStart"/>
-            <w:r>
-              <w:rPr>
+              <w:rPr>
+                <w:rFonts w:asciiTheme="majorHAnsi" w:hAnsiTheme="majorHAnsi" w:cstheme="majorHAnsi"/>
+              </w:rPr>
+            </w:pPr>
+            <w:r>
+              <w:rPr>
+                <w:rFonts w:asciiTheme="majorHAnsi" w:hAnsiTheme="majorHAnsi" w:cstheme="majorHAnsi"/>
                 <w:b/>
               </w:rPr>
               <w:t>Paramètre</w:t>
             </w:r>
-            <w:proofErr w:type="spellEnd"/>
-          </w:p>
-        </w:tc>
-        <w:tc>
-          <w:tcPr>
-            <w:tcW w:w="0" w:type="auto"/>
-          </w:tcPr>
-          <w:p>
-            <w:pPr>
-              <w:pStyle w:val="Compact"/>
-            </w:pPr>
-            <w:r>
-              <w:rPr>
+          </w:p>
+        </w:tc>
+        <w:tc>
+          <w:tcPr>
+            <w:tcW w:w="0" w:type="auto"/>
+          </w:tcPr>
+          <w:p>
+            <w:pPr>
+              <w:pStyle w:val="Compact"/>
+              <w:rPr>
+                <w:rFonts w:asciiTheme="majorHAnsi" w:hAnsiTheme="majorHAnsi" w:cstheme="majorHAnsi"/>
+              </w:rPr>
+            </w:pPr>
+            <w:r>
+              <w:rPr>
+                <w:rFonts w:asciiTheme="majorHAnsi" w:hAnsiTheme="majorHAnsi" w:cstheme="majorHAnsi"/>
                 <w:b/>
               </w:rPr>
               <w:t>Valeur par défaut</w:t>
@@ -3023,9 +3500,13 @@
           <w:p>
             <w:pPr>
               <w:pStyle w:val="Compact"/>
-            </w:pPr>
-            <w:r>
-              <w:rPr>
+              <w:rPr>
+                <w:rFonts w:asciiTheme="majorHAnsi" w:hAnsiTheme="majorHAnsi" w:cstheme="majorHAnsi"/>
+              </w:rPr>
+            </w:pPr>
+            <w:r>
+              <w:rPr>
+                <w:rFonts w:asciiTheme="majorHAnsi" w:hAnsiTheme="majorHAnsi" w:cstheme="majorHAnsi"/>
                 <w:b/>
               </w:rPr>
               <w:t>Effet</w:t>
@@ -3041,10 +3522,14 @@
           <w:p>
             <w:pPr>
               <w:pStyle w:val="Compact"/>
+              <w:rPr>
+                <w:rFonts w:asciiTheme="majorHAnsi" w:hAnsiTheme="majorHAnsi" w:cstheme="majorHAnsi"/>
+              </w:rPr>
             </w:pPr>
             <w:r>
               <w:rPr>
                 <w:rStyle w:val="VerbatimChar"/>
+                <w:rFonts w:asciiTheme="majorHAnsi" w:hAnsiTheme="majorHAnsi" w:cstheme="majorHAnsi"/>
               </w:rPr>
               <w:t>cartesPiochees</w:t>
             </w:r>
@@ -3057,8 +3542,14 @@
           <w:p>
             <w:pPr>
               <w:pStyle w:val="Compact"/>
-            </w:pPr>
-            <w:r>
+              <w:rPr>
+                <w:rFonts w:asciiTheme="majorHAnsi" w:hAnsiTheme="majorHAnsi" w:cstheme="majorHAnsi"/>
+              </w:rPr>
+            </w:pPr>
+            <w:r>
+              <w:rPr>
+                <w:rFonts w:asciiTheme="majorHAnsi" w:hAnsiTheme="majorHAnsi" w:cstheme="majorHAnsi"/>
+              </w:rPr>
               <w:t>1</w:t>
             </w:r>
           </w:p>
@@ -3070,39 +3561,34 @@
           <w:p>
             <w:pPr>
               <w:pStyle w:val="Compact"/>
-            </w:pPr>
-            <w:r>
-              <w:rPr>
+              <w:rPr>
+                <w:rFonts w:asciiTheme="majorHAnsi" w:hAnsiTheme="majorHAnsi" w:cstheme="majorHAnsi"/>
+              </w:rPr>
+            </w:pPr>
+            <w:r>
+              <w:rPr>
+                <w:rFonts w:asciiTheme="majorHAnsi" w:hAnsiTheme="majorHAnsi" w:cstheme="majorHAnsi"/>
                 <w:lang w:val="fr-FR"/>
               </w:rPr>
               <w:t xml:space="preserve">Nombre de cartes retournées à chaque pioche : 1 (facile) ou 3 (difficile). </w:t>
             </w:r>
             <w:r>
-              <w:t xml:space="preserve">Déjà pris </w:t>
-            </w:r>
-            <w:proofErr w:type="spellStart"/>
-            <w:r>
-              <w:t>en</w:t>
-            </w:r>
-            <w:proofErr w:type="spellEnd"/>
-            <w:r>
-              <w:t xml:space="preserve"> </w:t>
-            </w:r>
-            <w:proofErr w:type="spellStart"/>
-            <w:r>
-              <w:t>compte</w:t>
-            </w:r>
-            <w:proofErr w:type="spellEnd"/>
-            <w:r>
-              <w:t xml:space="preserve"> par </w:t>
+              <w:rPr>
+                <w:rFonts w:asciiTheme="majorHAnsi" w:hAnsiTheme="majorHAnsi" w:cstheme="majorHAnsi"/>
+              </w:rPr>
+              <w:t xml:space="preserve">Déjà pris en compte par </w:t>
             </w:r>
             <w:r>
               <w:rPr>
                 <w:rStyle w:val="VerbatimChar"/>
+                <w:rFonts w:asciiTheme="majorHAnsi" w:hAnsiTheme="majorHAnsi" w:cstheme="majorHAnsi"/>
               </w:rPr>
               <w:t>piocher</w:t>
             </w:r>
             <w:r>
+              <w:rPr>
+                <w:rFonts w:asciiTheme="majorHAnsi" w:hAnsiTheme="majorHAnsi" w:cstheme="majorHAnsi"/>
+              </w:rPr>
               <w:t>.</w:t>
             </w:r>
           </w:p>
@@ -3116,10 +3602,14 @@
           <w:p>
             <w:pPr>
               <w:pStyle w:val="Compact"/>
+              <w:rPr>
+                <w:rFonts w:asciiTheme="majorHAnsi" w:hAnsiTheme="majorHAnsi" w:cstheme="majorHAnsi"/>
+              </w:rPr>
             </w:pPr>
             <w:r>
               <w:rPr>
                 <w:rStyle w:val="VerbatimChar"/>
+                <w:rFonts w:asciiTheme="majorHAnsi" w:hAnsiTheme="majorHAnsi" w:cstheme="majorHAnsi"/>
               </w:rPr>
               <w:t>aideActive</w:t>
             </w:r>
@@ -3132,8 +3622,14 @@
           <w:p>
             <w:pPr>
               <w:pStyle w:val="Compact"/>
-            </w:pPr>
-            <w:r>
+              <w:rPr>
+                <w:rFonts w:asciiTheme="majorHAnsi" w:hAnsiTheme="majorHAnsi" w:cstheme="majorHAnsi"/>
+              </w:rPr>
+            </w:pPr>
+            <w:r>
+              <w:rPr>
+                <w:rFonts w:asciiTheme="majorHAnsi" w:hAnsiTheme="majorHAnsi" w:cstheme="majorHAnsi"/>
+              </w:rPr>
               <w:t>True</w:t>
             </w:r>
           </w:p>
@@ -3146,11 +3642,13 @@
             <w:pPr>
               <w:pStyle w:val="Compact"/>
               <w:rPr>
+                <w:rFonts w:asciiTheme="majorHAnsi" w:hAnsiTheme="majorHAnsi" w:cstheme="majorHAnsi"/>
                 <w:lang w:val="fr-FR"/>
               </w:rPr>
             </w:pPr>
             <w:r>
               <w:rPr>
+                <w:rFonts w:asciiTheme="majorHAnsi" w:hAnsiTheme="majorHAnsi" w:cstheme="majorHAnsi"/>
                 <w:lang w:val="fr-FR"/>
               </w:rPr>
               <w:t>Indique si le joueur a droit à l'aide.</w:t>
@@ -3163,123 +3661,324 @@
       <w:pPr>
         <w:pStyle w:val="Corpsdetexte"/>
         <w:rPr>
-          <w:lang w:val="fr-FR"/>
-        </w:rPr>
-      </w:pPr>
-      <w:r>
-        <w:rPr>
+          <w:rFonts w:asciiTheme="majorHAnsi" w:hAnsiTheme="majorHAnsi" w:cstheme="majorHAnsi"/>
+          <w:lang w:val="fr-FR"/>
+        </w:rPr>
+      </w:pPr>
+      <w:r>
+        <w:rPr>
+          <w:rFonts w:asciiTheme="majorHAnsi" w:hAnsiTheme="majorHAnsi" w:cstheme="majorHAnsi"/>
+          <w:lang w:val="fr-FR"/>
+        </w:rPr>
+        <w:t xml:space="preserve">Le choix 3 du menu principal appelle </w:t>
+      </w:r>
+      <w:r>
+        <w:rPr>
+          <w:rStyle w:val="VerbatimChar"/>
+          <w:rFonts w:asciiTheme="majorHAnsi" w:hAnsiTheme="majorHAnsi" w:cstheme="majorHAnsi"/>
+          <w:lang w:val="fr-FR"/>
+        </w:rPr>
+        <w:t xml:space="preserve">modifierParametres</w:t>
+      </w:r>
+      <w:r>
+        <w:rPr>
+          <w:rFonts w:asciiTheme="majorHAnsi" w:hAnsiTheme="majorHAnsi" w:cstheme="majorHAnsi"/>
+          <w:lang w:val="fr-FR"/>
+        </w:rPr>
+        <w:t xml:space="preserve">. Ce menu affiche l'état actuel de chaque paramètre et permet de basculer l'aide (activée / désactivée) et le nombre de cartes piochées (1 / 3) ; toute autre saisie que 1, 2 ou 3 est redemandée. Les changements s'appliquent aux nouvelles parties. Une partie sauvegardée garde les paramètres avec lesquels elle a été enregistrée, puisqu'ils sont rangés dans le dictionnaire partie.</w:t>
+      </w:r>
+    </w:p>
+    <w:p>
+      <w:pPr>
+        <w:pStyle w:val="Corpsdetexte"/>
+        <w:rPr>
+          <w:rFonts w:asciiTheme="majorHAnsi" w:hAnsiTheme="majorHAnsi" w:cstheme="majorHAnsi"/>
+          <w:lang w:val="fr-FR"/>
+        </w:rPr>
+      </w:pPr>
+      <w:r>
+        <w:rPr>
+          <w:rFonts w:asciiTheme="majorHAnsi" w:hAnsiTheme="majorHAnsi" w:cstheme="majorHAnsi"/>
           <w:b/>
           <w:lang w:val="fr-FR"/>
         </w:rPr>
-        <w:t>État d'avancement</w:t>
-      </w:r>
-      <w:r>
-        <w:rPr>
-          <w:lang w:val="fr-FR"/>
-        </w:rPr>
-        <w:t xml:space="preserve"> : le menu de modification des paramètres (</w:t>
-      </w:r>
-      <w:proofErr w:type="spellStart"/>
+        <w:t xml:space="preserve">Niveaux de difficulté</w:t>
+      </w:r>
+      <w:r>
+        <w:rPr>
+          <w:rFonts w:asciiTheme="majorHAnsi" w:hAnsiTheme="majorHAnsi" w:cstheme="majorHAnsi"/>
+          <w:lang w:val="fr-FR"/>
+        </w:rPr>
+        <w:t xml:space="preserve"> : ces deux paramètres servent de niveaux de jeu. Piocher 1 carte avec l'aide correspond au niveau le plus facile ; piocher 3 cartes sans aide au plus difficile. Avec 3 cartes, seule la dernière carte retournée est jouable, les deux autres ne deviennent accessibles qu'ensuite, ce qui bloque plus souvent le joueur.</w:t>
+      </w:r>
+    </w:p>
+    <w:p>
+      <w:pPr>
+        <w:pStyle w:val="Titre2"/>
+        <w:rPr>
+          <w:rFonts w:cstheme="majorHAnsi"/>
+          <w:lang w:val="fr-FR"/>
+        </w:rPr>
+      </w:pPr>
+      <w:r>
+        <w:rPr>
+          <w:rFonts w:cstheme="majorHAnsi"/>
+          <w:lang w:val="fr-FR"/>
+        </w:rPr>
+        <w:t>6. Aide au joueur</w:t>
+      </w:r>
+    </w:p>
+    <w:p>
+      <w:pPr>
+        <w:pStyle w:val="FirstParagraph"/>
+        <w:rPr>
+          <w:rFonts w:asciiTheme="majorHAnsi" w:hAnsiTheme="majorHAnsi" w:cstheme="majorHAnsi"/>
+          <w:lang w:val="fr-FR"/>
+        </w:rPr>
+      </w:pPr>
+      <w:r>
+        <w:rPr>
+          <w:rFonts w:asciiTheme="majorHAnsi" w:hAnsiTheme="majorHAnsi" w:cstheme="majorHAnsi"/>
+          <w:lang w:val="fr-FR"/>
+        </w:rPr>
+        <w:t xml:space="preserve">La commande a appelle </w:t>
+      </w:r>
       <w:r>
         <w:rPr>
           <w:rStyle w:val="VerbatimChar"/>
-          <w:lang w:val="fr-FR"/>
-        </w:rPr>
-        <w:t>modifierParametres</w:t>
-      </w:r>
-      <w:proofErr w:type="spellEnd"/>
-      <w:r>
-        <w:rPr>
-          <w:lang w:val="fr-FR"/>
-        </w:rPr>
-        <w:t>) reste à réaliser. Pour l'instant, la partie se joue avec les valeurs par défaut.</w:t>
+          <w:rFonts w:asciiTheme="majorHAnsi" w:hAnsiTheme="majorHAnsi" w:cstheme="majorHAnsi"/>
+          <w:lang w:val="fr-FR"/>
+        </w:rPr>
+        <w:t xml:space="preserve">proposerCoups</w:t>
+      </w:r>
+      <w:r>
+        <w:rPr>
+          <w:rFonts w:asciiTheme="majorHAnsi" w:hAnsiTheme="majorHAnsi" w:cstheme="majorHAnsi"/>
+          <w:lang w:val="fr-FR"/>
+        </w:rPr>
+        <w:t xml:space="preserve"> si le paramètre </w:t>
+      </w:r>
+      <w:r>
+        <w:rPr>
+          <w:rStyle w:val="VerbatimChar"/>
+          <w:rFonts w:asciiTheme="majorHAnsi" w:hAnsiTheme="majorHAnsi" w:cstheme="majorHAnsi"/>
+          <w:lang w:val="fr-FR"/>
+        </w:rPr>
+        <w:t xml:space="preserve">aideActive</w:t>
+      </w:r>
+      <w:r>
+        <w:rPr>
+          <w:rFonts w:asciiTheme="majorHAnsi" w:hAnsiTheme="majorHAnsi" w:cstheme="majorHAnsi"/>
+          <w:lang w:val="fr-FR"/>
+        </w:rPr>
+        <w:t xml:space="preserve"> est vrai ; sinon un message indique que l'aide est désactivée. La fonction réutilise </w:t>
+      </w:r>
+      <w:r>
+        <w:rPr>
+          <w:rStyle w:val="VerbatimChar"/>
+          <w:rFonts w:asciiTheme="majorHAnsi" w:hAnsiTheme="majorHAnsi" w:cstheme="majorHAnsi"/>
+          <w:lang w:val="fr-FR"/>
+        </w:rPr>
+        <w:t xml:space="preserve">peutPoserSurColonne</w:t>
+      </w:r>
+      <w:r>
+        <w:rPr>
+          <w:rFonts w:asciiTheme="majorHAnsi" w:hAnsiTheme="majorHAnsi" w:cstheme="majorHAnsi"/>
+          <w:lang w:val="fr-FR"/>
+        </w:rPr>
+        <w:t xml:space="preserve"> et </w:t>
+      </w:r>
+      <w:r>
+        <w:rPr>
+          <w:rStyle w:val="VerbatimChar"/>
+          <w:rFonts w:asciiTheme="majorHAnsi" w:hAnsiTheme="majorHAnsi" w:cstheme="majorHAnsi"/>
+          <w:lang w:val="fr-FR"/>
+        </w:rPr>
+        <w:t xml:space="preserve">peutPoserSurFondation</w:t>
+      </w:r>
+      <w:r>
+        <w:rPr>
+          <w:rFonts w:asciiTheme="majorHAnsi" w:hAnsiTheme="majorHAnsi" w:cstheme="majorHAnsi"/>
+          <w:lang w:val="fr-FR"/>
+        </w:rPr>
+        <w:t xml:space="preserve"> pour tester les cartes jouables, puis affiche la liste numérotée des coups possibles, chacun avec son intérêt (ranger une carte, retourner une carte cachée).</w:t>
+      </w:r>
+    </w:p>
+    <w:p>
+      <w:pPr>
+        <w:pStyle w:val="Corpsdetexte"/>
+        <w:rPr>
+          <w:rFonts w:asciiTheme="majorHAnsi" w:hAnsiTheme="majorHAnsi" w:cstheme="majorHAnsi"/>
+          <w:lang w:val="fr-FR"/>
+        </w:rPr>
+      </w:pPr>
+      <w:r>
+        <w:rPr>
+          <w:rFonts w:asciiTheme="majorHAnsi" w:hAnsiTheme="majorHAnsi" w:cstheme="majorHAnsi"/>
+          <w:lang w:val="fr-FR"/>
+        </w:rPr>
+        <w:t xml:space="preserve">Les coups sont recherchés dans cet ordre :</w:t>
+      </w:r>
+    </w:p>
+    <w:p>
+      <w:pPr>
+        <w:pStyle w:val="Corpsdetexte"/>
+        <w:rPr>
+          <w:rFonts w:asciiTheme="majorHAnsi" w:hAnsiTheme="majorHAnsi" w:cstheme="majorHAnsi"/>
+          <w:lang w:val="fr-FR"/>
+        </w:rPr>
+      </w:pPr>
+      <w:r>
+        <w:rPr>
+          <w:rFonts w:asciiTheme="majorHAnsi" w:hAnsiTheme="majorHAnsi" w:cstheme="majorHAnsi"/>
+          <w:lang w:val="fr-FR"/>
+        </w:rPr>
+        <w:t xml:space="preserve">1. </w:t>
+      </w:r>
+      <w:r>
+        <w:rPr>
+          <w:rFonts w:asciiTheme="majorHAnsi" w:hAnsiTheme="majorHAnsi" w:cstheme="majorHAnsi"/>
+          <w:b/>
+          <w:lang w:val="fr-FR"/>
+        </w:rPr>
+        <w:t xml:space="preserve">Colonne → fondation</w:t>
+      </w:r>
+      <w:r>
+        <w:rPr>
+          <w:rFonts w:asciiTheme="majorHAnsi" w:hAnsiTheme="majorHAnsi" w:cstheme="majorHAnsi"/>
+          <w:lang w:val="fr-FR"/>
+        </w:rPr>
+        <w:t xml:space="preserve"> : la dernière carte visible de chaque colonne. Les colonnes sont parcourues de celle qui a le plus de cartes cachées à celle qui en a le moins, pour proposer d'abord les coups qui débloquent les colonnes les plus chargées.</w:t>
+      </w:r>
+    </w:p>
+    <w:p>
+      <w:pPr>
+        <w:pStyle w:val="Corpsdetexte"/>
+        <w:rPr>
+          <w:rFonts w:asciiTheme="majorHAnsi" w:hAnsiTheme="majorHAnsi" w:cstheme="majorHAnsi"/>
+          <w:lang w:val="fr-FR"/>
+        </w:rPr>
+      </w:pPr>
+      <w:r>
+        <w:rPr>
+          <w:rFonts w:asciiTheme="majorHAnsi" w:hAnsiTheme="majorHAnsi" w:cstheme="majorHAnsi"/>
+          <w:lang w:val="fr-FR"/>
+        </w:rPr>
+        <w:t xml:space="preserve">2. </w:t>
+      </w:r>
+      <w:r>
+        <w:rPr>
+          <w:rFonts w:asciiTheme="majorHAnsi" w:hAnsiTheme="majorHAnsi" w:cstheme="majorHAnsi"/>
+          <w:b/>
+          <w:lang w:val="fr-FR"/>
+        </w:rPr>
+        <w:t xml:space="preserve">Défausse → fondation</w:t>
+      </w:r>
+      <w:r>
+        <w:rPr>
+          <w:rFonts w:asciiTheme="majorHAnsi" w:hAnsiTheme="majorHAnsi" w:cstheme="majorHAnsi"/>
+          <w:lang w:val="fr-FR"/>
+        </w:rPr>
+        <w:t xml:space="preserve"> : la carte du dessus de la défausse.</w:t>
+      </w:r>
+    </w:p>
+    <w:p>
+      <w:pPr>
+        <w:pStyle w:val="Corpsdetexte"/>
+        <w:rPr>
+          <w:rFonts w:asciiTheme="majorHAnsi" w:hAnsiTheme="majorHAnsi" w:cstheme="majorHAnsi"/>
+          <w:lang w:val="fr-FR"/>
+        </w:rPr>
+      </w:pPr>
+      <w:r>
+        <w:rPr>
+          <w:rFonts w:asciiTheme="majorHAnsi" w:hAnsiTheme="majorHAnsi" w:cstheme="majorHAnsi"/>
+          <w:lang w:val="fr-FR"/>
+        </w:rPr>
+        <w:t xml:space="preserve">3. </w:t>
+      </w:r>
+      <w:r>
+        <w:rPr>
+          <w:rFonts w:asciiTheme="majorHAnsi" w:hAnsiTheme="majorHAnsi" w:cstheme="majorHAnsi"/>
+          <w:b/>
+          <w:lang w:val="fr-FR"/>
+        </w:rPr>
+        <w:t xml:space="preserve">Colonne → colonne</w:t>
+      </w:r>
+      <w:r>
+        <w:rPr>
+          <w:rFonts w:asciiTheme="majorHAnsi" w:hAnsiTheme="majorHAnsi" w:cstheme="majorHAnsi"/>
+          <w:lang w:val="fr-FR"/>
+        </w:rPr>
+        <w:t xml:space="preserve"> : la première carte visible d'une colonne qui a encore des cartes cachées, vers chacune des autres colonnes. Déplacer toute la suite visible retourne une carte cachée.</w:t>
+      </w:r>
+    </w:p>
+    <w:p>
+      <w:pPr>
+        <w:pStyle w:val="Corpsdetexte"/>
+        <w:rPr>
+          <w:rFonts w:asciiTheme="majorHAnsi" w:hAnsiTheme="majorHAnsi" w:cstheme="majorHAnsi"/>
+          <w:lang w:val="fr-FR"/>
+        </w:rPr>
+      </w:pPr>
+      <w:r>
+        <w:rPr>
+          <w:rFonts w:asciiTheme="majorHAnsi" w:hAnsiTheme="majorHAnsi" w:cstheme="majorHAnsi"/>
+          <w:lang w:val="fr-FR"/>
+        </w:rPr>
+        <w:t xml:space="preserve">Un coup qui termine la partie (il ne reste qu'une carte cachée, ou qu'une carte dans la défausse avec une pioche vide) est marqué « ★ Coup gagnant » et placé en tête de liste avec </w:t>
+      </w:r>
+      <w:r>
+        <w:rPr>
+          <w:rStyle w:val="VerbatimChar"/>
+          <w:rFonts w:asciiTheme="majorHAnsi" w:hAnsiTheme="majorHAnsi" w:cstheme="majorHAnsi"/>
+          <w:lang w:val="fr-FR"/>
+        </w:rPr>
+        <w:t xml:space="preserve">coups.insert(0, ...)</w:t>
+      </w:r>
+      <w:r>
+        <w:rPr>
+          <w:rFonts w:asciiTheme="majorHAnsi" w:hAnsiTheme="majorHAnsi" w:cstheme="majorHAnsi"/>
+          <w:lang w:val="fr-FR"/>
+        </w:rPr>
+        <w:t xml:space="preserve">.</w:t>
+      </w:r>
+    </w:p>
+    <w:p>
+      <w:pPr>
+        <w:pStyle w:val="Corpsdetexte"/>
+        <w:rPr>
+          <w:rFonts w:asciiTheme="majorHAnsi" w:hAnsiTheme="majorHAnsi" w:cstheme="majorHAnsi"/>
+          <w:lang w:val="fr-FR"/>
+        </w:rPr>
+      </w:pPr>
+      <w:r>
+        <w:rPr>
+          <w:rFonts w:asciiTheme="majorHAnsi" w:hAnsiTheme="majorHAnsi" w:cstheme="majorHAnsi"/>
+          <w:b/>
+          <w:lang w:val="fr-FR"/>
+        </w:rPr>
+        <w:t xml:space="preserve">État d'avancement</w:t>
+      </w:r>
+      <w:r>
+        <w:rPr>
+          <w:rFonts w:asciiTheme="majorHAnsi" w:hAnsiTheme="majorHAnsi" w:cstheme="majorHAnsi"/>
+          <w:lang w:val="fr-FR"/>
+        </w:rPr>
+        <w:t xml:space="preserve"> : la recherche des coups possibles est en place, mais l'aide se contente de les lister. Il reste à écrire la partie qui évalue les coups, choisit le meilleur et le conseille au joueur. La recherche colonne → colonne est encore à finaliser, et les coups de la défausse vers une colonne ne sont pas encore proposés.</w:t>
       </w:r>
     </w:p>
     <w:p>
       <w:pPr>
         <w:pStyle w:val="Titre2"/>
         <w:rPr>
-          <w:lang w:val="fr-FR"/>
-        </w:rPr>
-      </w:pPr>
-      <w:r>
-        <w:rPr>
-          <w:lang w:val="fr-FR"/>
-        </w:rPr>
-        <w:t>6. Aide au joueur</w:t>
-      </w:r>
-    </w:p>
-    <w:p>
-      <w:pPr>
-        <w:pStyle w:val="FirstParagraph"/>
-        <w:rPr>
-          <w:lang w:val="fr-FR"/>
-        </w:rPr>
-      </w:pPr>
-      <w:r>
-        <w:rPr>
-          <w:b/>
-          <w:lang w:val="fr-FR"/>
-        </w:rPr>
-        <w:t>État d'avancement</w:t>
-      </w:r>
-      <w:r>
-        <w:rPr>
-          <w:lang w:val="fr-FR"/>
-        </w:rPr>
-        <w:t xml:space="preserve"> : l'aide (</w:t>
-      </w:r>
-      <w:proofErr w:type="spellStart"/>
-      <w:r>
-        <w:rPr>
-          <w:rStyle w:val="VerbatimChar"/>
-          <w:lang w:val="fr-FR"/>
-        </w:rPr>
-        <w:t>proposerCoups</w:t>
-      </w:r>
-      <w:proofErr w:type="spellEnd"/>
-      <w:r>
-        <w:rPr>
-          <w:lang w:val="fr-FR"/>
-        </w:rPr>
-        <w:t xml:space="preserve">, commande a) reste à réaliser. Elle pourra réutiliser </w:t>
-      </w:r>
-      <w:proofErr w:type="spellStart"/>
-      <w:r>
-        <w:rPr>
-          <w:rStyle w:val="VerbatimChar"/>
-          <w:lang w:val="fr-FR"/>
-        </w:rPr>
-        <w:t>peutPoserSurColonne</w:t>
-      </w:r>
-      <w:proofErr w:type="spellEnd"/>
-      <w:r>
-        <w:rPr>
-          <w:lang w:val="fr-FR"/>
-        </w:rPr>
-        <w:t xml:space="preserve"> et </w:t>
-      </w:r>
-      <w:proofErr w:type="spellStart"/>
-      <w:r>
-        <w:rPr>
-          <w:rStyle w:val="VerbatimChar"/>
-          <w:lang w:val="fr-FR"/>
-        </w:rPr>
-        <w:t>peutPoserSurFondation</w:t>
-      </w:r>
-      <w:proofErr w:type="spellEnd"/>
-      <w:r>
-        <w:rPr>
-          <w:lang w:val="fr-FR"/>
-        </w:rPr>
-        <w:t xml:space="preserve"> pour tester chaque carte jouable et proposer les déplacements possibles.</w:t>
-      </w:r>
-    </w:p>
-    <w:p>
-      <w:pPr>
-        <w:pStyle w:val="Titre2"/>
-      </w:pPr>
-      <w:r>
+          <w:rFonts w:cstheme="majorHAnsi"/>
+        </w:rPr>
+      </w:pPr>
+      <w:r>
+        <w:rPr>
+          <w:rFonts w:cstheme="majorHAnsi"/>
+        </w:rPr>
         <w:t>7. Modules Python utilisés</w:t>
       </w:r>
     </w:p>
@@ -3298,8 +3997,8 @@
         <w:tblLook w:val="0020" w:firstRow="1" w:lastRow="0" w:firstColumn="0" w:lastColumn="0" w:noHBand="0" w:noVBand="0"/>
       </w:tblPr>
       <w:tblGrid>
-        <w:gridCol w:w="1044"/>
-        <w:gridCol w:w="8810"/>
+        <w:gridCol w:w="993"/>
+        <w:gridCol w:w="8861"/>
       </w:tblGrid>
       <w:tr>
         <w:trPr>
@@ -3313,9 +4012,13 @@
           <w:p>
             <w:pPr>
               <w:pStyle w:val="Compact"/>
-            </w:pPr>
-            <w:r>
-              <w:rPr>
+              <w:rPr>
+                <w:rFonts w:asciiTheme="majorHAnsi" w:hAnsiTheme="majorHAnsi" w:cstheme="majorHAnsi"/>
+              </w:rPr>
+            </w:pPr>
+            <w:r>
+              <w:rPr>
+                <w:rFonts w:asciiTheme="majorHAnsi" w:hAnsiTheme="majorHAnsi" w:cstheme="majorHAnsi"/>
                 <w:b/>
               </w:rPr>
               <w:t>Module</w:t>
@@ -3329,9 +4032,13 @@
           <w:p>
             <w:pPr>
               <w:pStyle w:val="Compact"/>
-            </w:pPr>
-            <w:r>
-              <w:rPr>
+              <w:rPr>
+                <w:rFonts w:asciiTheme="majorHAnsi" w:hAnsiTheme="majorHAnsi" w:cstheme="majorHAnsi"/>
+              </w:rPr>
+            </w:pPr>
+            <w:r>
+              <w:rPr>
+                <w:rFonts w:asciiTheme="majorHAnsi" w:hAnsiTheme="majorHAnsi" w:cstheme="majorHAnsi"/>
                 <w:b/>
               </w:rPr>
               <w:t>Utilisation</w:t>
@@ -3347,10 +4054,14 @@
           <w:p>
             <w:pPr>
               <w:pStyle w:val="Compact"/>
+              <w:rPr>
+                <w:rFonts w:asciiTheme="majorHAnsi" w:hAnsiTheme="majorHAnsi" w:cstheme="majorHAnsi"/>
+              </w:rPr>
             </w:pPr>
             <w:r>
               <w:rPr>
                 <w:rStyle w:val="VerbatimChar"/>
+                <w:rFonts w:asciiTheme="majorHAnsi" w:hAnsiTheme="majorHAnsi" w:cstheme="majorHAnsi"/>
               </w:rPr>
               <w:t>random</w:t>
             </w:r>
@@ -3364,28 +4075,28 @@
             <w:pPr>
               <w:pStyle w:val="Compact"/>
               <w:rPr>
+                <w:rFonts w:asciiTheme="majorHAnsi" w:hAnsiTheme="majorHAnsi" w:cstheme="majorHAnsi"/>
                 <w:lang w:val="fr-FR"/>
               </w:rPr>
             </w:pPr>
             <w:r>
               <w:rPr>
+                <w:rFonts w:asciiTheme="majorHAnsi" w:hAnsiTheme="majorHAnsi" w:cstheme="majorHAnsi"/>
                 <w:lang w:val="fr-FR"/>
               </w:rPr>
               <w:t>Mélanger le paquet au début de la partie (</w:t>
             </w:r>
-            <w:proofErr w:type="spellStart"/>
-            <w:proofErr w:type="gramStart"/>
             <w:r>
               <w:rPr>
                 <w:rStyle w:val="VerbatimChar"/>
+                <w:rFonts w:asciiTheme="majorHAnsi" w:hAnsiTheme="majorHAnsi" w:cstheme="majorHAnsi"/>
                 <w:lang w:val="fr-FR"/>
               </w:rPr>
               <w:t>random.shuffle</w:t>
             </w:r>
-            <w:proofErr w:type="spellEnd"/>
-            <w:proofErr w:type="gramEnd"/>
-            <w:r>
-              <w:rPr>
+            <w:r>
+              <w:rPr>
+                <w:rFonts w:asciiTheme="majorHAnsi" w:hAnsiTheme="majorHAnsi" w:cstheme="majorHAnsi"/>
                 <w:lang w:val="fr-FR"/>
               </w:rPr>
               <w:t>).</w:t>
@@ -3401,30 +4112,34 @@
           <w:p>
             <w:pPr>
               <w:pStyle w:val="Compact"/>
-            </w:pPr>
-            <w:proofErr w:type="spellStart"/>
+              <w:rPr>
+                <w:rFonts w:asciiTheme="majorHAnsi" w:hAnsiTheme="majorHAnsi" w:cstheme="majorHAnsi"/>
+              </w:rPr>
+            </w:pPr>
             <w:r>
               <w:rPr>
                 <w:rStyle w:val="VerbatimChar"/>
+                <w:rFonts w:asciiTheme="majorHAnsi" w:hAnsiTheme="majorHAnsi" w:cstheme="majorHAnsi"/>
               </w:rPr>
               <w:t>json</w:t>
             </w:r>
-            <w:proofErr w:type="spellEnd"/>
-          </w:p>
-        </w:tc>
-        <w:tc>
-          <w:tcPr>
-            <w:tcW w:w="0" w:type="auto"/>
-          </w:tcPr>
-          <w:p>
-            <w:pPr>
-              <w:pStyle w:val="Compact"/>
-              <w:rPr>
+          </w:p>
+        </w:tc>
+        <w:tc>
+          <w:tcPr>
+            <w:tcW w:w="0" w:type="auto"/>
+          </w:tcPr>
+          <w:p>
+            <w:pPr>
+              <w:pStyle w:val="Compact"/>
+              <w:rPr>
+                <w:rFonts w:asciiTheme="majorHAnsi" w:hAnsiTheme="majorHAnsi" w:cstheme="majorHAnsi"/>
                 <w:lang w:val="fr-FR"/>
               </w:rPr>
             </w:pPr>
             <w:r>
               <w:rPr>
+                <w:rFonts w:asciiTheme="majorHAnsi" w:hAnsiTheme="majorHAnsi" w:cstheme="majorHAnsi"/>
                 <w:lang w:val="fr-FR"/>
               </w:rPr>
               <w:t>Enregistrer et relire la partie sauvegardée.</w:t>
@@ -3440,30 +4155,34 @@
           <w:p>
             <w:pPr>
               <w:pStyle w:val="Compact"/>
-            </w:pPr>
-            <w:proofErr w:type="spellStart"/>
+              <w:rPr>
+                <w:rFonts w:asciiTheme="majorHAnsi" w:hAnsiTheme="majorHAnsi" w:cstheme="majorHAnsi"/>
+              </w:rPr>
+            </w:pPr>
             <w:r>
               <w:rPr>
                 <w:rStyle w:val="VerbatimChar"/>
+                <w:rFonts w:asciiTheme="majorHAnsi" w:hAnsiTheme="majorHAnsi" w:cstheme="majorHAnsi"/>
               </w:rPr>
               <w:t>os</w:t>
             </w:r>
-            <w:proofErr w:type="spellEnd"/>
-          </w:p>
-        </w:tc>
-        <w:tc>
-          <w:tcPr>
-            <w:tcW w:w="0" w:type="auto"/>
-          </w:tcPr>
-          <w:p>
-            <w:pPr>
-              <w:pStyle w:val="Compact"/>
-              <w:rPr>
+          </w:p>
+        </w:tc>
+        <w:tc>
+          <w:tcPr>
+            <w:tcW w:w="0" w:type="auto"/>
+          </w:tcPr>
+          <w:p>
+            <w:pPr>
+              <w:pStyle w:val="Compact"/>
+              <w:rPr>
+                <w:rFonts w:asciiTheme="majorHAnsi" w:hAnsiTheme="majorHAnsi" w:cstheme="majorHAnsi"/>
                 <w:lang w:val="fr-FR"/>
               </w:rPr>
             </w:pPr>
             <w:r>
               <w:rPr>
+                <w:rFonts w:asciiTheme="majorHAnsi" w:hAnsiTheme="majorHAnsi" w:cstheme="majorHAnsi"/>
                 <w:lang w:val="fr-FR"/>
               </w:rPr>
               <w:t>Détecter si le jeu tourne sous Windows (</w:t>
@@ -3471,36 +4190,29 @@
             <w:r>
               <w:rPr>
                 <w:rStyle w:val="VerbatimChar"/>
+                <w:rFonts w:asciiTheme="majorHAnsi" w:hAnsiTheme="majorHAnsi" w:cstheme="majorHAnsi"/>
                 <w:lang w:val="fr-FR"/>
               </w:rPr>
               <w:t>os.name</w:t>
             </w:r>
             <w:r>
               <w:rPr>
+                <w:rFonts w:asciiTheme="majorHAnsi" w:hAnsiTheme="majorHAnsi" w:cstheme="majorHAnsi"/>
                 <w:lang w:val="fr-FR"/>
               </w:rPr>
               <w:t>) et vérifier qu'une sauvegarde existe (</w:t>
             </w:r>
-            <w:proofErr w:type="spellStart"/>
-            <w:proofErr w:type="gramStart"/>
             <w:r>
               <w:rPr>
                 <w:rStyle w:val="VerbatimChar"/>
+                <w:rFonts w:asciiTheme="majorHAnsi" w:hAnsiTheme="majorHAnsi" w:cstheme="majorHAnsi"/>
                 <w:lang w:val="fr-FR"/>
               </w:rPr>
-              <w:t>os.path</w:t>
-            </w:r>
-            <w:proofErr w:type="gramEnd"/>
-            <w:r>
-              <w:rPr>
-                <w:rStyle w:val="VerbatimChar"/>
-                <w:lang w:val="fr-FR"/>
-              </w:rPr>
-              <w:t>.exists</w:t>
-            </w:r>
-            <w:proofErr w:type="spellEnd"/>
-            <w:r>
-              <w:rPr>
+              <w:t>os.path.exists</w:t>
+            </w:r>
+            <w:r>
+              <w:rPr>
+                <w:rFonts w:asciiTheme="majorHAnsi" w:hAnsiTheme="majorHAnsi" w:cstheme="majorHAnsi"/>
                 <w:lang w:val="fr-FR"/>
               </w:rPr>
               <w:t>).</w:t>
@@ -3516,30 +4228,34 @@
           <w:p>
             <w:pPr>
               <w:pStyle w:val="Compact"/>
-            </w:pPr>
-            <w:proofErr w:type="spellStart"/>
+              <w:rPr>
+                <w:rFonts w:asciiTheme="majorHAnsi" w:hAnsiTheme="majorHAnsi" w:cstheme="majorHAnsi"/>
+              </w:rPr>
+            </w:pPr>
             <w:r>
               <w:rPr>
                 <w:rStyle w:val="VerbatimChar"/>
+                <w:rFonts w:asciiTheme="majorHAnsi" w:hAnsiTheme="majorHAnsi" w:cstheme="majorHAnsi"/>
               </w:rPr>
               <w:t>ctypes</w:t>
             </w:r>
-            <w:proofErr w:type="spellEnd"/>
-          </w:p>
-        </w:tc>
-        <w:tc>
-          <w:tcPr>
-            <w:tcW w:w="0" w:type="auto"/>
-          </w:tcPr>
-          <w:p>
-            <w:pPr>
-              <w:pStyle w:val="Compact"/>
-              <w:rPr>
+          </w:p>
+        </w:tc>
+        <w:tc>
+          <w:tcPr>
+            <w:tcW w:w="0" w:type="auto"/>
+          </w:tcPr>
+          <w:p>
+            <w:pPr>
+              <w:pStyle w:val="Compact"/>
+              <w:rPr>
+                <w:rFonts w:asciiTheme="majorHAnsi" w:hAnsiTheme="majorHAnsi" w:cstheme="majorHAnsi"/>
                 <w:lang w:val="fr-FR"/>
               </w:rPr>
             </w:pPr>
             <w:r>
               <w:rPr>
+                <w:rFonts w:asciiTheme="majorHAnsi" w:hAnsiTheme="majorHAnsi" w:cstheme="majorHAnsi"/>
                 <w:lang w:val="fr-FR"/>
               </w:rPr>
               <w:t>Appeler une fonction de Windows qui active les couleurs dans la console.</w:t>
@@ -3549,7 +4265,20 @@
       </w:tr>
       <w:bookmarkEnd w:id="0"/>
     </w:tbl>
-    <w:p/>
+    <w:p>
+      <w:pPr>
+        <w:rPr>
+          <w:lang w:val="fr-FR"/>
+        </w:rPr>
+      </w:pPr>
+    </w:p>
+    <w:p>
+      <w:pPr>
+        <w:rPr>
+          <w:lang w:val="fr-FR"/>
+        </w:rPr>
+      </w:pPr>
+    </w:p>
     <w:sectPr>
       <w:pgSz w:w="11906" w:h="16838"/>
       <w:pgMar w:top="1417" w:right="1134" w:bottom="1417" w:left="1134" w:header="720" w:footer="720" w:gutter="0"/>
@@ -4130,7 +4859,6 @@
   <w:style w:type="character" w:default="1" w:styleId="Policepardfaut">
     <w:name w:val="Default Paragraph Font"/>
     <w:uiPriority w:val="1"/>
-    <w:semiHidden/>
     <w:unhideWhenUsed/>
   </w:style>
   <w:style w:type="table" w:default="1" w:styleId="TableauNormal">
